--- a/doc/SIMSTRAT_V304_UserManual.docx
+++ b/doc/SIMSTRAT_V304_UserManual.docx
@@ -23,6 +23,7 @@
           <w:lang w:val="en-US"/>
         </w:rPr>
       </w:pPr>
+      <w:proofErr w:type="spellStart"/>
       <w:r>
         <w:rPr>
           <w:sz w:val="40"/>
@@ -31,6 +32,7 @@
         </w:rPr>
         <w:t>Simstrat</w:t>
       </w:r>
+      <w:proofErr w:type="spellEnd"/>
     </w:p>
     <w:p>
       <w:pPr>
@@ -1656,7 +1658,25 @@
                                 <w:szCs w:val="24"/>
                                 <w:lang w:val="en-US"/>
                               </w:rPr>
-                              <w:t>Written by Adrien Gaudard in March 2015,</w:t>
+                              <w:t xml:space="preserve">Written by Adrien </w:t>
+                            </w:r>
+                            <w:proofErr w:type="spellStart"/>
+                            <w:r>
+                              <w:rPr>
+                                <w:sz w:val="24"/>
+                                <w:szCs w:val="24"/>
+                                <w:lang w:val="en-US"/>
+                              </w:rPr>
+                              <w:t>Gaudard</w:t>
+                            </w:r>
+                            <w:proofErr w:type="spellEnd"/>
+                            <w:r>
+                              <w:rPr>
+                                <w:sz w:val="24"/>
+                                <w:szCs w:val="24"/>
+                                <w:lang w:val="en-US"/>
+                              </w:rPr>
+                              <w:t xml:space="preserve"> in March 2015,</w:t>
                             </w:r>
                           </w:p>
                           <w:p>
@@ -1815,11 +1835,13 @@
         </w:rPr>
       </w:pPr>
       <w:bookmarkStart w:id="0" w:name="_Toc97327558"/>
+      <w:proofErr w:type="spellStart"/>
       <w:r>
         <w:lastRenderedPageBreak/>
         <w:t>Introduction</w:t>
       </w:r>
       <w:bookmarkEnd w:id="0"/>
+      <w:proofErr w:type="spellEnd"/>
     </w:p>
     <w:p>
       <w:pPr>
@@ -1830,6 +1852,7 @@
           <w:lang w:val="en-US"/>
         </w:rPr>
       </w:pPr>
+      <w:proofErr w:type="spellStart"/>
       <w:r>
         <w:rPr>
           <w:sz w:val="24"/>
@@ -1838,6 +1861,7 @@
         </w:rPr>
         <w:t>Simstrat</w:t>
       </w:r>
+      <w:proofErr w:type="spellEnd"/>
       <w:r>
         <w:rPr>
           <w:sz w:val="24"/>
@@ -2052,7 +2076,25 @@
           <w:szCs w:val="24"/>
           <w:lang w:val="en-US"/>
         </w:rPr>
-        <w:t>to the paper by Goudsmit, G</w:t>
+        <w:t xml:space="preserve">to the paper by </w:t>
+      </w:r>
+      <w:proofErr w:type="spellStart"/>
+      <w:r>
+        <w:rPr>
+          <w:sz w:val="24"/>
+          <w:szCs w:val="24"/>
+          <w:lang w:val="en-US"/>
+        </w:rPr>
+        <w:t>Goudsmit</w:t>
+      </w:r>
+      <w:proofErr w:type="spellEnd"/>
+      <w:r>
+        <w:rPr>
+          <w:sz w:val="24"/>
+          <w:szCs w:val="24"/>
+          <w:lang w:val="en-US"/>
+        </w:rPr>
+        <w:t>, G</w:t>
       </w:r>
       <w:r>
         <w:rPr>
@@ -2382,7 +2424,25 @@
           <w:szCs w:val="24"/>
           <w:lang w:val="en-US"/>
         </w:rPr>
-        <w:t>, and to underestimate it during the stratified season. This is not surprising as one-dimensional models cannot account for horizontal gyres as well as two- or three-dimensional ones, and may give more energy to seich</w:t>
+        <w:t xml:space="preserve">, and to underestimate it during the stratified season. This is not surprising as one-dimensional models cannot account for horizontal gyres as well as two- or three-dimensional </w:t>
+      </w:r>
+      <w:proofErr w:type="gramStart"/>
+      <w:r>
+        <w:rPr>
+          <w:sz w:val="24"/>
+          <w:szCs w:val="24"/>
+          <w:lang w:val="en-US"/>
+        </w:rPr>
+        <w:t>ones, and</w:t>
+      </w:r>
+      <w:proofErr w:type="gramEnd"/>
+      <w:r>
+        <w:rPr>
+          <w:sz w:val="24"/>
+          <w:szCs w:val="24"/>
+          <w:lang w:val="en-US"/>
+        </w:rPr>
+        <w:t xml:space="preserve"> may give more energy to seich</w:t>
       </w:r>
       <w:r>
         <w:rPr>
@@ -2456,13 +2516,23 @@
         </w:rPr>
         <w:t xml:space="preserve"> </w:t>
       </w:r>
-      <w:r>
-        <w:rPr>
-          <w:sz w:val="24"/>
-          <w:szCs w:val="24"/>
-          <w:lang w:val="en-US"/>
-        </w:rPr>
-        <w:t xml:space="preserve">Goudsmit et al., 2002). </w:t>
+      <w:proofErr w:type="spellStart"/>
+      <w:r>
+        <w:rPr>
+          <w:sz w:val="24"/>
+          <w:szCs w:val="24"/>
+          <w:lang w:val="en-US"/>
+        </w:rPr>
+        <w:t>Goudsmit</w:t>
+      </w:r>
+      <w:proofErr w:type="spellEnd"/>
+      <w:r>
+        <w:rPr>
+          <w:sz w:val="24"/>
+          <w:szCs w:val="24"/>
+          <w:lang w:val="en-US"/>
+        </w:rPr>
+        <w:t xml:space="preserve"> et al., 2002). </w:t>
       </w:r>
       <w:r>
         <w:rPr>
@@ -2741,7 +2811,43 @@
           <w:szCs w:val="24"/>
           <w:lang w:val="en-US"/>
         </w:rPr>
-        <w:t>Implementation of a ice/snow model (based on MyLake)</w:t>
+        <w:t xml:space="preserve">Implementation of </w:t>
+      </w:r>
+      <w:proofErr w:type="gramStart"/>
+      <w:r>
+        <w:rPr>
+          <w:sz w:val="24"/>
+          <w:szCs w:val="24"/>
+          <w:lang w:val="en-US"/>
+        </w:rPr>
+        <w:t>a</w:t>
+      </w:r>
+      <w:proofErr w:type="gramEnd"/>
+      <w:r>
+        <w:rPr>
+          <w:sz w:val="24"/>
+          <w:szCs w:val="24"/>
+          <w:lang w:val="en-US"/>
+        </w:rPr>
+        <w:t xml:space="preserve"> ice/snow model (based on </w:t>
+      </w:r>
+      <w:proofErr w:type="spellStart"/>
+      <w:r>
+        <w:rPr>
+          <w:sz w:val="24"/>
+          <w:szCs w:val="24"/>
+          <w:lang w:val="en-US"/>
+        </w:rPr>
+        <w:t>MyLake</w:t>
+      </w:r>
+      <w:proofErr w:type="spellEnd"/>
+      <w:r>
+        <w:rPr>
+          <w:sz w:val="24"/>
+          <w:szCs w:val="24"/>
+          <w:lang w:val="en-US"/>
+        </w:rPr>
+        <w:t>)</w:t>
       </w:r>
     </w:p>
     <w:p>
@@ -2883,7 +2989,43 @@
           <w:szCs w:val="24"/>
           <w:lang w:val="en-US"/>
         </w:rPr>
-        <w:t>Water albedo is computed using the monthly Albedo data of Grishchenko in Cogley (1979)</w:t>
+        <w:t xml:space="preserve">Water albedo is computed using the monthly Albedo data of </w:t>
+      </w:r>
+      <w:proofErr w:type="spellStart"/>
+      <w:r>
+        <w:rPr>
+          <w:sz w:val="24"/>
+          <w:szCs w:val="24"/>
+          <w:lang w:val="en-US"/>
+        </w:rPr>
+        <w:t>Grishchenko</w:t>
+      </w:r>
+      <w:proofErr w:type="spellEnd"/>
+      <w:r>
+        <w:rPr>
+          <w:sz w:val="24"/>
+          <w:szCs w:val="24"/>
+          <w:lang w:val="en-US"/>
+        </w:rPr>
+        <w:t xml:space="preserve"> in </w:t>
+      </w:r>
+      <w:proofErr w:type="spellStart"/>
+      <w:r>
+        <w:rPr>
+          <w:sz w:val="24"/>
+          <w:szCs w:val="24"/>
+          <w:lang w:val="en-US"/>
+        </w:rPr>
+        <w:t>Cogley</w:t>
+      </w:r>
+      <w:proofErr w:type="spellEnd"/>
+      <w:r>
+        <w:rPr>
+          <w:sz w:val="24"/>
+          <w:szCs w:val="24"/>
+          <w:lang w:val="en-US"/>
+        </w:rPr>
+        <w:t xml:space="preserve"> (1979)</w:t>
       </w:r>
     </w:p>
     <w:p>
@@ -2946,7 +3088,47 @@
           <w:szCs w:val="24"/>
           <w:lang w:val="en-US"/>
         </w:rPr>
-        <w:t>Possibility to calibrate incoming short-wave and long-wave radiation separately using the scaling parameters p_sw and p_lw.</w:t>
+        <w:t xml:space="preserve">Possibility to calibrate incoming short-wave and long-wave radiation separately using the scaling parameters </w:t>
+      </w:r>
+      <w:proofErr w:type="spellStart"/>
+      <w:r>
+        <w:rPr>
+          <w:rFonts w:cs="Calibri"/>
+          <w:sz w:val="24"/>
+          <w:szCs w:val="24"/>
+          <w:lang w:val="en-US"/>
+        </w:rPr>
+        <w:t>p_sw</w:t>
+      </w:r>
+      <w:proofErr w:type="spellEnd"/>
+      <w:r>
+        <w:rPr>
+          <w:rFonts w:cs="Calibri"/>
+          <w:sz w:val="24"/>
+          <w:szCs w:val="24"/>
+          <w:lang w:val="en-US"/>
+        </w:rPr>
+        <w:t xml:space="preserve"> and </w:t>
+      </w:r>
+      <w:proofErr w:type="spellStart"/>
+      <w:r>
+        <w:rPr>
+          <w:rFonts w:cs="Calibri"/>
+          <w:sz w:val="24"/>
+          <w:szCs w:val="24"/>
+          <w:lang w:val="en-US"/>
+        </w:rPr>
+        <w:t>p_lw</w:t>
+      </w:r>
+      <w:proofErr w:type="spellEnd"/>
+      <w:r>
+        <w:rPr>
+          <w:rFonts w:cs="Calibri"/>
+          <w:sz w:val="24"/>
+          <w:szCs w:val="24"/>
+          <w:lang w:val="en-US"/>
+        </w:rPr>
+        <w:t>.</w:t>
       </w:r>
     </w:p>
     <w:p>
@@ -3010,7 +3192,25 @@
           <w:szCs w:val="24"/>
           <w:lang w:val="en-US"/>
         </w:rPr>
-        <w:t>simulation from a previously stored “snapshot” of the model. No need to run the whole model again from the very beginning for frequently updated simulations based on new meteo data for example.</w:t>
+        <w:t xml:space="preserve">simulation from a previously stored “snapshot” of the model. No need to run the whole model again from the very beginning for frequently updated simulations based on new </w:t>
+      </w:r>
+      <w:proofErr w:type="spellStart"/>
+      <w:r>
+        <w:rPr>
+          <w:sz w:val="24"/>
+          <w:szCs w:val="24"/>
+          <w:lang w:val="en-US"/>
+        </w:rPr>
+        <w:t>meteo</w:t>
+      </w:r>
+      <w:proofErr w:type="spellEnd"/>
+      <w:r>
+        <w:rPr>
+          <w:sz w:val="24"/>
+          <w:szCs w:val="24"/>
+          <w:lang w:val="en-US"/>
+        </w:rPr>
+        <w:t xml:space="preserve"> data for example.</w:t>
       </w:r>
     </w:p>
     <w:p>
@@ -3193,7 +3393,25 @@
           <w:szCs w:val="24"/>
           <w:lang w:val="en-US"/>
         </w:rPr>
-        <w:t>Correct transfer of solar radiation from Simstrat to AED2</w:t>
+        <w:t xml:space="preserve">Correct transfer of solar radiation from </w:t>
+      </w:r>
+      <w:proofErr w:type="spellStart"/>
+      <w:r>
+        <w:rPr>
+          <w:sz w:val="24"/>
+          <w:szCs w:val="24"/>
+          <w:lang w:val="en-US"/>
+        </w:rPr>
+        <w:t>Simstrat</w:t>
+      </w:r>
+      <w:proofErr w:type="spellEnd"/>
+      <w:r>
+        <w:rPr>
+          <w:sz w:val="24"/>
+          <w:szCs w:val="24"/>
+          <w:lang w:val="en-US"/>
+        </w:rPr>
+        <w:t xml:space="preserve"> to AED2</w:t>
       </w:r>
     </w:p>
     <w:p>
@@ -3426,7 +3644,25 @@
           <w:szCs w:val="24"/>
           <w:lang w:val="en-US"/>
         </w:rPr>
-        <w:t>Deleted option “PressureGradients”:</w:t>
+        <w:t>Deleted option “</w:t>
+      </w:r>
+      <w:proofErr w:type="spellStart"/>
+      <w:r>
+        <w:rPr>
+          <w:sz w:val="24"/>
+          <w:szCs w:val="24"/>
+          <w:lang w:val="en-US"/>
+        </w:rPr>
+        <w:t>PressureGradients</w:t>
+      </w:r>
+      <w:proofErr w:type="spellEnd"/>
+      <w:r>
+        <w:rPr>
+          <w:sz w:val="24"/>
+          <w:szCs w:val="24"/>
+          <w:lang w:val="en-US"/>
+        </w:rPr>
+        <w:t>”:</w:t>
       </w:r>
     </w:p>
     <w:p>
@@ -3442,21 +3678,49 @@
           <w:lang w:val="en-US"/>
         </w:rPr>
       </w:pPr>
-      <w:r>
-        <w:rPr>
-          <w:sz w:val="24"/>
-          <w:szCs w:val="24"/>
-          <w:lang w:val="en-US"/>
-        </w:rPr>
-        <w:t>PressureGradients = 1: the method according to Svensson, 1978 was not correctly implemented and therefore deleted (see the correspo</w:t>
-      </w:r>
-      <w:r>
-        <w:rPr>
-          <w:sz w:val="24"/>
-          <w:szCs w:val="24"/>
-          <w:lang w:val="en-US"/>
-        </w:rPr>
-        <w:t>nding issue on github for more d</w:t>
+      <w:proofErr w:type="spellStart"/>
+      <w:r>
+        <w:rPr>
+          <w:sz w:val="24"/>
+          <w:szCs w:val="24"/>
+          <w:lang w:val="en-US"/>
+        </w:rPr>
+        <w:t>PressureGradients</w:t>
+      </w:r>
+      <w:proofErr w:type="spellEnd"/>
+      <w:r>
+        <w:rPr>
+          <w:sz w:val="24"/>
+          <w:szCs w:val="24"/>
+          <w:lang w:val="en-US"/>
+        </w:rPr>
+        <w:t xml:space="preserve"> = 1: the method according to Svensson, 1978 was not correctly implemented and therefore deleted (see the correspo</w:t>
+      </w:r>
+      <w:r>
+        <w:rPr>
+          <w:sz w:val="24"/>
+          <w:szCs w:val="24"/>
+          <w:lang w:val="en-US"/>
+        </w:rPr>
+        <w:t xml:space="preserve">nding issue on </w:t>
+      </w:r>
+      <w:proofErr w:type="spellStart"/>
+      <w:r>
+        <w:rPr>
+          <w:sz w:val="24"/>
+          <w:szCs w:val="24"/>
+          <w:lang w:val="en-US"/>
+        </w:rPr>
+        <w:t>github</w:t>
+      </w:r>
+      <w:proofErr w:type="spellEnd"/>
+      <w:r>
+        <w:rPr>
+          <w:sz w:val="24"/>
+          <w:szCs w:val="24"/>
+          <w:lang w:val="en-US"/>
+        </w:rPr>
+        <w:t xml:space="preserve"> for more d</w:t>
       </w:r>
       <w:r>
         <w:rPr>
@@ -3480,13 +3744,23 @@
           <w:lang w:val="en-US"/>
         </w:rPr>
       </w:pPr>
-      <w:r>
-        <w:rPr>
-          <w:sz w:val="24"/>
-          <w:szCs w:val="24"/>
-          <w:lang w:val="en-US"/>
-        </w:rPr>
-        <w:t xml:space="preserve">PressureGradients = 2: this </w:t>
+      <w:proofErr w:type="spellStart"/>
+      <w:r>
+        <w:rPr>
+          <w:sz w:val="24"/>
+          <w:szCs w:val="24"/>
+          <w:lang w:val="en-US"/>
+        </w:rPr>
+        <w:t>PressureGradients</w:t>
+      </w:r>
+      <w:proofErr w:type="spellEnd"/>
+      <w:r>
+        <w:rPr>
+          <w:sz w:val="24"/>
+          <w:szCs w:val="24"/>
+          <w:lang w:val="en-US"/>
+        </w:rPr>
+        <w:t xml:space="preserve"> = 2: this </w:t>
       </w:r>
       <w:r>
         <w:rPr>
@@ -3502,7 +3776,25 @@
           <w:szCs w:val="24"/>
           <w:lang w:val="en-US"/>
         </w:rPr>
-        <w:t xml:space="preserve">is actually not about pressure gradients, but adds bottom friction to the </w:t>
+        <w:t xml:space="preserve">is actually not about pressure </w:t>
+      </w:r>
+      <w:proofErr w:type="gramStart"/>
+      <w:r>
+        <w:rPr>
+          <w:sz w:val="24"/>
+          <w:szCs w:val="24"/>
+          <w:lang w:val="en-US"/>
+        </w:rPr>
+        <w:t>gradients, but</w:t>
+      </w:r>
+      <w:proofErr w:type="gramEnd"/>
+      <w:r>
+        <w:rPr>
+          <w:sz w:val="24"/>
+          <w:szCs w:val="24"/>
+          <w:lang w:val="en-US"/>
+        </w:rPr>
+        <w:t xml:space="preserve"> adds bottom friction to the </w:t>
       </w:r>
       <w:r>
         <w:rPr>
@@ -3526,7 +3818,25 @@
           <w:szCs w:val="24"/>
           <w:lang w:val="en-US"/>
         </w:rPr>
-        <w:t>ed by setting BottomFriction = True</w:t>
+        <w:t xml:space="preserve">ed by setting </w:t>
+      </w:r>
+      <w:proofErr w:type="spellStart"/>
+      <w:r>
+        <w:rPr>
+          <w:sz w:val="24"/>
+          <w:szCs w:val="24"/>
+          <w:lang w:val="en-US"/>
+        </w:rPr>
+        <w:t>BottomFriction</w:t>
+      </w:r>
+      <w:proofErr w:type="spellEnd"/>
+      <w:r>
+        <w:rPr>
+          <w:sz w:val="24"/>
+          <w:szCs w:val="24"/>
+          <w:lang w:val="en-US"/>
+        </w:rPr>
+        <w:t xml:space="preserve"> = True</w:t>
       </w:r>
       <w:r>
         <w:rPr>
@@ -3578,7 +3888,25 @@
           <w:szCs w:val="24"/>
           <w:lang w:val="en-US"/>
         </w:rPr>
-        <w:t>Changed cloud correction algorithm for estimation of incoming longwave radiation from Unsworth to Crawford (see Flerchinger et al. (2009) for a comparison).</w:t>
+        <w:t xml:space="preserve">Changed cloud correction algorithm for estimation of incoming longwave radiation from Unsworth to Crawford (see </w:t>
+      </w:r>
+      <w:proofErr w:type="spellStart"/>
+      <w:r>
+        <w:rPr>
+          <w:sz w:val="24"/>
+          <w:szCs w:val="24"/>
+          <w:lang w:val="en-US"/>
+        </w:rPr>
+        <w:t>Flerchinger</w:t>
+      </w:r>
+      <w:proofErr w:type="spellEnd"/>
+      <w:r>
+        <w:rPr>
+          <w:sz w:val="24"/>
+          <w:szCs w:val="24"/>
+          <w:lang w:val="en-US"/>
+        </w:rPr>
+        <w:t xml:space="preserve"> et al. (2009) for a comparison).</w:t>
       </w:r>
     </w:p>
     <w:p>
@@ -3710,7 +4038,25 @@
           <w:szCs w:val="24"/>
           <w:lang w:val="en-US"/>
         </w:rPr>
-        <w:t>Link Simstrat to forked version of AED2 and add the gas exchange equation of Cole &amp; Caraco (1998): this equation has a lower limit for gas exchange which seems more realistic for lakes, which are usually wind-sheltered</w:t>
+        <w:t xml:space="preserve">Link </w:t>
+      </w:r>
+      <w:proofErr w:type="spellStart"/>
+      <w:r>
+        <w:rPr>
+          <w:sz w:val="24"/>
+          <w:szCs w:val="24"/>
+          <w:lang w:val="en-US"/>
+        </w:rPr>
+        <w:t>Simstrat</w:t>
+      </w:r>
+      <w:proofErr w:type="spellEnd"/>
+      <w:r>
+        <w:rPr>
+          <w:sz w:val="24"/>
+          <w:szCs w:val="24"/>
+          <w:lang w:val="en-US"/>
+        </w:rPr>
+        <w:t xml:space="preserve"> to forked version of AED2 and add the gas exchange equation of Cole &amp; Caraco (1998): this equation has a lower limit for gas exchange which seems more realistic for lakes, which are usually wind-sheltered</w:t>
       </w:r>
     </w:p>
     <w:p>
@@ -3776,7 +4122,25 @@
           <w:szCs w:val="24"/>
           <w:lang w:val="en-US"/>
         </w:rPr>
-        <w:t>Bugfix in case inflow_mode = 0</w:t>
+        <w:t xml:space="preserve">Bugfix in case </w:t>
+      </w:r>
+      <w:proofErr w:type="spellStart"/>
+      <w:r>
+        <w:rPr>
+          <w:sz w:val="24"/>
+          <w:szCs w:val="24"/>
+          <w:lang w:val="en-US"/>
+        </w:rPr>
+        <w:t>inflow_mode</w:t>
+      </w:r>
+      <w:proofErr w:type="spellEnd"/>
+      <w:r>
+        <w:rPr>
+          <w:sz w:val="24"/>
+          <w:szCs w:val="24"/>
+          <w:lang w:val="en-US"/>
+        </w:rPr>
+        <w:t xml:space="preserve"> = 0</w:t>
       </w:r>
     </w:p>
     <w:p>
@@ -4003,16 +4367,72 @@
           <w:szCs w:val="24"/>
           <w:lang w:val="en-US"/>
         </w:rPr>
-        <w:t>Addition of ice_albedo, snow_albedo and beta_snowice</w:t>
-      </w:r>
-      <w:r>
-        <w:rPr>
-          <w:sz w:val="24"/>
-          <w:szCs w:val="24"/>
-          <w:lang w:val="en-US"/>
-        </w:rPr>
-        <w:t xml:space="preserve"> in ModelParameters</w:t>
-      </w:r>
+        <w:t xml:space="preserve">Addition of </w:t>
+      </w:r>
+      <w:proofErr w:type="spellStart"/>
+      <w:r>
+        <w:rPr>
+          <w:sz w:val="24"/>
+          <w:szCs w:val="24"/>
+          <w:lang w:val="en-US"/>
+        </w:rPr>
+        <w:t>ice_albedo</w:t>
+      </w:r>
+      <w:proofErr w:type="spellEnd"/>
+      <w:r>
+        <w:rPr>
+          <w:sz w:val="24"/>
+          <w:szCs w:val="24"/>
+          <w:lang w:val="en-US"/>
+        </w:rPr>
+        <w:t xml:space="preserve">, </w:t>
+      </w:r>
+      <w:proofErr w:type="spellStart"/>
+      <w:r>
+        <w:rPr>
+          <w:sz w:val="24"/>
+          <w:szCs w:val="24"/>
+          <w:lang w:val="en-US"/>
+        </w:rPr>
+        <w:t>snow_albedo</w:t>
+      </w:r>
+      <w:proofErr w:type="spellEnd"/>
+      <w:r>
+        <w:rPr>
+          <w:sz w:val="24"/>
+          <w:szCs w:val="24"/>
+          <w:lang w:val="en-US"/>
+        </w:rPr>
+        <w:t xml:space="preserve"> and </w:t>
+      </w:r>
+      <w:proofErr w:type="spellStart"/>
+      <w:r>
+        <w:rPr>
+          <w:sz w:val="24"/>
+          <w:szCs w:val="24"/>
+          <w:lang w:val="en-US"/>
+        </w:rPr>
+        <w:t>beta_snowice</w:t>
+      </w:r>
+      <w:proofErr w:type="spellEnd"/>
+      <w:r>
+        <w:rPr>
+          <w:sz w:val="24"/>
+          <w:szCs w:val="24"/>
+          <w:lang w:val="en-US"/>
+        </w:rPr>
+        <w:t xml:space="preserve"> in </w:t>
+      </w:r>
+      <w:proofErr w:type="spellStart"/>
+      <w:r>
+        <w:rPr>
+          <w:sz w:val="24"/>
+          <w:szCs w:val="24"/>
+          <w:lang w:val="en-US"/>
+        </w:rPr>
+        <w:t>ModelParameters</w:t>
+      </w:r>
+      <w:proofErr w:type="spellEnd"/>
     </w:p>
     <w:p>
       <w:pPr>
@@ -4033,8 +4453,54 @@
           <w:szCs w:val="24"/>
           <w:lang w:val="en-US"/>
         </w:rPr>
-        <w:t>Addition of switches for IceModel and SnowModel in ModelConfig</w:t>
-      </w:r>
+        <w:t xml:space="preserve">Addition of switches for </w:t>
+      </w:r>
+      <w:proofErr w:type="spellStart"/>
+      <w:r>
+        <w:rPr>
+          <w:sz w:val="24"/>
+          <w:szCs w:val="24"/>
+          <w:lang w:val="en-US"/>
+        </w:rPr>
+        <w:t>IceModel</w:t>
+      </w:r>
+      <w:proofErr w:type="spellEnd"/>
+      <w:r>
+        <w:rPr>
+          <w:sz w:val="24"/>
+          <w:szCs w:val="24"/>
+          <w:lang w:val="en-US"/>
+        </w:rPr>
+        <w:t xml:space="preserve"> and </w:t>
+      </w:r>
+      <w:proofErr w:type="spellStart"/>
+      <w:r>
+        <w:rPr>
+          <w:sz w:val="24"/>
+          <w:szCs w:val="24"/>
+          <w:lang w:val="en-US"/>
+        </w:rPr>
+        <w:t>SnowModel</w:t>
+      </w:r>
+      <w:proofErr w:type="spellEnd"/>
+      <w:r>
+        <w:rPr>
+          <w:sz w:val="24"/>
+          <w:szCs w:val="24"/>
+          <w:lang w:val="en-US"/>
+        </w:rPr>
+        <w:t xml:space="preserve"> in </w:t>
+      </w:r>
+      <w:proofErr w:type="spellStart"/>
+      <w:r>
+        <w:rPr>
+          <w:sz w:val="24"/>
+          <w:szCs w:val="24"/>
+          <w:lang w:val="en-US"/>
+        </w:rPr>
+        <w:t>ModelConfig</w:t>
+      </w:r>
+      <w:proofErr w:type="spellEnd"/>
     </w:p>
     <w:p>
       <w:pPr>
@@ -4081,7 +4547,25 @@
           <w:szCs w:val="24"/>
           <w:lang w:val="en-US"/>
         </w:rPr>
-        <w:t>The ice/snow parameters are now defined in the model itself (strat_consts.F90) instead of the config file</w:t>
+        <w:t>The ice/snow parameters are now defined in the model itself (strat_</w:t>
+      </w:r>
+      <w:proofErr w:type="gramStart"/>
+      <w:r>
+        <w:rPr>
+          <w:sz w:val="24"/>
+          <w:szCs w:val="24"/>
+          <w:lang w:val="en-US"/>
+        </w:rPr>
+        <w:t>consts.F</w:t>
+      </w:r>
+      <w:proofErr w:type="gramEnd"/>
+      <w:r>
+        <w:rPr>
+          <w:sz w:val="24"/>
+          <w:szCs w:val="24"/>
+          <w:lang w:val="en-US"/>
+        </w:rPr>
+        <w:t>90) instead of the config file</w:t>
       </w:r>
     </w:p>
     <w:p>
@@ -4168,7 +4652,79 @@
           <w:szCs w:val="24"/>
           <w:lang w:val="en-US"/>
         </w:rPr>
-        <w:t>parameters beta_sol (absorption of heat at the water surface), wat_albedo (user defined albedo of water), p_albedo (scaling factor for ice and snow albedo), freez_temp and snow temp are back in the configuration file</w:t>
+        <w:t xml:space="preserve">parameters </w:t>
+      </w:r>
+      <w:proofErr w:type="spellStart"/>
+      <w:r>
+        <w:rPr>
+          <w:sz w:val="24"/>
+          <w:szCs w:val="24"/>
+          <w:lang w:val="en-US"/>
+        </w:rPr>
+        <w:t>beta_sol</w:t>
+      </w:r>
+      <w:proofErr w:type="spellEnd"/>
+      <w:r>
+        <w:rPr>
+          <w:sz w:val="24"/>
+          <w:szCs w:val="24"/>
+          <w:lang w:val="en-US"/>
+        </w:rPr>
+        <w:t xml:space="preserve"> (absorption of heat at the water surface), </w:t>
+      </w:r>
+      <w:proofErr w:type="spellStart"/>
+      <w:r>
+        <w:rPr>
+          <w:sz w:val="24"/>
+          <w:szCs w:val="24"/>
+          <w:lang w:val="en-US"/>
+        </w:rPr>
+        <w:t>wat_albedo</w:t>
+      </w:r>
+      <w:proofErr w:type="spellEnd"/>
+      <w:r>
+        <w:rPr>
+          <w:sz w:val="24"/>
+          <w:szCs w:val="24"/>
+          <w:lang w:val="en-US"/>
+        </w:rPr>
+        <w:t xml:space="preserve"> (user defined albedo of water), </w:t>
+      </w:r>
+      <w:proofErr w:type="spellStart"/>
+      <w:r>
+        <w:rPr>
+          <w:sz w:val="24"/>
+          <w:szCs w:val="24"/>
+          <w:lang w:val="en-US"/>
+        </w:rPr>
+        <w:t>p_albedo</w:t>
+      </w:r>
+      <w:proofErr w:type="spellEnd"/>
+      <w:r>
+        <w:rPr>
+          <w:sz w:val="24"/>
+          <w:szCs w:val="24"/>
+          <w:lang w:val="en-US"/>
+        </w:rPr>
+        <w:t xml:space="preserve"> (scaling factor for ice and snow albedo), </w:t>
+      </w:r>
+      <w:proofErr w:type="spellStart"/>
+      <w:r>
+        <w:rPr>
+          <w:sz w:val="24"/>
+          <w:szCs w:val="24"/>
+          <w:lang w:val="en-US"/>
+        </w:rPr>
+        <w:t>freez_temp</w:t>
+      </w:r>
+      <w:proofErr w:type="spellEnd"/>
+      <w:r>
+        <w:rPr>
+          <w:sz w:val="24"/>
+          <w:szCs w:val="24"/>
+          <w:lang w:val="en-US"/>
+        </w:rPr>
+        <w:t xml:space="preserve"> and snow temp are back in the configuration file</w:t>
       </w:r>
     </w:p>
     <w:p>
@@ -4190,7 +4746,25 @@
           <w:szCs w:val="24"/>
           <w:lang w:val="en-US"/>
         </w:rPr>
-        <w:t>New switch called “UserDefinedWaterAlbedo” is introduced to choose either internal calculation of water albedo or a use a user-defined constant.</w:t>
+        <w:t>New switch called “</w:t>
+      </w:r>
+      <w:proofErr w:type="spellStart"/>
+      <w:r>
+        <w:rPr>
+          <w:sz w:val="24"/>
+          <w:szCs w:val="24"/>
+          <w:lang w:val="en-US"/>
+        </w:rPr>
+        <w:t>UserDefinedWaterAlbedo</w:t>
+      </w:r>
+      <w:proofErr w:type="spellEnd"/>
+      <w:r>
+        <w:rPr>
+          <w:sz w:val="24"/>
+          <w:szCs w:val="24"/>
+          <w:lang w:val="en-US"/>
+        </w:rPr>
+        <w:t>” is introduced to choose either internal calculation of water albedo or a use a user-defined constant.</w:t>
       </w:r>
     </w:p>
     <w:p>
@@ -4212,7 +4786,43 @@
           <w:szCs w:val="24"/>
           <w:lang w:val="en-US"/>
         </w:rPr>
-        <w:t>New model parameters a_seiche_w (winter seiche parameter) and strat_sumr (stratification threshold)</w:t>
+        <w:t xml:space="preserve">New model parameters </w:t>
+      </w:r>
+      <w:proofErr w:type="spellStart"/>
+      <w:r>
+        <w:rPr>
+          <w:sz w:val="24"/>
+          <w:szCs w:val="24"/>
+          <w:lang w:val="en-US"/>
+        </w:rPr>
+        <w:t>a_seiche_w</w:t>
+      </w:r>
+      <w:proofErr w:type="spellEnd"/>
+      <w:r>
+        <w:rPr>
+          <w:sz w:val="24"/>
+          <w:szCs w:val="24"/>
+          <w:lang w:val="en-US"/>
+        </w:rPr>
+        <w:t xml:space="preserve"> (winter seiche parameter) and </w:t>
+      </w:r>
+      <w:proofErr w:type="spellStart"/>
+      <w:r>
+        <w:rPr>
+          <w:sz w:val="24"/>
+          <w:szCs w:val="24"/>
+          <w:lang w:val="en-US"/>
+        </w:rPr>
+        <w:t>strat_sumr</w:t>
+      </w:r>
+      <w:proofErr w:type="spellEnd"/>
+      <w:r>
+        <w:rPr>
+          <w:sz w:val="24"/>
+          <w:szCs w:val="24"/>
+          <w:lang w:val="en-US"/>
+        </w:rPr>
+        <w:t xml:space="preserve"> (stratification threshold)</w:t>
       </w:r>
     </w:p>
     <w:p>
@@ -4236,6 +4846,7 @@
         </w:rPr>
         <w:t>New switch called “</w:t>
       </w:r>
+      <w:proofErr w:type="spellStart"/>
       <w:r>
         <w:rPr>
           <w:sz w:val="24"/>
@@ -4244,6 +4855,7 @@
         </w:rPr>
         <w:t>SplitSeicheParameter</w:t>
       </w:r>
+      <w:proofErr w:type="spellEnd"/>
       <w:r>
         <w:rPr>
           <w:sz w:val="24"/>
@@ -4280,7 +4892,43 @@
           <w:szCs w:val="24"/>
           <w:lang w:val="en-US"/>
         </w:rPr>
-        <w:t>Name change p_radin to p_lw (scaling of long-wave radiation)</w:t>
+        <w:t xml:space="preserve">Name change </w:t>
+      </w:r>
+      <w:proofErr w:type="spellStart"/>
+      <w:r>
+        <w:rPr>
+          <w:sz w:val="24"/>
+          <w:szCs w:val="24"/>
+          <w:lang w:val="en-US"/>
+        </w:rPr>
+        <w:t>p_radin</w:t>
+      </w:r>
+      <w:proofErr w:type="spellEnd"/>
+      <w:r>
+        <w:rPr>
+          <w:sz w:val="24"/>
+          <w:szCs w:val="24"/>
+          <w:lang w:val="en-US"/>
+        </w:rPr>
+        <w:t xml:space="preserve"> to </w:t>
+      </w:r>
+      <w:proofErr w:type="spellStart"/>
+      <w:r>
+        <w:rPr>
+          <w:sz w:val="24"/>
+          <w:szCs w:val="24"/>
+          <w:lang w:val="en-US"/>
+        </w:rPr>
+        <w:t>p_lw</w:t>
+      </w:r>
+      <w:proofErr w:type="spellEnd"/>
+      <w:r>
+        <w:rPr>
+          <w:sz w:val="24"/>
+          <w:szCs w:val="24"/>
+          <w:lang w:val="en-US"/>
+        </w:rPr>
+        <w:t xml:space="preserve"> (scaling of long-wave radiation)</w:t>
       </w:r>
     </w:p>
     <w:p>
@@ -4302,7 +4950,43 @@
           <w:szCs w:val="24"/>
           <w:lang w:val="en-US"/>
         </w:rPr>
-        <w:t>New Modelparameter p_sw (scaling of short-wave radiation)</w:t>
+        <w:t xml:space="preserve">New </w:t>
+      </w:r>
+      <w:proofErr w:type="spellStart"/>
+      <w:r>
+        <w:rPr>
+          <w:sz w:val="24"/>
+          <w:szCs w:val="24"/>
+          <w:lang w:val="en-US"/>
+        </w:rPr>
+        <w:t>Modelparameter</w:t>
+      </w:r>
+      <w:proofErr w:type="spellEnd"/>
+      <w:r>
+        <w:rPr>
+          <w:sz w:val="24"/>
+          <w:szCs w:val="24"/>
+          <w:lang w:val="en-US"/>
+        </w:rPr>
+        <w:t xml:space="preserve"> </w:t>
+      </w:r>
+      <w:proofErr w:type="spellStart"/>
+      <w:r>
+        <w:rPr>
+          <w:sz w:val="24"/>
+          <w:szCs w:val="24"/>
+          <w:lang w:val="en-US"/>
+        </w:rPr>
+        <w:t>p_sw</w:t>
+      </w:r>
+      <w:proofErr w:type="spellEnd"/>
+      <w:r>
+        <w:rPr>
+          <w:sz w:val="24"/>
+          <w:szCs w:val="24"/>
+          <w:lang w:val="en-US"/>
+        </w:rPr>
+        <w:t xml:space="preserve"> (scaling of short-wave radiation)</w:t>
       </w:r>
     </w:p>
     <w:p>
@@ -4394,7 +5078,43 @@
           <w:szCs w:val="24"/>
           <w:lang w:val="en-US"/>
         </w:rPr>
-        <w:t>Unused ModelParameter “k_min” is removed</w:t>
+        <w:t xml:space="preserve">Unused </w:t>
+      </w:r>
+      <w:proofErr w:type="spellStart"/>
+      <w:r>
+        <w:rPr>
+          <w:sz w:val="24"/>
+          <w:szCs w:val="24"/>
+          <w:lang w:val="en-US"/>
+        </w:rPr>
+        <w:t>ModelParameter</w:t>
+      </w:r>
+      <w:proofErr w:type="spellEnd"/>
+      <w:r>
+        <w:rPr>
+          <w:sz w:val="24"/>
+          <w:szCs w:val="24"/>
+          <w:lang w:val="en-US"/>
+        </w:rPr>
+        <w:t xml:space="preserve"> “</w:t>
+      </w:r>
+      <w:proofErr w:type="spellStart"/>
+      <w:r>
+        <w:rPr>
+          <w:sz w:val="24"/>
+          <w:szCs w:val="24"/>
+          <w:lang w:val="en-US"/>
+        </w:rPr>
+        <w:t>k_min</w:t>
+      </w:r>
+      <w:proofErr w:type="spellEnd"/>
+      <w:r>
+        <w:rPr>
+          <w:sz w:val="24"/>
+          <w:szCs w:val="24"/>
+          <w:lang w:val="en-US"/>
+        </w:rPr>
+        <w:t>” is removed</w:t>
       </w:r>
     </w:p>
     <w:p>
@@ -4464,7 +5184,143 @@
           <w:szCs w:val="24"/>
           <w:lang w:val="en-US"/>
         </w:rPr>
-        <w:t>Name change of “InflowPlacement” to “InflowMode” and addition of the option of “InflowMode”=0 which disables all inflows. This means that InflowPlacement=0 maps to InflowMode=1 and InflowPlacement=1 to InflowMode=2.</w:t>
+        <w:t>Name change of “</w:t>
+      </w:r>
+      <w:proofErr w:type="spellStart"/>
+      <w:r>
+        <w:rPr>
+          <w:sz w:val="24"/>
+          <w:szCs w:val="24"/>
+          <w:lang w:val="en-US"/>
+        </w:rPr>
+        <w:t>InflowPlacement</w:t>
+      </w:r>
+      <w:proofErr w:type="spellEnd"/>
+      <w:r>
+        <w:rPr>
+          <w:sz w:val="24"/>
+          <w:szCs w:val="24"/>
+          <w:lang w:val="en-US"/>
+        </w:rPr>
+        <w:t>” to “</w:t>
+      </w:r>
+      <w:proofErr w:type="spellStart"/>
+      <w:r>
+        <w:rPr>
+          <w:sz w:val="24"/>
+          <w:szCs w:val="24"/>
+          <w:lang w:val="en-US"/>
+        </w:rPr>
+        <w:t>InflowMode</w:t>
+      </w:r>
+      <w:proofErr w:type="spellEnd"/>
+      <w:r>
+        <w:rPr>
+          <w:sz w:val="24"/>
+          <w:szCs w:val="24"/>
+          <w:lang w:val="en-US"/>
+        </w:rPr>
+        <w:t>” and addition of the option of “</w:t>
+      </w:r>
+      <w:proofErr w:type="spellStart"/>
+      <w:proofErr w:type="gramStart"/>
+      <w:r>
+        <w:rPr>
+          <w:sz w:val="24"/>
+          <w:szCs w:val="24"/>
+          <w:lang w:val="en-US"/>
+        </w:rPr>
+        <w:t>InflowMode</w:t>
+      </w:r>
+      <w:proofErr w:type="spellEnd"/>
+      <w:r>
+        <w:rPr>
+          <w:sz w:val="24"/>
+          <w:szCs w:val="24"/>
+          <w:lang w:val="en-US"/>
+        </w:rPr>
+        <w:t>”=</w:t>
+      </w:r>
+      <w:proofErr w:type="gramEnd"/>
+      <w:r>
+        <w:rPr>
+          <w:sz w:val="24"/>
+          <w:szCs w:val="24"/>
+          <w:lang w:val="en-US"/>
+        </w:rPr>
+        <w:t xml:space="preserve">0 which disables all inflows. This means that </w:t>
+      </w:r>
+      <w:proofErr w:type="spellStart"/>
+      <w:r>
+        <w:rPr>
+          <w:sz w:val="24"/>
+          <w:szCs w:val="24"/>
+          <w:lang w:val="en-US"/>
+        </w:rPr>
+        <w:t>InflowPlacement</w:t>
+      </w:r>
+      <w:proofErr w:type="spellEnd"/>
+      <w:r>
+        <w:rPr>
+          <w:sz w:val="24"/>
+          <w:szCs w:val="24"/>
+          <w:lang w:val="en-US"/>
+        </w:rPr>
+        <w:t xml:space="preserve">=0 maps to </w:t>
+      </w:r>
+      <w:proofErr w:type="spellStart"/>
+      <w:r>
+        <w:rPr>
+          <w:sz w:val="24"/>
+          <w:szCs w:val="24"/>
+          <w:lang w:val="en-US"/>
+        </w:rPr>
+        <w:t>InflowMode</w:t>
+      </w:r>
+      <w:proofErr w:type="spellEnd"/>
+      <w:r>
+        <w:rPr>
+          <w:sz w:val="24"/>
+          <w:szCs w:val="24"/>
+          <w:lang w:val="en-US"/>
+        </w:rPr>
+        <w:t xml:space="preserve">=1 and </w:t>
+      </w:r>
+      <w:proofErr w:type="spellStart"/>
+      <w:r>
+        <w:rPr>
+          <w:sz w:val="24"/>
+          <w:szCs w:val="24"/>
+          <w:lang w:val="en-US"/>
+        </w:rPr>
+        <w:t>InflowPlacement</w:t>
+      </w:r>
+      <w:proofErr w:type="spellEnd"/>
+      <w:r>
+        <w:rPr>
+          <w:sz w:val="24"/>
+          <w:szCs w:val="24"/>
+          <w:lang w:val="en-US"/>
+        </w:rPr>
+        <w:t xml:space="preserve">=1 to </w:t>
+      </w:r>
+      <w:proofErr w:type="spellStart"/>
+      <w:r>
+        <w:rPr>
+          <w:sz w:val="24"/>
+          <w:szCs w:val="24"/>
+          <w:lang w:val="en-US"/>
+        </w:rPr>
+        <w:t>InflowMode</w:t>
+      </w:r>
+      <w:proofErr w:type="spellEnd"/>
+      <w:r>
+        <w:rPr>
+          <w:sz w:val="24"/>
+          <w:szCs w:val="24"/>
+          <w:lang w:val="en-US"/>
+        </w:rPr>
+        <w:t>=2.</w:t>
       </w:r>
     </w:p>
     <w:p>
@@ -4512,7 +5368,43 @@
           <w:szCs w:val="24"/>
           <w:lang w:val="en-US"/>
         </w:rPr>
-        <w:t>Name change p_albedo to p_sw_ice (because this scaling parameter acts on the incoming short-wave radiation on ice and not on the albedo)</w:t>
+        <w:t xml:space="preserve">Name change </w:t>
+      </w:r>
+      <w:proofErr w:type="spellStart"/>
+      <w:r>
+        <w:rPr>
+          <w:sz w:val="24"/>
+          <w:szCs w:val="24"/>
+          <w:lang w:val="en-US"/>
+        </w:rPr>
+        <w:t>p_albedo</w:t>
+      </w:r>
+      <w:proofErr w:type="spellEnd"/>
+      <w:r>
+        <w:rPr>
+          <w:sz w:val="24"/>
+          <w:szCs w:val="24"/>
+          <w:lang w:val="en-US"/>
+        </w:rPr>
+        <w:t xml:space="preserve"> to </w:t>
+      </w:r>
+      <w:proofErr w:type="spellStart"/>
+      <w:r>
+        <w:rPr>
+          <w:sz w:val="24"/>
+          <w:szCs w:val="24"/>
+          <w:lang w:val="en-US"/>
+        </w:rPr>
+        <w:t>p_sw_ice</w:t>
+      </w:r>
+      <w:proofErr w:type="spellEnd"/>
+      <w:r>
+        <w:rPr>
+          <w:sz w:val="24"/>
+          <w:szCs w:val="24"/>
+          <w:lang w:val="en-US"/>
+        </w:rPr>
+        <w:t xml:space="preserve"> (because this scaling parameter acts on the incoming short-wave radiation on ice and not on the albedo)</w:t>
       </w:r>
     </w:p>
     <w:p>
@@ -4534,8 +5426,36 @@
           <w:szCs w:val="24"/>
           <w:lang w:val="en-US"/>
         </w:rPr>
-        <w:t>Name change p_sw to p_sw_water</w:t>
-      </w:r>
+        <w:t xml:space="preserve">Name change </w:t>
+      </w:r>
+      <w:proofErr w:type="spellStart"/>
+      <w:r>
+        <w:rPr>
+          <w:sz w:val="24"/>
+          <w:szCs w:val="24"/>
+          <w:lang w:val="en-US"/>
+        </w:rPr>
+        <w:t>p_sw</w:t>
+      </w:r>
+      <w:proofErr w:type="spellEnd"/>
+      <w:r>
+        <w:rPr>
+          <w:sz w:val="24"/>
+          <w:szCs w:val="24"/>
+          <w:lang w:val="en-US"/>
+        </w:rPr>
+        <w:t xml:space="preserve"> to </w:t>
+      </w:r>
+      <w:proofErr w:type="spellStart"/>
+      <w:r>
+        <w:rPr>
+          <w:sz w:val="24"/>
+          <w:szCs w:val="24"/>
+          <w:lang w:val="en-US"/>
+        </w:rPr>
+        <w:t>p_sw_water</w:t>
+      </w:r>
+      <w:proofErr w:type="spellEnd"/>
     </w:p>
     <w:p>
       <w:pPr>
@@ -4606,6 +5526,7 @@
         </w:rPr>
         <w:t>New switch “</w:t>
       </w:r>
+      <w:proofErr w:type="spellStart"/>
       <w:r>
         <w:rPr>
           <w:sz w:val="24"/>
@@ -4614,6 +5535,7 @@
         </w:rPr>
         <w:t>OutputDiagnosticVars</w:t>
       </w:r>
+      <w:proofErr w:type="spellEnd"/>
       <w:r>
         <w:rPr>
           <w:sz w:val="24"/>
@@ -4660,6 +5582,7 @@
         </w:rPr>
         <w:t xml:space="preserve"> “</w:t>
       </w:r>
+      <w:proofErr w:type="spellStart"/>
       <w:r>
         <w:rPr>
           <w:sz w:val="24"/>
@@ -4668,6 +5591,7 @@
         </w:rPr>
         <w:t>seiche_ini</w:t>
       </w:r>
+      <w:proofErr w:type="spellEnd"/>
       <w:r>
         <w:rPr>
           <w:sz w:val="24"/>
@@ -4690,8 +5614,18 @@
           <w:szCs w:val="24"/>
           <w:lang w:val="en-US"/>
         </w:rPr>
-        <w:t>in ModelParameters</w:t>
-      </w:r>
+        <w:t xml:space="preserve">in </w:t>
+      </w:r>
+      <w:proofErr w:type="spellStart"/>
+      <w:r>
+        <w:rPr>
+          <w:sz w:val="24"/>
+          <w:szCs w:val="24"/>
+          <w:lang w:val="en-US"/>
+        </w:rPr>
+        <w:t>ModelParameters</w:t>
+      </w:r>
+      <w:proofErr w:type="spellEnd"/>
     </w:p>
     <w:p>
       <w:pPr>
@@ -4767,7 +5701,43 @@
           <w:szCs w:val="24"/>
           <w:lang w:val="en-US"/>
         </w:rPr>
-        <w:t xml:space="preserve">Deleted “PressureGradients” in ModelConfig. </w:t>
+        <w:t>Deleted “</w:t>
+      </w:r>
+      <w:proofErr w:type="spellStart"/>
+      <w:r>
+        <w:rPr>
+          <w:sz w:val="24"/>
+          <w:szCs w:val="24"/>
+          <w:lang w:val="en-US"/>
+        </w:rPr>
+        <w:t>PressureGradients</w:t>
+      </w:r>
+      <w:proofErr w:type="spellEnd"/>
+      <w:r>
+        <w:rPr>
+          <w:sz w:val="24"/>
+          <w:szCs w:val="24"/>
+          <w:lang w:val="en-US"/>
+        </w:rPr>
+        <w:t xml:space="preserve">” in </w:t>
+      </w:r>
+      <w:proofErr w:type="spellStart"/>
+      <w:r>
+        <w:rPr>
+          <w:sz w:val="24"/>
+          <w:szCs w:val="24"/>
+          <w:lang w:val="en-US"/>
+        </w:rPr>
+        <w:t>ModelConfig</w:t>
+      </w:r>
+      <w:proofErr w:type="spellEnd"/>
+      <w:r>
+        <w:rPr>
+          <w:sz w:val="24"/>
+          <w:szCs w:val="24"/>
+          <w:lang w:val="en-US"/>
+        </w:rPr>
+        <w:t xml:space="preserve">. </w:t>
       </w:r>
     </w:p>
     <w:p>
@@ -4791,21 +5761,49 @@
         </w:rPr>
         <w:t>Added “</w:t>
       </w:r>
-      <w:r>
-        <w:rPr>
-          <w:sz w:val="24"/>
-          <w:szCs w:val="24"/>
-          <w:lang w:val="en-US"/>
-        </w:rPr>
-        <w:t>BottomFriction”: if value is “true”</w:t>
-      </w:r>
-      <w:r>
-        <w:rPr>
-          <w:sz w:val="24"/>
-          <w:szCs w:val="24"/>
-          <w:lang w:val="en-US"/>
-        </w:rPr>
-        <w:t xml:space="preserve"> then bottom friction is included into the momentum equations (same as the former PressureGradients=2 option)</w:t>
+      <w:proofErr w:type="spellStart"/>
+      <w:r>
+        <w:rPr>
+          <w:sz w:val="24"/>
+          <w:szCs w:val="24"/>
+          <w:lang w:val="en-US"/>
+        </w:rPr>
+        <w:t>BottomFriction</w:t>
+      </w:r>
+      <w:proofErr w:type="spellEnd"/>
+      <w:r>
+        <w:rPr>
+          <w:sz w:val="24"/>
+          <w:szCs w:val="24"/>
+          <w:lang w:val="en-US"/>
+        </w:rPr>
+        <w:t>”: if value is “true”</w:t>
+      </w:r>
+      <w:r>
+        <w:rPr>
+          <w:sz w:val="24"/>
+          <w:szCs w:val="24"/>
+          <w:lang w:val="en-US"/>
+        </w:rPr>
+        <w:t xml:space="preserve"> then bottom friction is included into the momentum equations (same as the former </w:t>
+      </w:r>
+      <w:proofErr w:type="spellStart"/>
+      <w:r>
+        <w:rPr>
+          <w:sz w:val="24"/>
+          <w:szCs w:val="24"/>
+          <w:lang w:val="en-US"/>
+        </w:rPr>
+        <w:t>PressureGradients</w:t>
+      </w:r>
+      <w:proofErr w:type="spellEnd"/>
+      <w:r>
+        <w:rPr>
+          <w:sz w:val="24"/>
+          <w:szCs w:val="24"/>
+          <w:lang w:val="en-US"/>
+        </w:rPr>
+        <w:t>=2 option)</w:t>
       </w:r>
     </w:p>
     <w:p>
@@ -4849,7 +5847,25 @@
           <w:szCs w:val="24"/>
           <w:lang w:val="en-US"/>
         </w:rPr>
-        <w:t>New model calibration parameter “p_absorb” for scaling light absorption</w:t>
+        <w:t>New model calibration parameter “</w:t>
+      </w:r>
+      <w:proofErr w:type="spellStart"/>
+      <w:r>
+        <w:rPr>
+          <w:sz w:val="24"/>
+          <w:szCs w:val="24"/>
+          <w:lang w:val="en-US"/>
+        </w:rPr>
+        <w:t>p_absorb</w:t>
+      </w:r>
+      <w:proofErr w:type="spellEnd"/>
+      <w:r>
+        <w:rPr>
+          <w:sz w:val="24"/>
+          <w:szCs w:val="24"/>
+          <w:lang w:val="en-US"/>
+        </w:rPr>
+        <w:t>” for scaling light absorption</w:t>
       </w:r>
     </w:p>
     <w:p>
@@ -4875,41 +5891,175 @@
     </w:p>
     <w:p>
       <w:pPr>
-        <w:pStyle w:val="ListParagraph"/>
-        <w:numPr>
-          <w:ilvl w:val="0"/>
-          <w:numId w:val="20"/>
-        </w:numPr>
-        <w:rPr>
-          <w:sz w:val="24"/>
-          <w:szCs w:val="24"/>
-          <w:lang w:val="en-US"/>
-        </w:rPr>
-      </w:pPr>
-      <w:r>
-        <w:rPr>
-          <w:sz w:val="24"/>
-          <w:szCs w:val="24"/>
-          <w:lang w:val="en-US"/>
-        </w:rPr>
-        <w:t xml:space="preserve">Generally use a timestep &lt;= 5 minutes (300 seconds) </w:t>
-      </w:r>
-      <w:r>
-        <w:rPr>
-          <w:sz w:val="24"/>
-          <w:szCs w:val="24"/>
-          <w:lang w:val="en-US"/>
-        </w:rPr>
-        <w:t>if in-/outflows are present.</w:t>
+        <w:rPr>
+          <w:sz w:val="24"/>
+          <w:szCs w:val="24"/>
+          <w:u w:val="single"/>
+          <w:lang w:val="en-US"/>
+        </w:rPr>
+      </w:pPr>
+      <w:r>
+        <w:rPr>
+          <w:sz w:val="24"/>
+          <w:szCs w:val="24"/>
+          <w:u w:val="single"/>
+          <w:lang w:val="en-US"/>
+        </w:rPr>
+        <w:t>Time resolution</w:t>
       </w:r>
     </w:p>
     <w:p>
       <w:pPr>
-        <w:pStyle w:val="ListParagraph"/>
-        <w:numPr>
-          <w:ilvl w:val="0"/>
-          <w:numId w:val="20"/>
-        </w:numPr>
+        <w:rPr>
+          <w:sz w:val="24"/>
+          <w:szCs w:val="24"/>
+          <w:lang w:val="en-US"/>
+        </w:rPr>
+      </w:pPr>
+      <w:proofErr w:type="gramStart"/>
+      <w:r>
+        <w:rPr>
+          <w:sz w:val="24"/>
+          <w:szCs w:val="24"/>
+          <w:lang w:val="en-US"/>
+        </w:rPr>
+        <w:t>Generally</w:t>
+      </w:r>
+      <w:proofErr w:type="gramEnd"/>
+      <w:r>
+        <w:rPr>
+          <w:sz w:val="24"/>
+          <w:szCs w:val="24"/>
+          <w:lang w:val="en-US"/>
+        </w:rPr>
+        <w:t xml:space="preserve"> use a timestep &lt;= 5 minutes (300 seconds) </w:t>
+      </w:r>
+      <w:r>
+        <w:rPr>
+          <w:sz w:val="24"/>
+          <w:szCs w:val="24"/>
+          <w:lang w:val="en-US"/>
+        </w:rPr>
+        <w:t>if in-/outflows are present.</w:t>
+      </w:r>
+      <w:r>
+        <w:rPr>
+          <w:sz w:val="24"/>
+          <w:szCs w:val="24"/>
+          <w:lang w:val="en-US"/>
+        </w:rPr>
+        <w:t xml:space="preserve"> If the inflow is small, you may use a larger timestep, but its effect on simulation results should be tested. If no in-/outflows are present, timesteps up to 1 hour have been used.</w:t>
+      </w:r>
+    </w:p>
+    <w:p>
+      <w:pPr>
+        <w:rPr>
+          <w:sz w:val="24"/>
+          <w:szCs w:val="24"/>
+          <w:lang w:val="en-US"/>
+        </w:rPr>
+      </w:pPr>
+    </w:p>
+    <w:p>
+      <w:pPr>
+        <w:rPr>
+          <w:sz w:val="24"/>
+          <w:szCs w:val="24"/>
+          <w:u w:val="single"/>
+          <w:lang w:val="en-US"/>
+        </w:rPr>
+      </w:pPr>
+      <w:r>
+        <w:rPr>
+          <w:sz w:val="24"/>
+          <w:szCs w:val="24"/>
+          <w:u w:val="single"/>
+          <w:lang w:val="en-US"/>
+        </w:rPr>
+        <w:t>Depth resolution</w:t>
+      </w:r>
+    </w:p>
+    <w:p>
+      <w:pPr>
+        <w:rPr>
+          <w:sz w:val="24"/>
+          <w:szCs w:val="24"/>
+          <w:lang w:val="en-US"/>
+        </w:rPr>
+      </w:pPr>
+      <w:r>
+        <w:rPr>
+          <w:sz w:val="24"/>
+          <w:szCs w:val="24"/>
+          <w:lang w:val="en-US"/>
+        </w:rPr>
+        <w:t>The vertical resolution close to the surface has an impact on the depth-distribution of heat fluxes because all surface fluxes (</w:t>
+      </w:r>
+      <w:r>
+        <w:rPr>
+          <w:sz w:val="24"/>
+          <w:szCs w:val="24"/>
+          <w:lang w:val="en-US"/>
+        </w:rPr>
+        <w:t>gain and loss</w:t>
+      </w:r>
+      <w:r>
+        <w:rPr>
+          <w:sz w:val="24"/>
+          <w:szCs w:val="24"/>
+          <w:lang w:val="en-US"/>
+        </w:rPr>
+        <w:t xml:space="preserve"> of longwave radiation, sensible and latent heat, and the “</w:t>
+      </w:r>
+      <w:proofErr w:type="spellStart"/>
+      <w:r>
+        <w:rPr>
+          <w:sz w:val="24"/>
+          <w:szCs w:val="24"/>
+          <w:lang w:val="en-US"/>
+        </w:rPr>
+        <w:t>beta_sol</w:t>
+      </w:r>
+      <w:proofErr w:type="spellEnd"/>
+      <w:r>
+        <w:rPr>
+          <w:sz w:val="24"/>
+          <w:szCs w:val="24"/>
+          <w:lang w:val="en-US"/>
+        </w:rPr>
+        <w:t>” term of solar radiation) are absorbed in the uppermost water layer. If the vertical resolution is lower (larger grid cell), then this energy is distributed over a larger depth, i.e. the height of the uppermost layer. It makes therefore sense to use a higher vertical resolution close to the water surface. A vertical resolution of at least 0.5 m is recommended close to the surface. Irregular vertical resolutions can be defined using the grid input file.</w:t>
+      </w:r>
+    </w:p>
+    <w:p>
+      <w:pPr>
+        <w:rPr>
+          <w:sz w:val="24"/>
+          <w:szCs w:val="24"/>
+          <w:lang w:val="en-US"/>
+        </w:rPr>
+      </w:pPr>
+    </w:p>
+    <w:p>
+      <w:pPr>
+        <w:rPr>
+          <w:sz w:val="24"/>
+          <w:szCs w:val="24"/>
+          <w:u w:val="single"/>
+          <w:lang w:val="en-US"/>
+        </w:rPr>
+      </w:pPr>
+      <w:r>
+        <w:rPr>
+          <w:sz w:val="24"/>
+          <w:szCs w:val="24"/>
+          <w:u w:val="single"/>
+          <w:lang w:val="en-US"/>
+        </w:rPr>
+        <w:t>Lakes close to the equator</w:t>
+      </w:r>
+    </w:p>
+    <w:p>
+      <w:pPr>
         <w:rPr>
           <w:sz w:val="24"/>
           <w:szCs w:val="24"/>
@@ -4930,7 +6080,25 @@
           <w:szCs w:val="24"/>
           <w:lang w:val="en-US"/>
         </w:rPr>
-        <w:t>“BottomFriction = t</w:t>
+        <w:t>“</w:t>
+      </w:r>
+      <w:proofErr w:type="spellStart"/>
+      <w:r>
+        <w:rPr>
+          <w:sz w:val="24"/>
+          <w:szCs w:val="24"/>
+          <w:lang w:val="en-US"/>
+        </w:rPr>
+        <w:t>BottomFriction</w:t>
+      </w:r>
+      <w:proofErr w:type="spellEnd"/>
+      <w:r>
+        <w:rPr>
+          <w:sz w:val="24"/>
+          <w:szCs w:val="24"/>
+          <w:lang w:val="en-US"/>
+        </w:rPr>
+        <w:t xml:space="preserve"> = t</w:t>
       </w:r>
       <w:r>
         <w:rPr>
@@ -5041,7 +6209,25 @@
           <w:szCs w:val="24"/>
           <w:lang w:val="en-US"/>
         </w:rPr>
-        <w:t xml:space="preserve"> its executable file, and </w:t>
+        <w:t xml:space="preserve"> its executable </w:t>
+      </w:r>
+      <w:proofErr w:type="gramStart"/>
+      <w:r>
+        <w:rPr>
+          <w:sz w:val="24"/>
+          <w:szCs w:val="24"/>
+          <w:lang w:val="en-US"/>
+        </w:rPr>
+        <w:t>file, and</w:t>
+      </w:r>
+      <w:proofErr w:type="gramEnd"/>
+      <w:r>
+        <w:rPr>
+          <w:sz w:val="24"/>
+          <w:szCs w:val="24"/>
+          <w:lang w:val="en-US"/>
+        </w:rPr>
+        <w:t xml:space="preserve"> </w:t>
       </w:r>
       <w:r>
         <w:rPr>
@@ -5083,6 +6269,7 @@
         </w:rPr>
         <w:t xml:space="preserve">. The name of the parameter file can be given as first argument when calling the model executable; if nothing is given (or for example if the model is run with a double-click), then </w:t>
       </w:r>
+      <w:proofErr w:type="spellStart"/>
       <w:r>
         <w:rPr>
           <w:sz w:val="24"/>
@@ -5099,6 +6286,7 @@
         </w:rPr>
         <w:t>.par</w:t>
       </w:r>
+      <w:proofErr w:type="spellEnd"/>
       <w:r>
         <w:rPr>
           <w:sz w:val="24"/>
@@ -5476,8 +6664,17 @@
                 <w:sz w:val="24"/>
                 <w:szCs w:val="24"/>
               </w:rPr>
-              <w:t>Initial conditions</w:t>
-            </w:r>
+              <w:t xml:space="preserve">Initial </w:t>
+            </w:r>
+            <w:proofErr w:type="spellStart"/>
+            <w:r>
+              <w:rPr>
+                <w:sz w:val="24"/>
+                <w:szCs w:val="24"/>
+              </w:rPr>
+              <w:t>conditions</w:t>
+            </w:r>
+            <w:proofErr w:type="spellEnd"/>
           </w:p>
         </w:tc>
         <w:tc>
@@ -5535,6 +6732,7 @@
                 <w:szCs w:val="24"/>
               </w:rPr>
             </w:pPr>
+            <w:proofErr w:type="spellStart"/>
             <w:r>
               <w:rPr>
                 <w:sz w:val="24"/>
@@ -5542,6 +6740,7 @@
               </w:rPr>
               <w:t>Grid</w:t>
             </w:r>
+            <w:proofErr w:type="spellEnd"/>
           </w:p>
         </w:tc>
         <w:tc>
@@ -5607,6 +6806,7 @@
                 <w:szCs w:val="24"/>
               </w:rPr>
             </w:pPr>
+            <w:proofErr w:type="spellStart"/>
             <w:r>
               <w:rPr>
                 <w:sz w:val="24"/>
@@ -5614,6 +6814,7 @@
               </w:rPr>
               <w:t>Morphology</w:t>
             </w:r>
+            <w:proofErr w:type="spellEnd"/>
           </w:p>
         </w:tc>
         <w:tc>
@@ -5687,6 +6888,7 @@
                 <w:szCs w:val="24"/>
               </w:rPr>
             </w:pPr>
+            <w:proofErr w:type="spellStart"/>
             <w:r>
               <w:rPr>
                 <w:sz w:val="24"/>
@@ -5694,6 +6896,7 @@
               </w:rPr>
               <w:t>Forcing</w:t>
             </w:r>
+            <w:proofErr w:type="spellEnd"/>
           </w:p>
         </w:tc>
         <w:tc>
@@ -5855,6 +7058,7 @@
                 <w:szCs w:val="24"/>
               </w:rPr>
             </w:pPr>
+            <w:proofErr w:type="spellStart"/>
             <w:r>
               <w:rPr>
                 <w:sz w:val="24"/>
@@ -5862,6 +7066,7 @@
               </w:rPr>
               <w:t>Inflow</w:t>
             </w:r>
+            <w:proofErr w:type="spellEnd"/>
           </w:p>
         </w:tc>
         <w:tc>
@@ -5927,6 +7132,7 @@
                 <w:szCs w:val="24"/>
               </w:rPr>
             </w:pPr>
+            <w:proofErr w:type="spellStart"/>
             <w:r>
               <w:rPr>
                 <w:sz w:val="24"/>
@@ -5934,6 +7140,7 @@
               </w:rPr>
               <w:t>Outflow</w:t>
             </w:r>
+            <w:proofErr w:type="spellEnd"/>
           </w:p>
         </w:tc>
         <w:tc>
@@ -5999,13 +7206,31 @@
                 <w:szCs w:val="24"/>
               </w:rPr>
             </w:pPr>
-            <w:r>
-              <w:rPr>
-                <w:sz w:val="24"/>
-                <w:szCs w:val="24"/>
-              </w:rPr>
-              <w:t>Inflow temperature</w:t>
-            </w:r>
+            <w:proofErr w:type="spellStart"/>
+            <w:r>
+              <w:rPr>
+                <w:sz w:val="24"/>
+                <w:szCs w:val="24"/>
+              </w:rPr>
+              <w:t>Inflow</w:t>
+            </w:r>
+            <w:proofErr w:type="spellEnd"/>
+            <w:r>
+              <w:rPr>
+                <w:sz w:val="24"/>
+                <w:szCs w:val="24"/>
+              </w:rPr>
+              <w:t xml:space="preserve"> </w:t>
+            </w:r>
+            <w:proofErr w:type="spellStart"/>
+            <w:r>
+              <w:rPr>
+                <w:sz w:val="24"/>
+                <w:szCs w:val="24"/>
+              </w:rPr>
+              <w:t>temperature</w:t>
+            </w:r>
+            <w:proofErr w:type="spellEnd"/>
           </w:p>
         </w:tc>
         <w:tc>
@@ -6071,13 +7296,32 @@
                 <w:szCs w:val="24"/>
               </w:rPr>
             </w:pPr>
-            <w:r>
-              <w:rPr>
-                <w:sz w:val="24"/>
-                <w:szCs w:val="24"/>
-              </w:rPr>
-              <w:t>inflow Salinity</w:t>
-            </w:r>
+            <w:proofErr w:type="spellStart"/>
+            <w:r>
+              <w:rPr>
+                <w:sz w:val="24"/>
+                <w:szCs w:val="24"/>
+              </w:rPr>
+              <w:lastRenderedPageBreak/>
+              <w:t>inflow</w:t>
+            </w:r>
+            <w:proofErr w:type="spellEnd"/>
+            <w:r>
+              <w:rPr>
+                <w:sz w:val="24"/>
+                <w:szCs w:val="24"/>
+              </w:rPr>
+              <w:t xml:space="preserve"> </w:t>
+            </w:r>
+            <w:proofErr w:type="spellStart"/>
+            <w:r>
+              <w:rPr>
+                <w:sz w:val="24"/>
+                <w:szCs w:val="24"/>
+              </w:rPr>
+              <w:t>Salinity</w:t>
+            </w:r>
+            <w:proofErr w:type="spellEnd"/>
           </w:p>
         </w:tc>
         <w:tc>
@@ -6296,6 +7540,7 @@
                 <w:szCs w:val="24"/>
               </w:rPr>
             </w:pPr>
+            <w:proofErr w:type="spellStart"/>
             <w:r>
               <w:rPr>
                 <w:sz w:val="24"/>
@@ -6303,6 +7548,7 @@
               </w:rPr>
               <w:t>OutputDepthReference</w:t>
             </w:r>
+            <w:proofErr w:type="spellEnd"/>
           </w:p>
         </w:tc>
         <w:tc>
@@ -6368,6 +7614,7 @@
                 <w:szCs w:val="24"/>
               </w:rPr>
             </w:pPr>
+            <w:proofErr w:type="spellStart"/>
             <w:r>
               <w:rPr>
                 <w:sz w:val="24"/>
@@ -6375,6 +7622,7 @@
               </w:rPr>
               <w:t>Depths</w:t>
             </w:r>
+            <w:proofErr w:type="spellEnd"/>
           </w:p>
         </w:tc>
         <w:tc>
@@ -6396,7 +7644,25 @@
                 <w:szCs w:val="24"/>
                 <w:lang w:val="en-US"/>
               </w:rPr>
-              <w:t xml:space="preserve">Depths at which output is written: </w:t>
+              <w:t xml:space="preserve">Depths at which output is </w:t>
+            </w:r>
+            <w:proofErr w:type="gramStart"/>
+            <w:r>
+              <w:rPr>
+                <w:sz w:val="24"/>
+                <w:szCs w:val="24"/>
+                <w:lang w:val="en-US"/>
+              </w:rPr>
+              <w:t>written:</w:t>
+            </w:r>
+            <w:proofErr w:type="gramEnd"/>
+            <w:r>
+              <w:rPr>
+                <w:sz w:val="24"/>
+                <w:szCs w:val="24"/>
+                <w:lang w:val="en-US"/>
+              </w:rPr>
+              <w:t xml:space="preserve"> </w:t>
             </w:r>
             <w:r>
               <w:rPr>
@@ -6614,7 +7880,16 @@
                 <w:szCs w:val="24"/>
                 <w:lang w:val="en-US"/>
               </w:rPr>
-              <w:t>Vector of variable names (only used if “A</w:t>
+              <w:t>Vector of variable names (only used if “</w:t>
+            </w:r>
+            <w:proofErr w:type="gramStart"/>
+            <w:r>
+              <w:rPr>
+                <w:sz w:val="24"/>
+                <w:szCs w:val="24"/>
+                <w:lang w:val="en-US"/>
+              </w:rPr>
+              <w:t>A</w:t>
             </w:r>
             <w:r>
               <w:rPr>
@@ -6638,15 +7913,42 @@
                 <w:szCs w:val="24"/>
                 <w:lang w:val="en-US"/>
               </w:rPr>
-              <w:t>=false)</w:t>
-            </w:r>
-            <w:r>
-              <w:rPr>
-                <w:sz w:val="24"/>
-                <w:szCs w:val="24"/>
-                <w:lang w:val="en-US"/>
-              </w:rPr>
-              <w:t>. Example: [“T”,”S”]</w:t>
+              <w:t>=</w:t>
+            </w:r>
+            <w:proofErr w:type="gramEnd"/>
+            <w:r>
+              <w:rPr>
+                <w:sz w:val="24"/>
+                <w:szCs w:val="24"/>
+                <w:lang w:val="en-US"/>
+              </w:rPr>
+              <w:t>false)</w:t>
+            </w:r>
+            <w:r>
+              <w:rPr>
+                <w:sz w:val="24"/>
+                <w:szCs w:val="24"/>
+                <w:lang w:val="en-US"/>
+              </w:rPr>
+              <w:t>. Example: [“T”</w:t>
+            </w:r>
+            <w:proofErr w:type="gramStart"/>
+            <w:r>
+              <w:rPr>
+                <w:sz w:val="24"/>
+                <w:szCs w:val="24"/>
+                <w:lang w:val="en-US"/>
+              </w:rPr>
+              <w:t>,”S</w:t>
+            </w:r>
+            <w:proofErr w:type="gramEnd"/>
+            <w:r>
+              <w:rPr>
+                <w:sz w:val="24"/>
+                <w:szCs w:val="24"/>
+                <w:lang w:val="en-US"/>
+              </w:rPr>
+              <w:t>”]</w:t>
             </w:r>
             <w:r>
               <w:rPr>
@@ -6692,6 +7994,7 @@
                 <w:lang w:val="en-US"/>
               </w:rPr>
             </w:pPr>
+            <w:proofErr w:type="spellStart"/>
             <w:r>
               <w:rPr>
                 <w:sz w:val="24"/>
@@ -6700,6 +8003,7 @@
               </w:rPr>
               <w:t>ModelConfig</w:t>
             </w:r>
+            <w:proofErr w:type="spellEnd"/>
           </w:p>
         </w:tc>
         <w:tc>
@@ -6752,6 +8056,7 @@
                 <w:lang w:val="en-US"/>
               </w:rPr>
             </w:pPr>
+            <w:proofErr w:type="spellStart"/>
             <w:r>
               <w:rPr>
                 <w:sz w:val="24"/>
@@ -6760,6 +8065,7 @@
               </w:rPr>
               <w:t>MaxLengthInputData</w:t>
             </w:r>
+            <w:proofErr w:type="spellEnd"/>
           </w:p>
         </w:tc>
         <w:tc>
@@ -6825,6 +8131,7 @@
                 <w:szCs w:val="24"/>
               </w:rPr>
             </w:pPr>
+            <w:proofErr w:type="spellStart"/>
             <w:r>
               <w:rPr>
                 <w:sz w:val="24"/>
@@ -6833,6 +8140,7 @@
               </w:rPr>
               <w:t>CoupleAED</w:t>
             </w:r>
+            <w:proofErr w:type="spellEnd"/>
             <w:r>
               <w:rPr>
                 <w:sz w:val="24"/>
@@ -6953,6 +8261,7 @@
                 <w:szCs w:val="24"/>
               </w:rPr>
             </w:pPr>
+            <w:proofErr w:type="spellStart"/>
             <w:r>
               <w:rPr>
                 <w:sz w:val="24"/>
@@ -6960,6 +8269,7 @@
               </w:rPr>
               <w:t>TurbulenceModel</w:t>
             </w:r>
+            <w:proofErr w:type="spellEnd"/>
           </w:p>
         </w:tc>
         <w:tc>
@@ -6975,14 +8285,25 @@
                 <w:lang w:val="en-US"/>
               </w:rPr>
             </w:pPr>
-            <w:r>
-              <w:rPr>
-                <w:sz w:val="24"/>
-                <w:szCs w:val="24"/>
-                <w:lang w:val="en-US"/>
-              </w:rPr>
-              <w:t>1:k-</w:t>
-            </w:r>
+            <w:proofErr w:type="gramStart"/>
+            <w:r>
+              <w:rPr>
+                <w:sz w:val="24"/>
+                <w:szCs w:val="24"/>
+                <w:lang w:val="en-US"/>
+              </w:rPr>
+              <w:t>1:k</w:t>
+            </w:r>
+            <w:proofErr w:type="gramEnd"/>
+            <w:r>
+              <w:rPr>
+                <w:sz w:val="24"/>
+                <w:szCs w:val="24"/>
+                <w:lang w:val="en-US"/>
+              </w:rPr>
+              <w:t>-</w:t>
+            </w:r>
+            <w:proofErr w:type="spellStart"/>
             <w:r>
               <w:rPr>
                 <w:sz w:val="24"/>
@@ -6990,6 +8311,7 @@
               </w:rPr>
               <w:t>epsilon</w:t>
             </w:r>
+            <w:proofErr w:type="spellEnd"/>
             <w:r>
               <w:rPr>
                 <w:sz w:val="24"/>
@@ -7048,14 +8370,15 @@
                 <w:szCs w:val="24"/>
               </w:rPr>
             </w:pPr>
-            <w:r>
-              <w:rPr>
-                <w:sz w:val="24"/>
-                <w:szCs w:val="24"/>
-              </w:rPr>
-              <w:lastRenderedPageBreak/>
+            <w:proofErr w:type="spellStart"/>
+            <w:r>
+              <w:rPr>
+                <w:sz w:val="24"/>
+                <w:szCs w:val="24"/>
+              </w:rPr>
               <w:t>SplitSeicheParameter</w:t>
             </w:r>
+            <w:proofErr w:type="spellEnd"/>
           </w:p>
         </w:tc>
         <w:tc>
@@ -7087,6 +8410,7 @@
               </w:rPr>
               <w:t>“</w:t>
             </w:r>
+            <w:proofErr w:type="spellStart"/>
             <w:r>
               <w:rPr>
                 <w:sz w:val="24"/>
@@ -7095,6 +8419,7 @@
               </w:rPr>
               <w:t>a_seiche</w:t>
             </w:r>
+            <w:proofErr w:type="spellEnd"/>
             <w:r>
               <w:rPr>
                 <w:sz w:val="24"/>
@@ -7126,7 +8451,25 @@
                 <w:szCs w:val="24"/>
                 <w:lang w:val="en-US"/>
               </w:rPr>
-              <w:t xml:space="preserve"> exceeds “strat_sumr” and </w:t>
+              <w:t xml:space="preserve"> exceeds “</w:t>
+            </w:r>
+            <w:proofErr w:type="spellStart"/>
+            <w:r>
+              <w:rPr>
+                <w:sz w:val="24"/>
+                <w:szCs w:val="24"/>
+                <w:lang w:val="en-US"/>
+              </w:rPr>
+              <w:t>strat_sumr</w:t>
+            </w:r>
+            <w:proofErr w:type="spellEnd"/>
+            <w:r>
+              <w:rPr>
+                <w:sz w:val="24"/>
+                <w:szCs w:val="24"/>
+                <w:lang w:val="en-US"/>
+              </w:rPr>
+              <w:t xml:space="preserve">” and </w:t>
             </w:r>
             <w:r>
               <w:rPr>
@@ -7136,6 +8479,7 @@
               </w:rPr>
               <w:t>“</w:t>
             </w:r>
+            <w:proofErr w:type="spellStart"/>
             <w:r>
               <w:rPr>
                 <w:sz w:val="24"/>
@@ -7144,6 +8488,7 @@
               </w:rPr>
               <w:t>a_seiche_w</w:t>
             </w:r>
+            <w:proofErr w:type="spellEnd"/>
             <w:r>
               <w:rPr>
                 <w:sz w:val="24"/>
@@ -7168,6 +8513,7 @@
               </w:rPr>
               <w:t>“</w:t>
             </w:r>
+            <w:proofErr w:type="spellStart"/>
             <w:r>
               <w:rPr>
                 <w:sz w:val="24"/>
@@ -7176,6 +8522,7 @@
               </w:rPr>
               <w:t>a_seiche</w:t>
             </w:r>
+            <w:proofErr w:type="spellEnd"/>
             <w:r>
               <w:rPr>
                 <w:sz w:val="24"/>
@@ -7227,6 +8574,7 @@
                 <w:szCs w:val="24"/>
               </w:rPr>
             </w:pPr>
+            <w:proofErr w:type="spellStart"/>
             <w:r>
               <w:rPr>
                 <w:sz w:val="24"/>
@@ -7234,6 +8582,7 @@
               </w:rPr>
               <w:t>StabilityFunction</w:t>
             </w:r>
+            <w:proofErr w:type="spellEnd"/>
           </w:p>
         </w:tc>
         <w:tc>
@@ -7250,13 +8599,23 @@
                 <w:lang w:val="en-US"/>
               </w:rPr>
             </w:pPr>
-            <w:r>
-              <w:rPr>
-                <w:sz w:val="24"/>
-                <w:szCs w:val="24"/>
-                <w:lang w:val="en-US"/>
-              </w:rPr>
-              <w:t>1:constant;</w:t>
+            <w:proofErr w:type="gramStart"/>
+            <w:r>
+              <w:rPr>
+                <w:sz w:val="24"/>
+                <w:szCs w:val="24"/>
+                <w:lang w:val="en-US"/>
+              </w:rPr>
+              <w:t>1:constant</w:t>
+            </w:r>
+            <w:proofErr w:type="gramEnd"/>
+            <w:r>
+              <w:rPr>
+                <w:sz w:val="24"/>
+                <w:szCs w:val="24"/>
+                <w:lang w:val="en-US"/>
+              </w:rPr>
+              <w:t>;</w:t>
             </w:r>
             <w:r>
               <w:rPr>
@@ -7309,6 +8668,7 @@
                 <w:szCs w:val="24"/>
               </w:rPr>
             </w:pPr>
+            <w:proofErr w:type="spellStart"/>
             <w:r>
               <w:rPr>
                 <w:sz w:val="24"/>
@@ -7316,6 +8676,7 @@
               </w:rPr>
               <w:t>FluxCondition</w:t>
             </w:r>
+            <w:proofErr w:type="spellEnd"/>
           </w:p>
         </w:tc>
         <w:tc>
@@ -7331,6 +8692,7 @@
                 <w:lang w:val="fr-CH"/>
               </w:rPr>
             </w:pPr>
+            <w:proofErr w:type="gramStart"/>
             <w:r>
               <w:rPr>
                 <w:sz w:val="24"/>
@@ -7345,7 +8707,16 @@
                 <w:szCs w:val="24"/>
                 <w:lang w:val="fr-CH"/>
               </w:rPr>
-              <w:t>:Dirichlet condition ;</w:t>
+              <w:t>:Dirichlet</w:t>
+            </w:r>
+            <w:proofErr w:type="gramEnd"/>
+            <w:r>
+              <w:rPr>
+                <w:sz w:val="24"/>
+                <w:szCs w:val="24"/>
+                <w:lang w:val="fr-CH"/>
+              </w:rPr>
+              <w:t xml:space="preserve"> condition ;</w:t>
             </w:r>
             <w:r>
               <w:rPr>
@@ -7397,6 +8768,7 @@
                 <w:szCs w:val="24"/>
               </w:rPr>
             </w:pPr>
+            <w:proofErr w:type="spellStart"/>
             <w:r>
               <w:rPr>
                 <w:sz w:val="24"/>
@@ -7404,6 +8776,7 @@
               </w:rPr>
               <w:t>Forcing</w:t>
             </w:r>
+            <w:proofErr w:type="spellEnd"/>
           </w:p>
         </w:tc>
         <w:tc>
@@ -7419,13 +8792,23 @@
                 <w:lang w:val="en-US"/>
               </w:rPr>
             </w:pPr>
-            <w:r>
-              <w:rPr>
-                <w:sz w:val="24"/>
-                <w:szCs w:val="24"/>
-                <w:lang w:val="en-US"/>
-              </w:rPr>
-              <w:t xml:space="preserve">1:Wind+Temp+SolRad, </w:t>
+            <w:proofErr w:type="gramStart"/>
+            <w:r>
+              <w:rPr>
+                <w:sz w:val="24"/>
+                <w:szCs w:val="24"/>
+                <w:lang w:val="en-US"/>
+              </w:rPr>
+              <w:t>1:Wind</w:t>
+            </w:r>
+            <w:proofErr w:type="gramEnd"/>
+            <w:r>
+              <w:rPr>
+                <w:sz w:val="24"/>
+                <w:szCs w:val="24"/>
+                <w:lang w:val="en-US"/>
+              </w:rPr>
+              <w:t xml:space="preserve">+Temp+SolRad, </w:t>
             </w:r>
           </w:p>
           <w:p>
@@ -7437,6 +8820,7 @@
                 <w:lang w:val="en-US"/>
               </w:rPr>
             </w:pPr>
+            <w:proofErr w:type="gramStart"/>
             <w:r>
               <w:rPr>
                 <w:sz w:val="24"/>
@@ -7451,6 +8835,31 @@
                 <w:szCs w:val="24"/>
                 <w:lang w:val="en-US"/>
               </w:rPr>
+              <w:t>Wind</w:t>
+            </w:r>
+            <w:proofErr w:type="gramEnd"/>
+            <w:r>
+              <w:rPr>
+                <w:sz w:val="24"/>
+                <w:szCs w:val="24"/>
+                <w:lang w:val="en-US"/>
+              </w:rPr>
+              <w:t>+Temp+SolRad+VapP</w:t>
+            </w:r>
+            <w:r>
+              <w:rPr>
+                <w:sz w:val="24"/>
+                <w:szCs w:val="24"/>
+                <w:lang w:val="en-US"/>
+              </w:rPr>
+              <w:t>, 3:</w:t>
+            </w:r>
+            <w:r>
+              <w:rPr>
+                <w:sz w:val="24"/>
+                <w:szCs w:val="24"/>
+                <w:lang w:val="en-US"/>
+              </w:rPr>
               <w:t>Wind+Temp+SolRad+VapP</w:t>
             </w:r>
             <w:r>
@@ -7459,22 +8868,6 @@
                 <w:szCs w:val="24"/>
                 <w:lang w:val="en-US"/>
               </w:rPr>
-              <w:t>, 3:</w:t>
-            </w:r>
-            <w:r>
-              <w:rPr>
-                <w:sz w:val="24"/>
-                <w:szCs w:val="24"/>
-                <w:lang w:val="en-US"/>
-              </w:rPr>
-              <w:t>Wind+Temp+SolRad+VapP</w:t>
-            </w:r>
-            <w:r>
-              <w:rPr>
-                <w:sz w:val="24"/>
-                <w:szCs w:val="24"/>
-                <w:lang w:val="en-US"/>
-              </w:rPr>
               <w:t xml:space="preserve">+Cloud, </w:t>
             </w:r>
             <w:r>
@@ -7495,13 +8888,23 @@
                 <w:lang w:val="en-US"/>
               </w:rPr>
             </w:pPr>
-            <w:r>
-              <w:rPr>
-                <w:sz w:val="24"/>
-                <w:szCs w:val="24"/>
-                <w:lang w:val="en-US"/>
-              </w:rPr>
-              <w:t>5:Wind+Temp+SolRad+VapP+Incoming_long_wave</w:t>
+            <w:proofErr w:type="gramStart"/>
+            <w:r>
+              <w:rPr>
+                <w:sz w:val="24"/>
+                <w:szCs w:val="24"/>
+                <w:lang w:val="en-US"/>
+              </w:rPr>
+              <w:t>5:Wind</w:t>
+            </w:r>
+            <w:proofErr w:type="gramEnd"/>
+            <w:r>
+              <w:rPr>
+                <w:sz w:val="24"/>
+                <w:szCs w:val="24"/>
+                <w:lang w:val="en-US"/>
+              </w:rPr>
+              <w:t>+Temp+SolRad+VapP+Incoming_long_wave</w:t>
             </w:r>
           </w:p>
         </w:tc>
@@ -7545,6 +8948,7 @@
                 <w:szCs w:val="24"/>
               </w:rPr>
             </w:pPr>
+            <w:proofErr w:type="spellStart"/>
             <w:r>
               <w:rPr>
                 <w:sz w:val="24"/>
@@ -7552,6 +8956,7 @@
               </w:rPr>
               <w:t>UserDefinedWaterAlbedo</w:t>
             </w:r>
+            <w:proofErr w:type="spellEnd"/>
           </w:p>
         </w:tc>
         <w:tc>
@@ -7581,15 +8986,51 @@
                 <w:szCs w:val="24"/>
                 <w:lang w:val="en-US"/>
               </w:rPr>
-              <w:t>internally according to Grishchenko tables</w:t>
-            </w:r>
-            <w:r>
-              <w:rPr>
-                <w:sz w:val="24"/>
-                <w:szCs w:val="24"/>
-                <w:lang w:val="en-US"/>
-              </w:rPr>
-              <w:t>; false: albedo has to be defined manually</w:t>
+              <w:t xml:space="preserve">internally according to </w:t>
+            </w:r>
+            <w:proofErr w:type="spellStart"/>
+            <w:r>
+              <w:rPr>
+                <w:sz w:val="24"/>
+                <w:szCs w:val="24"/>
+                <w:lang w:val="en-US"/>
+              </w:rPr>
+              <w:t>Grishchenko</w:t>
+            </w:r>
+            <w:proofErr w:type="spellEnd"/>
+            <w:r>
+              <w:rPr>
+                <w:sz w:val="24"/>
+                <w:szCs w:val="24"/>
+                <w:lang w:val="en-US"/>
+              </w:rPr>
+              <w:t xml:space="preserve"> tables</w:t>
+            </w:r>
+            <w:r>
+              <w:rPr>
+                <w:sz w:val="24"/>
+                <w:szCs w:val="24"/>
+                <w:lang w:val="en-US"/>
+              </w:rPr>
+              <w:t xml:space="preserve">; false: albedo </w:t>
+            </w:r>
+            <w:proofErr w:type="gramStart"/>
+            <w:r>
+              <w:rPr>
+                <w:sz w:val="24"/>
+                <w:szCs w:val="24"/>
+                <w:lang w:val="en-US"/>
+              </w:rPr>
+              <w:t>has to</w:t>
+            </w:r>
+            <w:proofErr w:type="gramEnd"/>
+            <w:r>
+              <w:rPr>
+                <w:sz w:val="24"/>
+                <w:szCs w:val="24"/>
+                <w:lang w:val="en-US"/>
+              </w:rPr>
+              <w:t xml:space="preserve"> be defined manually</w:t>
             </w:r>
             <w:r>
               <w:rPr>
@@ -7641,6 +9082,7 @@
                 <w:szCs w:val="24"/>
               </w:rPr>
             </w:pPr>
+            <w:proofErr w:type="spellStart"/>
             <w:r>
               <w:rPr>
                 <w:sz w:val="24"/>
@@ -7648,6 +9090,7 @@
               </w:rPr>
               <w:t>UseFilteredWind</w:t>
             </w:r>
+            <w:proofErr w:type="spellEnd"/>
           </w:p>
         </w:tc>
         <w:tc>
@@ -7745,6 +9188,7 @@
                 <w:szCs w:val="24"/>
               </w:rPr>
             </w:pPr>
+            <w:proofErr w:type="spellStart"/>
             <w:r>
               <w:rPr>
                 <w:sz w:val="24"/>
@@ -7752,6 +9196,7 @@
               </w:rPr>
               <w:t>SeicheNormalization</w:t>
             </w:r>
+            <w:proofErr w:type="spellEnd"/>
           </w:p>
         </w:tc>
         <w:tc>
@@ -7798,8 +9243,18 @@
                 <w:szCs w:val="24"/>
                 <w:lang w:val="en-US"/>
               </w:rPr>
-              <w:t xml:space="preserve"> 2:integral</w:t>
-            </w:r>
+              <w:t xml:space="preserve"> </w:t>
+            </w:r>
+            <w:proofErr w:type="gramStart"/>
+            <w:r>
+              <w:rPr>
+                <w:sz w:val="24"/>
+                <w:szCs w:val="24"/>
+                <w:lang w:val="en-US"/>
+              </w:rPr>
+              <w:t>2:integral</w:t>
+            </w:r>
+            <w:proofErr w:type="gramEnd"/>
           </w:p>
         </w:tc>
         <w:tc>
@@ -7842,6 +9297,7 @@
                 <w:szCs w:val="24"/>
               </w:rPr>
             </w:pPr>
+            <w:proofErr w:type="spellStart"/>
             <w:r>
               <w:rPr>
                 <w:sz w:val="24"/>
@@ -7849,6 +9305,7 @@
               </w:rPr>
               <w:t>WindDragModel</w:t>
             </w:r>
+            <w:proofErr w:type="spellEnd"/>
           </w:p>
         </w:tc>
         <w:tc>
@@ -7864,14 +9321,34 @@
                 <w:lang w:val="en-US"/>
               </w:rPr>
             </w:pPr>
-            <w:r>
-              <w:rPr>
-                <w:sz w:val="24"/>
-                <w:szCs w:val="24"/>
-                <w:lang w:val="en-US"/>
-              </w:rPr>
-              <w:t>1:lazy (constant), 2:ocean (increasing), 3:lake (Wüest and Lorke</w:t>
-            </w:r>
+            <w:proofErr w:type="gramStart"/>
+            <w:r>
+              <w:rPr>
+                <w:sz w:val="24"/>
+                <w:szCs w:val="24"/>
+                <w:lang w:val="en-US"/>
+              </w:rPr>
+              <w:t>1:lazy</w:t>
+            </w:r>
+            <w:proofErr w:type="gramEnd"/>
+            <w:r>
+              <w:rPr>
+                <w:sz w:val="24"/>
+                <w:szCs w:val="24"/>
+                <w:lang w:val="en-US"/>
+              </w:rPr>
+              <w:t xml:space="preserve"> (constant), 2:ocean (increasing), 3:lake (Wüest and </w:t>
+            </w:r>
+            <w:proofErr w:type="spellStart"/>
+            <w:r>
+              <w:rPr>
+                <w:sz w:val="24"/>
+                <w:szCs w:val="24"/>
+                <w:lang w:val="en-US"/>
+              </w:rPr>
+              <w:t>Lorke</w:t>
+            </w:r>
+            <w:proofErr w:type="spellEnd"/>
             <w:r>
               <w:rPr>
                 <w:sz w:val="24"/>
@@ -7922,6 +9399,7 @@
                 <w:szCs w:val="24"/>
               </w:rPr>
             </w:pPr>
+            <w:proofErr w:type="spellStart"/>
             <w:r>
               <w:rPr>
                 <w:sz w:val="24"/>
@@ -7936,6 +9414,7 @@
               </w:rPr>
               <w:t>Mode</w:t>
             </w:r>
+            <w:proofErr w:type="spellEnd"/>
           </w:p>
         </w:tc>
         <w:tc>
@@ -8033,6 +9512,7 @@
                 <w:szCs w:val="24"/>
               </w:rPr>
             </w:pPr>
+            <w:proofErr w:type="spellStart"/>
             <w:r>
               <w:rPr>
                 <w:sz w:val="24"/>
@@ -8040,6 +9520,7 @@
               </w:rPr>
               <w:t>BottomFriction</w:t>
             </w:r>
+            <w:proofErr w:type="spellEnd"/>
           </w:p>
         </w:tc>
         <w:tc>
@@ -8135,6 +9616,7 @@
                 <w:szCs w:val="24"/>
               </w:rPr>
             </w:pPr>
+            <w:proofErr w:type="spellStart"/>
             <w:r>
               <w:rPr>
                 <w:sz w:val="24"/>
@@ -8142,6 +9624,7 @@
               </w:rPr>
               <w:t>IceModel</w:t>
             </w:r>
+            <w:proofErr w:type="spellEnd"/>
           </w:p>
         </w:tc>
         <w:tc>
@@ -8207,6 +9690,7 @@
                 <w:szCs w:val="24"/>
               </w:rPr>
             </w:pPr>
+            <w:proofErr w:type="spellStart"/>
             <w:r>
               <w:rPr>
                 <w:sz w:val="24"/>
@@ -8214,6 +9698,7 @@
               </w:rPr>
               <w:t>SnowModel</w:t>
             </w:r>
+            <w:proofErr w:type="spellEnd"/>
           </w:p>
         </w:tc>
         <w:tc>
@@ -8245,13 +9730,23 @@
               </w:rPr>
               <w:t xml:space="preserve"> (needs </w:t>
             </w:r>
-            <w:r>
-              <w:rPr>
-                <w:sz w:val="24"/>
-                <w:szCs w:val="24"/>
-                <w:lang w:val="en-US"/>
-              </w:rPr>
-              <w:t xml:space="preserve">IceModel=1 and </w:t>
+            <w:proofErr w:type="spellStart"/>
+            <w:r>
+              <w:rPr>
+                <w:sz w:val="24"/>
+                <w:szCs w:val="24"/>
+                <w:lang w:val="en-US"/>
+              </w:rPr>
+              <w:t>IceModel</w:t>
+            </w:r>
+            <w:proofErr w:type="spellEnd"/>
+            <w:r>
+              <w:rPr>
+                <w:sz w:val="24"/>
+                <w:szCs w:val="24"/>
+                <w:lang w:val="en-US"/>
+              </w:rPr>
+              <w:t xml:space="preserve">=1 and </w:t>
             </w:r>
             <w:r>
               <w:rPr>
@@ -8416,7 +9911,25 @@
                 <w:szCs w:val="24"/>
                 <w:lang w:val="en-US"/>
               </w:rPr>
-              <w:t>Path to AED2 config file (*.nml)</w:t>
+              <w:t>Path to AED2 config file (*.</w:t>
+            </w:r>
+            <w:proofErr w:type="spellStart"/>
+            <w:r>
+              <w:rPr>
+                <w:sz w:val="24"/>
+                <w:szCs w:val="24"/>
+                <w:lang w:val="en-US"/>
+              </w:rPr>
+              <w:t>nml</w:t>
+            </w:r>
+            <w:proofErr w:type="spellEnd"/>
+            <w:r>
+              <w:rPr>
+                <w:sz w:val="24"/>
+                <w:szCs w:val="24"/>
+                <w:lang w:val="en-US"/>
+              </w:rPr>
+              <w:t>)</w:t>
             </w:r>
           </w:p>
         </w:tc>
@@ -8585,6 +10098,7 @@
                 <w:lang w:val="en-US"/>
               </w:rPr>
             </w:pPr>
+            <w:proofErr w:type="spellStart"/>
             <w:r>
               <w:rPr>
                 <w:sz w:val="24"/>
@@ -8593,6 +10107,7 @@
               </w:rPr>
               <w:t>ParticleMobility</w:t>
             </w:r>
+            <w:proofErr w:type="spellEnd"/>
           </w:p>
         </w:tc>
         <w:tc>
@@ -8659,14 +10174,17 @@
                 <w:lang w:val="en-US"/>
               </w:rPr>
             </w:pPr>
-            <w:r>
-              <w:rPr>
-                <w:sz w:val="24"/>
-                <w:szCs w:val="24"/>
-                <w:lang w:val="en-US"/>
-              </w:rPr>
+            <w:proofErr w:type="spellStart"/>
+            <w:r>
+              <w:rPr>
+                <w:sz w:val="24"/>
+                <w:szCs w:val="24"/>
+                <w:lang w:val="en-US"/>
+              </w:rPr>
+              <w:lastRenderedPageBreak/>
               <w:t>BioshadeFeedback</w:t>
             </w:r>
+            <w:proofErr w:type="spellEnd"/>
           </w:p>
         </w:tc>
         <w:tc>
@@ -8688,7 +10206,25 @@
                 <w:szCs w:val="24"/>
                 <w:lang w:val="en-US"/>
               </w:rPr>
-              <w:t>0: off (light absorption is read from Simstrat file), 1: on (light absorption is computed in AED2)</w:t>
+              <w:t xml:space="preserve">0: off (light absorption is read from </w:t>
+            </w:r>
+            <w:proofErr w:type="spellStart"/>
+            <w:r>
+              <w:rPr>
+                <w:sz w:val="24"/>
+                <w:szCs w:val="24"/>
+                <w:lang w:val="en-US"/>
+              </w:rPr>
+              <w:t>Simstrat</w:t>
+            </w:r>
+            <w:proofErr w:type="spellEnd"/>
+            <w:r>
+              <w:rPr>
+                <w:sz w:val="24"/>
+                <w:szCs w:val="24"/>
+                <w:lang w:val="en-US"/>
+              </w:rPr>
+              <w:t xml:space="preserve"> file), 1: on (light absorption is computed in AED2)</w:t>
             </w:r>
           </w:p>
         </w:tc>
@@ -8733,6 +10269,7 @@
                 <w:lang w:val="en-US"/>
               </w:rPr>
             </w:pPr>
+            <w:proofErr w:type="spellStart"/>
             <w:r>
               <w:rPr>
                 <w:sz w:val="24"/>
@@ -8741,6 +10278,7 @@
               </w:rPr>
               <w:t>BackgroundExtinction</w:t>
             </w:r>
+            <w:proofErr w:type="spellEnd"/>
           </w:p>
         </w:tc>
         <w:tc>
@@ -8770,7 +10308,25 @@
                 <w:szCs w:val="24"/>
                 <w:lang w:val="en-US"/>
               </w:rPr>
-              <w:t xml:space="preserve">nly used if BioshadeFeedback is </w:t>
+              <w:t xml:space="preserve">nly used if </w:t>
+            </w:r>
+            <w:proofErr w:type="spellStart"/>
+            <w:r>
+              <w:rPr>
+                <w:sz w:val="24"/>
+                <w:szCs w:val="24"/>
+                <w:lang w:val="en-US"/>
+              </w:rPr>
+              <w:t>BioshadeFeedback</w:t>
+            </w:r>
+            <w:proofErr w:type="spellEnd"/>
+            <w:r>
+              <w:rPr>
+                <w:sz w:val="24"/>
+                <w:szCs w:val="24"/>
+                <w:lang w:val="en-US"/>
+              </w:rPr>
+              <w:t xml:space="preserve"> is </w:t>
             </w:r>
             <w:r>
               <w:rPr>
@@ -8839,6 +10395,7 @@
                 <w:lang w:val="en-US"/>
               </w:rPr>
             </w:pPr>
+            <w:proofErr w:type="spellStart"/>
             <w:r>
               <w:rPr>
                 <w:sz w:val="24"/>
@@ -8847,6 +10404,7 @@
               </w:rPr>
               <w:t>BenthicMode</w:t>
             </w:r>
+            <w:proofErr w:type="spellEnd"/>
           </w:p>
         </w:tc>
         <w:tc>
@@ -8868,7 +10426,25 @@
                 <w:szCs w:val="24"/>
                 <w:lang w:val="en-US"/>
               </w:rPr>
-              <w:t>0: Only bottom most layer interacts with sediment, 1: flancs also interact with sediment (but sediment con</w:t>
+              <w:t xml:space="preserve">0: Only bottom most layer interacts with sediment, 1: </w:t>
+            </w:r>
+            <w:proofErr w:type="spellStart"/>
+            <w:r>
+              <w:rPr>
+                <w:sz w:val="24"/>
+                <w:szCs w:val="24"/>
+                <w:lang w:val="en-US"/>
+              </w:rPr>
+              <w:t>flancs</w:t>
+            </w:r>
+            <w:proofErr w:type="spellEnd"/>
+            <w:r>
+              <w:rPr>
+                <w:sz w:val="24"/>
+                <w:szCs w:val="24"/>
+                <w:lang w:val="en-US"/>
+              </w:rPr>
+              <w:t xml:space="preserve"> also interact with sediment (but sediment con</w:t>
             </w:r>
             <w:r>
               <w:rPr>
@@ -8921,6 +10497,7 @@
                 <w:lang w:val="en-US"/>
               </w:rPr>
             </w:pPr>
+            <w:proofErr w:type="spellStart"/>
             <w:r>
               <w:rPr>
                 <w:sz w:val="24"/>
@@ -8929,6 +10506,7 @@
               </w:rPr>
               <w:t>OutputDiagnosticVars</w:t>
             </w:r>
+            <w:proofErr w:type="spellEnd"/>
           </w:p>
         </w:tc>
         <w:tc>
@@ -9265,7 +10843,25 @@
                 <w:szCs w:val="24"/>
                 <w:lang w:val="en-US"/>
               </w:rPr>
-              <w:t xml:space="preserve">Simulation start in </w:t>
+              <w:t xml:space="preserve">Simulation </w:t>
+            </w:r>
+            <w:proofErr w:type="gramStart"/>
+            <w:r>
+              <w:rPr>
+                <w:sz w:val="24"/>
+                <w:szCs w:val="24"/>
+                <w:lang w:val="en-US"/>
+              </w:rPr>
+              <w:t>start</w:t>
+            </w:r>
+            <w:proofErr w:type="gramEnd"/>
+            <w:r>
+              <w:rPr>
+                <w:sz w:val="24"/>
+                <w:szCs w:val="24"/>
+                <w:lang w:val="en-US"/>
+              </w:rPr>
+              <w:t xml:space="preserve"> in </w:t>
             </w:r>
             <w:r>
               <w:rPr>
@@ -9363,15 +10959,33 @@
                 <w:szCs w:val="24"/>
                 <w:lang w:val="en-US"/>
               </w:rPr>
-              <w:t>Simulation e</w:t>
-            </w:r>
-            <w:r>
-              <w:rPr>
-                <w:sz w:val="24"/>
-                <w:szCs w:val="24"/>
-                <w:lang w:val="en-US"/>
-              </w:rPr>
-              <w:t xml:space="preserve">nd in </w:t>
+              <w:t xml:space="preserve">Simulation </w:t>
+            </w:r>
+            <w:proofErr w:type="gramStart"/>
+            <w:r>
+              <w:rPr>
+                <w:sz w:val="24"/>
+                <w:szCs w:val="24"/>
+                <w:lang w:val="en-US"/>
+              </w:rPr>
+              <w:t>e</w:t>
+            </w:r>
+            <w:r>
+              <w:rPr>
+                <w:sz w:val="24"/>
+                <w:szCs w:val="24"/>
+                <w:lang w:val="en-US"/>
+              </w:rPr>
+              <w:t>nd</w:t>
+            </w:r>
+            <w:proofErr w:type="gramEnd"/>
+            <w:r>
+              <w:rPr>
+                <w:sz w:val="24"/>
+                <w:szCs w:val="24"/>
+                <w:lang w:val="en-US"/>
+              </w:rPr>
+              <w:t xml:space="preserve"> in </w:t>
             </w:r>
             <w:r>
               <w:rPr>
@@ -9433,6 +11047,7 @@
                 <w:lang w:val="en-US"/>
               </w:rPr>
             </w:pPr>
+            <w:proofErr w:type="spellStart"/>
             <w:r>
               <w:rPr>
                 <w:sz w:val="24"/>
@@ -9441,6 +11056,7 @@
               </w:rPr>
               <w:t>DisplaySimulation</w:t>
             </w:r>
+            <w:proofErr w:type="spellEnd"/>
           </w:p>
         </w:tc>
         <w:tc>
@@ -9479,7 +11095,25 @@
                 <w:szCs w:val="24"/>
                 <w:lang w:val="en-US"/>
               </w:rPr>
-              <w:t xml:space="preserve"> (0: off, 1:when data is saved, 2: at every iteration</w:t>
+              <w:t xml:space="preserve"> (0: off, </w:t>
+            </w:r>
+            <w:proofErr w:type="gramStart"/>
+            <w:r>
+              <w:rPr>
+                <w:sz w:val="24"/>
+                <w:szCs w:val="24"/>
+                <w:lang w:val="en-US"/>
+              </w:rPr>
+              <w:t>1:when</w:t>
+            </w:r>
+            <w:proofErr w:type="gramEnd"/>
+            <w:r>
+              <w:rPr>
+                <w:sz w:val="24"/>
+                <w:szCs w:val="24"/>
+                <w:lang w:val="en-US"/>
+              </w:rPr>
+              <w:t xml:space="preserve"> data is saved, 2: at every iteration</w:t>
             </w:r>
           </w:p>
         </w:tc>
@@ -9532,7 +11166,6 @@
                 <w:szCs w:val="24"/>
                 <w:lang w:val="en-US"/>
               </w:rPr>
-              <w:lastRenderedPageBreak/>
               <w:t>Continue from last snapshot</w:t>
             </w:r>
           </w:p>
@@ -9906,6 +11539,7 @@
                 <w:szCs w:val="24"/>
               </w:rPr>
             </w:pPr>
+            <w:proofErr w:type="spellStart"/>
             <w:r>
               <w:rPr>
                 <w:sz w:val="24"/>
@@ -9913,6 +11547,7 @@
               </w:rPr>
               <w:t>ModelParameters</w:t>
             </w:r>
+            <w:proofErr w:type="spellEnd"/>
           </w:p>
         </w:tc>
         <w:tc>
@@ -9965,6 +11600,7 @@
                 <w:szCs w:val="24"/>
               </w:rPr>
             </w:pPr>
+            <w:proofErr w:type="spellStart"/>
             <w:r>
               <w:rPr>
                 <w:sz w:val="24"/>
@@ -9972,6 +11608,7 @@
               </w:rPr>
               <w:t>lat</w:t>
             </w:r>
+            <w:proofErr w:type="spellEnd"/>
           </w:p>
         </w:tc>
         <w:tc>
@@ -10039,6 +11676,7 @@
                 <w:szCs w:val="24"/>
               </w:rPr>
             </w:pPr>
+            <w:proofErr w:type="spellStart"/>
             <w:r>
               <w:rPr>
                 <w:sz w:val="24"/>
@@ -10046,6 +11684,7 @@
               </w:rPr>
               <w:t>p_air</w:t>
             </w:r>
+            <w:proofErr w:type="spellEnd"/>
           </w:p>
         </w:tc>
         <w:tc>
@@ -10111,6 +11750,7 @@
                 <w:szCs w:val="24"/>
               </w:rPr>
             </w:pPr>
+            <w:proofErr w:type="spellStart"/>
             <w:r>
               <w:rPr>
                 <w:sz w:val="24"/>
@@ -10118,6 +11758,7 @@
               </w:rPr>
               <w:t>a_seiche</w:t>
             </w:r>
+            <w:proofErr w:type="spellEnd"/>
           </w:p>
         </w:tc>
         <w:tc>
@@ -10199,6 +11840,7 @@
                 <w:szCs w:val="24"/>
               </w:rPr>
             </w:pPr>
+            <w:proofErr w:type="spellStart"/>
             <w:r>
               <w:rPr>
                 <w:sz w:val="24"/>
@@ -10206,6 +11848,7 @@
               </w:rPr>
               <w:t>a_seiche_w</w:t>
             </w:r>
+            <w:proofErr w:type="spellEnd"/>
           </w:p>
         </w:tc>
         <w:tc>
@@ -10276,7 +11919,25 @@
                 <w:szCs w:val="24"/>
                 <w:lang w:val="en-US"/>
               </w:rPr>
-              <w:t xml:space="preserve"> &lt; strat_sumr)</w:t>
+              <w:t xml:space="preserve"> &lt; </w:t>
+            </w:r>
+            <w:proofErr w:type="spellStart"/>
+            <w:r>
+              <w:rPr>
+                <w:sz w:val="24"/>
+                <w:szCs w:val="24"/>
+                <w:lang w:val="en-US"/>
+              </w:rPr>
+              <w:t>strat_sumr</w:t>
+            </w:r>
+            <w:proofErr w:type="spellEnd"/>
+            <w:r>
+              <w:rPr>
+                <w:sz w:val="24"/>
+                <w:szCs w:val="24"/>
+                <w:lang w:val="en-US"/>
+              </w:rPr>
+              <w:t>)</w:t>
             </w:r>
           </w:p>
         </w:tc>
@@ -10320,6 +11981,7 @@
                 <w:szCs w:val="24"/>
               </w:rPr>
             </w:pPr>
+            <w:proofErr w:type="spellStart"/>
             <w:r>
               <w:rPr>
                 <w:sz w:val="24"/>
@@ -10327,6 +11989,7 @@
               </w:rPr>
               <w:t>strat_sumr</w:t>
             </w:r>
+            <w:proofErr w:type="spellEnd"/>
           </w:p>
         </w:tc>
         <w:tc>
@@ -10365,7 +12028,79 @@
                 <w:szCs w:val="24"/>
                 <w:lang w:val="en-US"/>
               </w:rPr>
-              <w:t xml:space="preserve"> &lt; strat_sumr, a_seiche_w is used instead of a_seiche (only used if SplitSeicheParameter = true)</w:t>
+              <w:t xml:space="preserve"> &lt; </w:t>
+            </w:r>
+            <w:proofErr w:type="spellStart"/>
+            <w:r>
+              <w:rPr>
+                <w:sz w:val="24"/>
+                <w:szCs w:val="24"/>
+                <w:lang w:val="en-US"/>
+              </w:rPr>
+              <w:t>strat_sumr</w:t>
+            </w:r>
+            <w:proofErr w:type="spellEnd"/>
+            <w:r>
+              <w:rPr>
+                <w:sz w:val="24"/>
+                <w:szCs w:val="24"/>
+                <w:lang w:val="en-US"/>
+              </w:rPr>
+              <w:t xml:space="preserve">, </w:t>
+            </w:r>
+            <w:proofErr w:type="spellStart"/>
+            <w:r>
+              <w:rPr>
+                <w:sz w:val="24"/>
+                <w:szCs w:val="24"/>
+                <w:lang w:val="en-US"/>
+              </w:rPr>
+              <w:t>a_seiche_w</w:t>
+            </w:r>
+            <w:proofErr w:type="spellEnd"/>
+            <w:r>
+              <w:rPr>
+                <w:sz w:val="24"/>
+                <w:szCs w:val="24"/>
+                <w:lang w:val="en-US"/>
+              </w:rPr>
+              <w:t xml:space="preserve"> is used instead of </w:t>
+            </w:r>
+            <w:proofErr w:type="spellStart"/>
+            <w:r>
+              <w:rPr>
+                <w:sz w:val="24"/>
+                <w:szCs w:val="24"/>
+                <w:lang w:val="en-US"/>
+              </w:rPr>
+              <w:t>a_seiche</w:t>
+            </w:r>
+            <w:proofErr w:type="spellEnd"/>
+            <w:r>
+              <w:rPr>
+                <w:sz w:val="24"/>
+                <w:szCs w:val="24"/>
+                <w:lang w:val="en-US"/>
+              </w:rPr>
+              <w:t xml:space="preserve"> (only used if </w:t>
+            </w:r>
+            <w:proofErr w:type="spellStart"/>
+            <w:r>
+              <w:rPr>
+                <w:sz w:val="24"/>
+                <w:szCs w:val="24"/>
+                <w:lang w:val="en-US"/>
+              </w:rPr>
+              <w:t>SplitSeicheParameter</w:t>
+            </w:r>
+            <w:proofErr w:type="spellEnd"/>
+            <w:r>
+              <w:rPr>
+                <w:sz w:val="24"/>
+                <w:szCs w:val="24"/>
+                <w:lang w:val="en-US"/>
+              </w:rPr>
+              <w:t xml:space="preserve"> = true)</w:t>
             </w:r>
           </w:p>
         </w:tc>
@@ -10401,6 +12136,7 @@
                 <w:szCs w:val="24"/>
               </w:rPr>
             </w:pPr>
+            <w:proofErr w:type="spellStart"/>
             <w:r>
               <w:rPr>
                 <w:sz w:val="24"/>
@@ -10408,6 +12144,7 @@
               </w:rPr>
               <w:t>q_nn</w:t>
             </w:r>
+            <w:proofErr w:type="spellEnd"/>
           </w:p>
         </w:tc>
         <w:tc>
@@ -10473,6 +12210,7 @@
                 <w:szCs w:val="24"/>
               </w:rPr>
             </w:pPr>
+            <w:proofErr w:type="spellStart"/>
             <w:r>
               <w:rPr>
                 <w:sz w:val="24"/>
@@ -10480,6 +12218,7 @@
               </w:rPr>
               <w:t>f_wind</w:t>
             </w:r>
+            <w:proofErr w:type="spellEnd"/>
           </w:p>
         </w:tc>
         <w:tc>
@@ -10724,6 +12463,7 @@
                 <w:lang w:val="en-US"/>
               </w:rPr>
             </w:pPr>
+            <w:proofErr w:type="spellStart"/>
             <w:r>
               <w:rPr>
                 <w:sz w:val="24"/>
@@ -10732,6 +12472,7 @@
               </w:rPr>
               <w:t>hgeo</w:t>
             </w:r>
+            <w:proofErr w:type="spellEnd"/>
           </w:p>
         </w:tc>
         <w:tc>
@@ -10830,6 +12571,7 @@
                 <w:szCs w:val="24"/>
               </w:rPr>
             </w:pPr>
+            <w:proofErr w:type="spellStart"/>
             <w:r>
               <w:rPr>
                 <w:sz w:val="24"/>
@@ -10851,6 +12593,7 @@
               </w:rPr>
               <w:t>_water</w:t>
             </w:r>
+            <w:proofErr w:type="spellEnd"/>
           </w:p>
         </w:tc>
         <w:tc>
@@ -10940,6 +12683,7 @@
                 <w:szCs w:val="24"/>
               </w:rPr>
             </w:pPr>
+            <w:proofErr w:type="spellStart"/>
             <w:r>
               <w:rPr>
                 <w:sz w:val="24"/>
@@ -10954,6 +12698,7 @@
               </w:rPr>
               <w:t>_lw</w:t>
             </w:r>
+            <w:proofErr w:type="spellEnd"/>
           </w:p>
         </w:tc>
         <w:tc>
@@ -11035,6 +12780,7 @@
                 <w:szCs w:val="24"/>
               </w:rPr>
             </w:pPr>
+            <w:proofErr w:type="spellStart"/>
             <w:r>
               <w:rPr>
                 <w:sz w:val="24"/>
@@ -11042,6 +12788,7 @@
               </w:rPr>
               <w:t>p_windf</w:t>
             </w:r>
+            <w:proofErr w:type="spellEnd"/>
           </w:p>
         </w:tc>
         <w:tc>
@@ -11123,6 +12870,7 @@
                 <w:szCs w:val="24"/>
               </w:rPr>
             </w:pPr>
+            <w:proofErr w:type="spellStart"/>
             <w:r>
               <w:rPr>
                 <w:sz w:val="24"/>
@@ -11130,6 +12878,7 @@
               </w:rPr>
               <w:t>p_absorb</w:t>
             </w:r>
+            <w:proofErr w:type="spellEnd"/>
           </w:p>
         </w:tc>
         <w:tc>
@@ -11195,6 +12944,7 @@
                 <w:szCs w:val="24"/>
               </w:rPr>
             </w:pPr>
+            <w:proofErr w:type="spellStart"/>
             <w:r>
               <w:rPr>
                 <w:sz w:val="24"/>
@@ -11202,6 +12952,7 @@
               </w:rPr>
               <w:t>beta_sol</w:t>
             </w:r>
+            <w:proofErr w:type="spellEnd"/>
           </w:p>
         </w:tc>
         <w:tc>
@@ -11291,13 +13042,16 @@
                 <w:szCs w:val="24"/>
               </w:rPr>
             </w:pPr>
-            <w:r>
-              <w:rPr>
-                <w:sz w:val="24"/>
-                <w:szCs w:val="24"/>
-              </w:rPr>
+            <w:proofErr w:type="spellStart"/>
+            <w:r>
+              <w:rPr>
+                <w:sz w:val="24"/>
+                <w:szCs w:val="24"/>
+              </w:rPr>
+              <w:lastRenderedPageBreak/>
               <w:t>wat_albedo</w:t>
             </w:r>
+            <w:proofErr w:type="spellEnd"/>
           </w:p>
         </w:tc>
         <w:tc>
@@ -11319,7 +13073,25 @@
                 <w:szCs w:val="24"/>
                 <w:lang w:val="en-US"/>
               </w:rPr>
-              <w:t>User defined water albedo [-] (only used if UserDefinedWaterAlbedo = true)</w:t>
+              <w:t xml:space="preserve">User defined water albedo [-] (only used if </w:t>
+            </w:r>
+            <w:proofErr w:type="spellStart"/>
+            <w:r>
+              <w:rPr>
+                <w:sz w:val="24"/>
+                <w:szCs w:val="24"/>
+                <w:lang w:val="en-US"/>
+              </w:rPr>
+              <w:t>UserDefinedWaterAlbedo</w:t>
+            </w:r>
+            <w:proofErr w:type="spellEnd"/>
+            <w:r>
+              <w:rPr>
+                <w:sz w:val="24"/>
+                <w:szCs w:val="24"/>
+                <w:lang w:val="en-US"/>
+              </w:rPr>
+              <w:t xml:space="preserve"> = true)</w:t>
             </w:r>
           </w:p>
         </w:tc>
@@ -11363,6 +13135,7 @@
                 <w:szCs w:val="24"/>
               </w:rPr>
             </w:pPr>
+            <w:proofErr w:type="spellStart"/>
             <w:r>
               <w:rPr>
                 <w:sz w:val="24"/>
@@ -11370,6 +13143,7 @@
               </w:rPr>
               <w:t>p_sw_ice</w:t>
             </w:r>
+            <w:proofErr w:type="spellEnd"/>
           </w:p>
         </w:tc>
         <w:tc>
@@ -11407,8 +13181,18 @@
                 <w:szCs w:val="24"/>
                 <w:lang w:val="en-US"/>
               </w:rPr>
-              <w:t>of ice, snow-ice and snow [-] (only used if IceModel</w:t>
-            </w:r>
+              <w:t xml:space="preserve">of ice, snow-ice and snow [-] (only used if </w:t>
+            </w:r>
+            <w:proofErr w:type="spellStart"/>
+            <w:r>
+              <w:rPr>
+                <w:sz w:val="24"/>
+                <w:szCs w:val="24"/>
+                <w:lang w:val="en-US"/>
+              </w:rPr>
+              <w:t>IceModel</w:t>
+            </w:r>
+            <w:proofErr w:type="spellEnd"/>
             <w:r>
               <w:rPr>
                 <w:sz w:val="24"/>
@@ -11459,6 +13243,7 @@
                 <w:szCs w:val="24"/>
               </w:rPr>
             </w:pPr>
+            <w:proofErr w:type="spellStart"/>
             <w:r>
               <w:rPr>
                 <w:sz w:val="24"/>
@@ -11466,6 +13251,7 @@
               </w:rPr>
               <w:t>freez_temp</w:t>
             </w:r>
+            <w:proofErr w:type="spellEnd"/>
           </w:p>
         </w:tc>
         <w:tc>
@@ -11531,6 +13317,7 @@
                 <w:szCs w:val="24"/>
               </w:rPr>
             </w:pPr>
+            <w:proofErr w:type="spellStart"/>
             <w:r>
               <w:rPr>
                 <w:sz w:val="24"/>
@@ -11538,6 +13325,7 @@
               </w:rPr>
               <w:t>snow_temp</w:t>
             </w:r>
+            <w:proofErr w:type="spellEnd"/>
           </w:p>
         </w:tc>
         <w:tc>
@@ -11611,6 +13399,7 @@
                 <w:szCs w:val="24"/>
               </w:rPr>
             </w:pPr>
+            <w:proofErr w:type="spellStart"/>
             <w:r>
               <w:rPr>
                 <w:sz w:val="24"/>
@@ -11618,6 +13407,7 @@
               </w:rPr>
               <w:t>seiche_ini</w:t>
             </w:r>
+            <w:proofErr w:type="spellEnd"/>
           </w:p>
         </w:tc>
         <w:tc>
@@ -11683,6 +13473,7 @@
                 <w:szCs w:val="24"/>
               </w:rPr>
             </w:pPr>
+            <w:proofErr w:type="spellStart"/>
             <w:r>
               <w:rPr>
                 <w:sz w:val="24"/>
@@ -11690,6 +13481,7 @@
               </w:rPr>
               <w:t>snow_ini</w:t>
             </w:r>
+            <w:proofErr w:type="spellEnd"/>
           </w:p>
         </w:tc>
         <w:tc>
@@ -11748,6 +13540,7 @@
                 <w:lang w:val="en-US"/>
               </w:rPr>
             </w:pPr>
+            <w:proofErr w:type="spellStart"/>
             <w:r>
               <w:rPr>
                 <w:sz w:val="24"/>
@@ -11756,6 +13549,7 @@
               </w:rPr>
               <w:t>w_ice_ini</w:t>
             </w:r>
+            <w:proofErr w:type="spellEnd"/>
           </w:p>
         </w:tc>
         <w:tc>
@@ -11814,6 +13608,7 @@
                 <w:lang w:val="en-US"/>
               </w:rPr>
             </w:pPr>
+            <w:proofErr w:type="spellStart"/>
             <w:r>
               <w:rPr>
                 <w:sz w:val="24"/>
@@ -11822,6 +13617,7 @@
               </w:rPr>
               <w:t>b_ice_ini</w:t>
             </w:r>
+            <w:proofErr w:type="spellEnd"/>
           </w:p>
         </w:tc>
         <w:tc>
@@ -11932,7 +13728,79 @@
           <w:sz w:val="20"/>
           <w:szCs w:val="20"/>
         </w:rPr>
-        <w:t xml:space="preserve"> – Simstrat configuration file (simstrat.par)</w:t>
+        <w:t xml:space="preserve"> – </w:t>
+      </w:r>
+      <w:proofErr w:type="spellStart"/>
+      <w:r>
+        <w:rPr>
+          <w:color w:val="auto"/>
+          <w:sz w:val="20"/>
+          <w:szCs w:val="20"/>
+        </w:rPr>
+        <w:t>Simstrat</w:t>
+      </w:r>
+      <w:proofErr w:type="spellEnd"/>
+      <w:r>
+        <w:rPr>
+          <w:color w:val="auto"/>
+          <w:sz w:val="20"/>
+          <w:szCs w:val="20"/>
+        </w:rPr>
+        <w:t xml:space="preserve"> </w:t>
+      </w:r>
+      <w:proofErr w:type="spellStart"/>
+      <w:r>
+        <w:rPr>
+          <w:color w:val="auto"/>
+          <w:sz w:val="20"/>
+          <w:szCs w:val="20"/>
+        </w:rPr>
+        <w:t>configuration</w:t>
+      </w:r>
+      <w:proofErr w:type="spellEnd"/>
+      <w:r>
+        <w:rPr>
+          <w:color w:val="auto"/>
+          <w:sz w:val="20"/>
+          <w:szCs w:val="20"/>
+        </w:rPr>
+        <w:t xml:space="preserve"> </w:t>
+      </w:r>
+      <w:proofErr w:type="spellStart"/>
+      <w:r>
+        <w:rPr>
+          <w:color w:val="auto"/>
+          <w:sz w:val="20"/>
+          <w:szCs w:val="20"/>
+        </w:rPr>
+        <w:t>file</w:t>
+      </w:r>
+      <w:proofErr w:type="spellEnd"/>
+      <w:r>
+        <w:rPr>
+          <w:color w:val="auto"/>
+          <w:sz w:val="20"/>
+          <w:szCs w:val="20"/>
+        </w:rPr>
+        <w:t xml:space="preserve"> (</w:t>
+      </w:r>
+      <w:proofErr w:type="spellStart"/>
+      <w:r>
+        <w:rPr>
+          <w:color w:val="auto"/>
+          <w:sz w:val="20"/>
+          <w:szCs w:val="20"/>
+        </w:rPr>
+        <w:t>simstrat.par</w:t>
+      </w:r>
+      <w:proofErr w:type="spellEnd"/>
+      <w:r>
+        <w:rPr>
+          <w:color w:val="auto"/>
+          <w:sz w:val="20"/>
+          <w:szCs w:val="20"/>
+        </w:rPr>
+        <w:t>)</w:t>
       </w:r>
     </w:p>
     <w:p>
@@ -11941,7 +13809,6 @@
       </w:pPr>
       <w:bookmarkStart w:id="9" w:name="_Toc97327565"/>
       <w:r>
-        <w:lastRenderedPageBreak/>
         <w:t>Biogeochemical</w:t>
       </w:r>
       <w:r>
@@ -11990,7 +13857,25 @@
           <w:szCs w:val="24"/>
           <w:lang w:val="en-US"/>
         </w:rPr>
-        <w:t>in the tests folder in the Simstrat repository.</w:t>
+        <w:t xml:space="preserve">in the tests folder in the </w:t>
+      </w:r>
+      <w:proofErr w:type="spellStart"/>
+      <w:r>
+        <w:rPr>
+          <w:sz w:val="24"/>
+          <w:szCs w:val="24"/>
+          <w:lang w:val="en-US"/>
+        </w:rPr>
+        <w:t>Simstrat</w:t>
+      </w:r>
+      <w:proofErr w:type="spellEnd"/>
+      <w:r>
+        <w:rPr>
+          <w:sz w:val="24"/>
+          <w:szCs w:val="24"/>
+          <w:lang w:val="en-US"/>
+        </w:rPr>
+        <w:t xml:space="preserve"> repository.</w:t>
       </w:r>
       <w:r>
         <w:rPr>
@@ -12077,7 +13962,25 @@
           <w:szCs w:val="24"/>
           <w:lang w:val="en-US"/>
         </w:rPr>
-        <w:t>In files where a series of values is required, depths have to decrease mono</w:t>
+        <w:t xml:space="preserve">In files where a series of values is required, depths </w:t>
+      </w:r>
+      <w:proofErr w:type="gramStart"/>
+      <w:r>
+        <w:rPr>
+          <w:sz w:val="24"/>
+          <w:szCs w:val="24"/>
+          <w:lang w:val="en-US"/>
+        </w:rPr>
+        <w:t>have to</w:t>
+      </w:r>
+      <w:proofErr w:type="gramEnd"/>
+      <w:r>
+        <w:rPr>
+          <w:sz w:val="24"/>
+          <w:szCs w:val="24"/>
+          <w:lang w:val="en-US"/>
+        </w:rPr>
+        <w:t xml:space="preserve"> decrease mono</w:t>
       </w:r>
       <w:r>
         <w:rPr>
@@ -12216,7 +14119,43 @@
           <w:szCs w:val="24"/>
           <w:lang w:val="en-US"/>
         </w:rPr>
-        <w:t xml:space="preserve">The entry given to to the json key </w:t>
+        <w:t xml:space="preserve">The entry given to </w:t>
+      </w:r>
+      <w:proofErr w:type="spellStart"/>
+      <w:r>
+        <w:rPr>
+          <w:sz w:val="24"/>
+          <w:szCs w:val="24"/>
+          <w:lang w:val="en-US"/>
+        </w:rPr>
+        <w:t>to</w:t>
+      </w:r>
+      <w:proofErr w:type="spellEnd"/>
+      <w:r>
+        <w:rPr>
+          <w:sz w:val="24"/>
+          <w:szCs w:val="24"/>
+          <w:lang w:val="en-US"/>
+        </w:rPr>
+        <w:t xml:space="preserve"> the </w:t>
+      </w:r>
+      <w:proofErr w:type="spellStart"/>
+      <w:r>
+        <w:rPr>
+          <w:sz w:val="24"/>
+          <w:szCs w:val="24"/>
+          <w:lang w:val="en-US"/>
+        </w:rPr>
+        <w:t>json</w:t>
+      </w:r>
+      <w:proofErr w:type="spellEnd"/>
+      <w:r>
+        <w:rPr>
+          <w:sz w:val="24"/>
+          <w:szCs w:val="24"/>
+          <w:lang w:val="en-US"/>
+        </w:rPr>
+        <w:t xml:space="preserve"> key </w:t>
       </w:r>
       <w:r>
         <w:rPr>
@@ -12227,6 +14166,7 @@
         </w:rPr>
         <w:t>“</w:t>
       </w:r>
+      <w:proofErr w:type="spellStart"/>
       <w:r>
         <w:rPr>
           <w:sz w:val="24"/>
@@ -12243,7 +14183,17 @@
           <w:u w:val="single"/>
           <w:lang w:val="en-US"/>
         </w:rPr>
-        <w:t>Grid”</w:t>
+        <w:t>Grid</w:t>
+      </w:r>
+      <w:proofErr w:type="spellEnd"/>
+      <w:r>
+        <w:rPr>
+          <w:sz w:val="24"/>
+          <w:szCs w:val="24"/>
+          <w:u w:val="single"/>
+          <w:lang w:val="en-US"/>
+        </w:rPr>
+        <w:t>”</w:t>
       </w:r>
       <w:r>
         <w:rPr>
@@ -12393,8 +14343,10 @@
           <w:szCs w:val="24"/>
           <w:lang w:val="en-US"/>
         </w:rPr>
+        <w:lastRenderedPageBreak/>
         <w:t xml:space="preserve">The </w:t>
       </w:r>
+      <w:proofErr w:type="spellStart"/>
       <w:r>
         <w:rPr>
           <w:sz w:val="24"/>
@@ -12404,6 +14356,7 @@
         </w:rPr>
         <w:t>Output.Depths</w:t>
       </w:r>
+      <w:proofErr w:type="spellEnd"/>
       <w:r>
         <w:rPr>
           <w:sz w:val="24"/>
@@ -12468,6 +14421,7 @@
         </w:rPr>
         <w:t xml:space="preserve">put resolution in [m]. The key </w:t>
       </w:r>
+      <w:proofErr w:type="spellStart"/>
       <w:r>
         <w:rPr>
           <w:sz w:val="24"/>
@@ -12477,6 +14431,7 @@
         </w:rPr>
         <w:t>Output.OutputDepthReference</w:t>
       </w:r>
+      <w:proofErr w:type="spellEnd"/>
       <w:r>
         <w:rPr>
           <w:sz w:val="24"/>
@@ -12661,6 +14616,7 @@
         </w:rPr>
         <w:t xml:space="preserve">The </w:t>
       </w:r>
+      <w:proofErr w:type="spellStart"/>
       <w:r>
         <w:rPr>
           <w:sz w:val="24"/>
@@ -12670,6 +14626,7 @@
         </w:rPr>
         <w:t>Output.Times</w:t>
       </w:r>
+      <w:proofErr w:type="spellEnd"/>
       <w:r>
         <w:rPr>
           <w:sz w:val="24"/>
@@ -12807,9 +14764,11 @@
       <w:pPr>
         <w:pStyle w:val="Heading3"/>
       </w:pPr>
+      <w:proofErr w:type="spellStart"/>
       <w:r>
         <w:t>Morphology</w:t>
       </w:r>
+      <w:proofErr w:type="spellEnd"/>
     </w:p>
     <w:p>
       <w:pPr>
@@ -12836,6 +14795,7 @@
         </w:rPr>
         <w:t xml:space="preserve">key </w:t>
       </w:r>
+      <w:proofErr w:type="spellStart"/>
       <w:r>
         <w:rPr>
           <w:sz w:val="24"/>
@@ -12845,6 +14805,7 @@
         </w:rPr>
         <w:t>Input.Morphology</w:t>
       </w:r>
+      <w:proofErr w:type="spellEnd"/>
       <w:r>
         <w:rPr>
           <w:sz w:val="24"/>
@@ -13728,6 +15689,7 @@
         </w:rPr>
         <w:t xml:space="preserve">The </w:t>
       </w:r>
+      <w:proofErr w:type="spellStart"/>
       <w:r>
         <w:rPr>
           <w:sz w:val="24"/>
@@ -13735,7 +15697,17 @@
           <w:u w:val="single"/>
           <w:lang w:val="en-US"/>
         </w:rPr>
-        <w:t>Input.Initial conditions</w:t>
+        <w:t>Input.Initial</w:t>
+      </w:r>
+      <w:proofErr w:type="spellEnd"/>
+      <w:r>
+        <w:rPr>
+          <w:sz w:val="24"/>
+          <w:szCs w:val="24"/>
+          <w:u w:val="single"/>
+          <w:lang w:val="en-US"/>
+        </w:rPr>
+        <w:t xml:space="preserve"> conditions</w:t>
       </w:r>
       <w:r>
         <w:rPr>
@@ -13839,7 +15811,16 @@
           <w:szCs w:val="24"/>
           <w:lang w:val="en-US"/>
         </w:rPr>
-        <w:t>The first depth value is taken to be the initial water leve</w:t>
+        <w:t xml:space="preserve">The first depth value is </w:t>
+      </w:r>
+      <w:r>
+        <w:rPr>
+          <w:sz w:val="24"/>
+          <w:szCs w:val="24"/>
+          <w:lang w:val="en-US"/>
+        </w:rPr>
+        <w:lastRenderedPageBreak/>
+        <w:t>taken to be the initial water leve</w:t>
       </w:r>
       <w:r>
         <w:rPr>
@@ -13986,7 +15967,6 @@
           <w:szCs w:val="24"/>
           <w:lang w:val="en-US"/>
         </w:rPr>
-        <w:lastRenderedPageBreak/>
         <w:t xml:space="preserve">velocity </w:t>
       </w:r>
       <w:r>
@@ -14122,7 +16102,16 @@
           <w:szCs w:val="24"/>
           <w:lang w:val="en-US"/>
         </w:rPr>
-        <w:t>initial water table at 0)</w:t>
+        <w:t>initial water table at 0</w:t>
+      </w:r>
+      <w:proofErr w:type="gramStart"/>
+      <w:r>
+        <w:rPr>
+          <w:sz w:val="24"/>
+          <w:szCs w:val="24"/>
+          <w:lang w:val="en-US"/>
+        </w:rPr>
+        <w:t>)</w:t>
       </w:r>
       <w:r>
         <w:rPr>
@@ -14140,6 +16129,7 @@
         </w:rPr>
         <w:t>:</w:t>
       </w:r>
+      <w:proofErr w:type="gramEnd"/>
     </w:p>
     <w:p>
       <w:pPr>
@@ -15356,6 +17346,7 @@
         </w:rPr>
         <w:t xml:space="preserve">forcing mode chosen by the key </w:t>
       </w:r>
+      <w:proofErr w:type="spellStart"/>
       <w:r>
         <w:rPr>
           <w:sz w:val="24"/>
@@ -15365,6 +17356,7 @@
         </w:rPr>
         <w:t>ModelConfig.Forcing</w:t>
       </w:r>
+      <w:proofErr w:type="spellEnd"/>
       <w:r>
         <w:rPr>
           <w:sz w:val="24"/>
@@ -15919,6 +17911,7 @@
               </w:rPr>
               <w:t>Water surface temperature [</w:t>
             </w:r>
+            <w:proofErr w:type="spellStart"/>
             <w:r>
               <w:rPr>
                 <w:szCs w:val="22"/>
@@ -15932,7 +17925,15 @@
                 <w:szCs w:val="22"/>
                 <w:lang w:val="en-US"/>
               </w:rPr>
-              <w:t>C]</w:t>
+              <w:t>C</w:t>
+            </w:r>
+            <w:proofErr w:type="spellEnd"/>
+            <w:r>
+              <w:rPr>
+                <w:szCs w:val="22"/>
+                <w:lang w:val="en-US"/>
+              </w:rPr>
+              <w:t>]</w:t>
             </w:r>
           </w:p>
         </w:tc>
@@ -16154,6 +18155,7 @@
               </w:rPr>
               <w:t>Air temperature [</w:t>
             </w:r>
+            <w:proofErr w:type="spellStart"/>
             <w:r>
               <w:rPr>
                 <w:szCs w:val="22"/>
@@ -16167,7 +18169,15 @@
                 <w:szCs w:val="22"/>
                 <w:lang w:val="en-US"/>
               </w:rPr>
-              <w:t>C]</w:t>
+              <w:t>C</w:t>
+            </w:r>
+            <w:proofErr w:type="spellEnd"/>
+            <w:r>
+              <w:rPr>
+                <w:szCs w:val="22"/>
+                <w:lang w:val="en-US"/>
+              </w:rPr>
+              <w:t>]</w:t>
             </w:r>
           </w:p>
         </w:tc>
@@ -16396,6 +18406,7 @@
               </w:rPr>
               <w:t>Air temperature [</w:t>
             </w:r>
+            <w:proofErr w:type="spellStart"/>
             <w:r>
               <w:rPr>
                 <w:szCs w:val="22"/>
@@ -16409,7 +18420,15 @@
                 <w:szCs w:val="22"/>
                 <w:lang w:val="en-US"/>
               </w:rPr>
-              <w:t>C]</w:t>
+              <w:t>C</w:t>
+            </w:r>
+            <w:proofErr w:type="spellEnd"/>
+            <w:r>
+              <w:rPr>
+                <w:szCs w:val="22"/>
+                <w:lang w:val="en-US"/>
+              </w:rPr>
+              <w:t>]</w:t>
             </w:r>
           </w:p>
         </w:tc>
@@ -17033,6 +19052,7 @@
           <w:szCs w:val="24"/>
           <w:lang w:val="en-US"/>
         </w:rPr>
+        <w:lastRenderedPageBreak/>
         <w:t xml:space="preserve">If the </w:t>
       </w:r>
       <w:r>
@@ -17049,7 +19069,25 @@
           <w:szCs w:val="24"/>
           <w:lang w:val="en-US"/>
         </w:rPr>
-        <w:t xml:space="preserve">one more column has to be added after the standard ones. It contains the filtered wind speed </w:t>
+        <w:t xml:space="preserve">one more column </w:t>
+      </w:r>
+      <w:proofErr w:type="gramStart"/>
+      <w:r>
+        <w:rPr>
+          <w:sz w:val="24"/>
+          <w:szCs w:val="24"/>
+          <w:lang w:val="en-US"/>
+        </w:rPr>
+        <w:t>has to</w:t>
+      </w:r>
+      <w:proofErr w:type="gramEnd"/>
+      <w:r>
+        <w:rPr>
+          <w:sz w:val="24"/>
+          <w:szCs w:val="24"/>
+          <w:lang w:val="en-US"/>
+        </w:rPr>
+        <w:t xml:space="preserve"> be added after the standard ones. It contains the filtered wind speed </w:t>
       </w:r>
       <w:r>
         <w:rPr>
@@ -17083,13 +19121,23 @@
         </w:rPr>
         <w:t xml:space="preserve">[m/h] </w:t>
       </w:r>
-      <w:r>
-        <w:rPr>
-          <w:sz w:val="24"/>
-          <w:szCs w:val="24"/>
-          <w:lang w:val="en-US"/>
-        </w:rPr>
-        <w:t>has to be added at the end (only possible for forcing mode</w:t>
+      <w:proofErr w:type="gramStart"/>
+      <w:r>
+        <w:rPr>
+          <w:sz w:val="24"/>
+          <w:szCs w:val="24"/>
+          <w:lang w:val="en-US"/>
+        </w:rPr>
+        <w:t>has to</w:t>
+      </w:r>
+      <w:proofErr w:type="gramEnd"/>
+      <w:r>
+        <w:rPr>
+          <w:sz w:val="24"/>
+          <w:szCs w:val="24"/>
+          <w:lang w:val="en-US"/>
+        </w:rPr>
+        <w:t xml:space="preserve"> be added at the end (only possible for forcing mode</w:t>
       </w:r>
       <w:r>
         <w:rPr>
@@ -17140,7 +19188,6 @@
           <w:szCs w:val="24"/>
           <w:lang w:val="en-US"/>
         </w:rPr>
-        <w:lastRenderedPageBreak/>
         <w:t>An example of this file (with</w:t>
       </w:r>
       <w:r>
@@ -17224,11 +19271,19 @@
                                 <w:lang w:val="fr-CH"/>
                               </w:rPr>
                             </w:pPr>
+                            <w:proofErr w:type="gramStart"/>
                             <w:r>
                               <w:rPr>
                                 <w:lang w:val="fr-CH"/>
                               </w:rPr>
-                              <w:t>t [d]</w:t>
+                              <w:t>t</w:t>
+                            </w:r>
+                            <w:proofErr w:type="gramEnd"/>
+                            <w:r>
+                              <w:rPr>
+                                <w:lang w:val="fr-CH"/>
+                              </w:rPr>
+                              <w:t xml:space="preserve"> [d]</w:t>
                             </w:r>
                             <w:r>
                               <w:rPr>
@@ -17275,7 +19330,20 @@
                                 <w:lang w:val="fr-CH"/>
                               </w:rPr>
                               <w:tab/>
-                              <w:t>Vap [mbar]</w:t>
+                            </w:r>
+                            <w:proofErr w:type="spellStart"/>
+                            <w:r>
+                              <w:rPr>
+                                <w:lang w:val="fr-CH"/>
+                              </w:rPr>
+                              <w:t>Vap</w:t>
+                            </w:r>
+                            <w:proofErr w:type="spellEnd"/>
+                            <w:r>
+                              <w:rPr>
+                                <w:lang w:val="fr-CH"/>
+                              </w:rPr>
+                              <w:t xml:space="preserve"> [mbar]</w:t>
                             </w:r>
                             <w:r>
                               <w:rPr>
@@ -19395,7 +21463,23 @@
                                 <w:color w:val="A82800"/>
                                 <w:lang w:val="en-US"/>
                               </w:rPr>
-                              <w:t>t (1.column)</w:t>
+                              <w:t>t (</w:t>
+                            </w:r>
+                            <w:proofErr w:type="gramStart"/>
+                            <w:r>
+                              <w:rPr>
+                                <w:color w:val="A82800"/>
+                                <w:lang w:val="en-US"/>
+                              </w:rPr>
+                              <w:t>1.column</w:t>
+                            </w:r>
+                            <w:proofErr w:type="gramEnd"/>
+                            <w:r>
+                              <w:rPr>
+                                <w:color w:val="A82800"/>
+                                <w:lang w:val="en-US"/>
+                              </w:rPr>
+                              <w:t>)</w:t>
                             </w:r>
                             <w:r>
                               <w:rPr>
@@ -20119,6 +22203,7 @@
           <w:szCs w:val="24"/>
           <w:lang w:val="en-US"/>
         </w:rPr>
+        <w:lastRenderedPageBreak/>
         <w:t>Inflow and outflow</w:t>
       </w:r>
     </w:p>
@@ -20177,16 +22262,7 @@
           <w:szCs w:val="24"/>
           <w:lang w:val="en-US"/>
         </w:rPr>
-        <w:t xml:space="preserve">If the total outflow is smaller than total inflow, the water level will rise until the upper limit (defined </w:t>
-      </w:r>
-      <w:r>
-        <w:rPr>
-          <w:sz w:val="24"/>
-          <w:szCs w:val="24"/>
-          <w:lang w:val="en-US"/>
-        </w:rPr>
-        <w:lastRenderedPageBreak/>
-        <w:t>in the bathymetry file)</w:t>
+        <w:t>If the total outflow is smaller than total inflow, the water level will rise until the upper limit (defined in the bathymetry file)</w:t>
       </w:r>
       <w:r>
         <w:rPr>
@@ -20263,6 +22339,7 @@
         </w:rPr>
         <w:t xml:space="preserve"> key </w:t>
       </w:r>
+      <w:proofErr w:type="spellStart"/>
       <w:r>
         <w:rPr>
           <w:sz w:val="24"/>
@@ -20281,6 +22358,7 @@
         </w:rPr>
         <w:t>Mode</w:t>
       </w:r>
+      <w:proofErr w:type="spellEnd"/>
       <w:r>
         <w:rPr>
           <w:sz w:val="24"/>
@@ -20350,6 +22428,7 @@
         </w:rPr>
         <w:t>(</w:t>
       </w:r>
+      <w:proofErr w:type="spellStart"/>
       <w:r>
         <w:rPr>
           <w:sz w:val="24"/>
@@ -20359,6 +22438,7 @@
         </w:rPr>
         <w:t>ModelConfig.InflowMode</w:t>
       </w:r>
+      <w:proofErr w:type="spellEnd"/>
       <w:r>
         <w:rPr>
           <w:sz w:val="24"/>
@@ -20512,7 +22592,25 @@
           <w:szCs w:val="24"/>
           <w:lang w:val="en-US"/>
         </w:rPr>
-        <w:t xml:space="preserve"> In order to specify temperature (resp. salinity) of the inflowing water, the given values must be the product of the water inflow (as in the water inflow file) and the inflow temperature (resp. salinity), and thus be positive. In addition, the depths and times must match.</w:t>
+        <w:t xml:space="preserve"> </w:t>
+      </w:r>
+      <w:proofErr w:type="gramStart"/>
+      <w:r>
+        <w:rPr>
+          <w:sz w:val="24"/>
+          <w:szCs w:val="24"/>
+          <w:lang w:val="en-US"/>
+        </w:rPr>
+        <w:t>In order to</w:t>
+      </w:r>
+      <w:proofErr w:type="gramEnd"/>
+      <w:r>
+        <w:rPr>
+          <w:sz w:val="24"/>
+          <w:szCs w:val="24"/>
+          <w:lang w:val="en-US"/>
+        </w:rPr>
+        <w:t xml:space="preserve"> specify temperature (resp. salinity) of the inflowing water, the given values must be the product of the water inflow (as in the water inflow file) and the inflow temperature (resp. salinity), and thus be positive. In addition, the depths and times must match.</w:t>
       </w:r>
     </w:p>
     <w:p>
@@ -20721,6 +22819,7 @@
         </w:rPr>
         <w:t>(</w:t>
       </w:r>
+      <w:proofErr w:type="spellStart"/>
       <w:r>
         <w:rPr>
           <w:sz w:val="24"/>
@@ -20730,6 +22829,7 @@
         </w:rPr>
         <w:t>ModelConfig.InflowMode</w:t>
       </w:r>
+      <w:proofErr w:type="spellEnd"/>
       <w:r>
         <w:rPr>
           <w:sz w:val="24"/>
@@ -20894,13 +22994,23 @@
         </w:rPr>
         <w:t>(</w:t>
       </w:r>
-      <w:r>
-        <w:rPr>
-          <w:sz w:val="24"/>
-          <w:szCs w:val="24"/>
-          <w:lang w:val="en-US"/>
-        </w:rPr>
-        <w:t xml:space="preserve">left: </w:t>
+      <w:proofErr w:type="gramStart"/>
+      <w:r>
+        <w:rPr>
+          <w:sz w:val="24"/>
+          <w:szCs w:val="24"/>
+          <w:lang w:val="en-US"/>
+        </w:rPr>
+        <w:t>left:</w:t>
+      </w:r>
+      <w:proofErr w:type="gramEnd"/>
+      <w:r>
+        <w:rPr>
+          <w:sz w:val="24"/>
+          <w:szCs w:val="24"/>
+          <w:lang w:val="en-US"/>
+        </w:rPr>
+        <w:t xml:space="preserve"> </w:t>
       </w:r>
       <w:r>
         <w:rPr>
@@ -21045,15 +23155,7 @@
           <w:szCs w:val="24"/>
           <w:lang w:val="en-US"/>
         </w:rPr>
-        <w:t xml:space="preserve">from 5 to 10 m depth, and a surface inflow of 2 </w:t>
-      </w:r>
-      <w:r>
-        <w:rPr>
-          <w:sz w:val="24"/>
-          <w:szCs w:val="24"/>
-          <w:lang w:val="en-US"/>
-        </w:rPr>
-        <w:t>m</w:t>
+        <w:t>from 5 to 10 m depth, and a surface inflow of 2 m</w:t>
       </w:r>
       <w:r>
         <w:rPr>
@@ -21070,16 +23172,27 @@
           <w:szCs w:val="24"/>
           <w:lang w:val="en-US"/>
         </w:rPr>
-        <w:t>/s</w:t>
-      </w:r>
-      <w:r>
-        <w:rPr>
-          <w:sz w:val="24"/>
-          <w:szCs w:val="24"/>
-          <w:lang w:val="en-US"/>
-        </w:rPr>
-        <w:t xml:space="preserve"> distributed from 0 to 2 m depth. If the lake level were to rise by 1 m, the deep inflow would inflow from 6 to 11 m and the surface inflows from 0 to 2 m depth. On the right, the surface inflow remains the same but the deep inflow is a density-driven inflow (important: </w:t>
-      </w:r>
+        <w:t xml:space="preserve">/s distributed from 0 to 2 m depth. If the lake level were to rise by 1 m, the deep inflow would inflow from 6 to 11 m and the surface inflows from 0 to 2 m depth. On the right, the surface inflow remains the </w:t>
+      </w:r>
+      <w:proofErr w:type="gramStart"/>
+      <w:r>
+        <w:rPr>
+          <w:sz w:val="24"/>
+          <w:szCs w:val="24"/>
+          <w:lang w:val="en-US"/>
+        </w:rPr>
+        <w:t>same</w:t>
+      </w:r>
+      <w:proofErr w:type="gramEnd"/>
+      <w:r>
+        <w:rPr>
+          <w:sz w:val="24"/>
+          <w:szCs w:val="24"/>
+          <w:lang w:val="en-US"/>
+        </w:rPr>
+        <w:t xml:space="preserve"> but the deep inflow is a density-driven inflow (important: </w:t>
+      </w:r>
+      <w:proofErr w:type="spellStart"/>
       <w:r>
         <w:rPr>
           <w:sz w:val="24"/>
@@ -21087,23 +23200,17 @@
           <w:u w:val="single"/>
           <w:lang w:val="en-US"/>
         </w:rPr>
+        <w:lastRenderedPageBreak/>
         <w:t>ModelConfig.InflowMode</w:t>
       </w:r>
-      <w:r>
-        <w:rPr>
-          <w:sz w:val="24"/>
-          <w:szCs w:val="24"/>
-          <w:lang w:val="en-US"/>
-        </w:rPr>
-        <w:t xml:space="preserve"> = 2</w:t>
-      </w:r>
-      <w:r>
-        <w:rPr>
-          <w:sz w:val="24"/>
-          <w:szCs w:val="24"/>
-          <w:lang w:val="en-US"/>
-        </w:rPr>
-        <w:t>). The density-driven inflow is injected at 10 m depth and then will plunge or rise according to its density difference with the surrounding lake water.</w:t>
+      <w:proofErr w:type="spellEnd"/>
+      <w:r>
+        <w:rPr>
+          <w:sz w:val="24"/>
+          <w:szCs w:val="24"/>
+          <w:lang w:val="en-US"/>
+        </w:rPr>
+        <w:t xml:space="preserve"> = 2). The density-driven inflow is injected at 10 m depth and then will plunge or rise according to its density difference with the surrounding lake water.</w:t>
       </w:r>
     </w:p>
     <w:p>
@@ -21120,7 +23227,6 @@
           <w:color w:val="FF0000"/>
           <w:lang w:val="en-US"/>
         </w:rPr>
-        <w:lastRenderedPageBreak/>
         <mc:AlternateContent>
           <mc:Choice Requires="wps">
             <w:drawing>
@@ -21170,7 +23276,23 @@
                                 <w:color w:val="A82800"/>
                                 <w:lang w:val="en-US"/>
                               </w:rPr>
-                              <w:t>t (1.column)</w:t>
+                              <w:t>t (</w:t>
+                            </w:r>
+                            <w:proofErr w:type="gramStart"/>
+                            <w:r>
+                              <w:rPr>
+                                <w:color w:val="A82800"/>
+                                <w:lang w:val="en-US"/>
+                              </w:rPr>
+                              <w:t>1.column</w:t>
+                            </w:r>
+                            <w:proofErr w:type="gramEnd"/>
+                            <w:r>
+                              <w:rPr>
+                                <w:color w:val="A82800"/>
+                                <w:lang w:val="en-US"/>
+                              </w:rPr>
+                              <w:t>)</w:t>
                             </w:r>
                             <w:r>
                               <w:rPr>
@@ -22062,7 +24184,15 @@
                                 <w:color w:val="A82800"/>
                                 <w:lang w:val="en-US"/>
                               </w:rPr>
-                              <w:t>t [d]</w:t>
+                              <w:t>t [d</w:t>
+                            </w:r>
+                            <w:proofErr w:type="gramStart"/>
+                            <w:r>
+                              <w:rPr>
+                                <w:color w:val="A82800"/>
+                                <w:lang w:val="en-US"/>
+                              </w:rPr>
+                              <w:t>]</w:t>
                             </w:r>
                             <w:r>
                               <w:rPr>
@@ -22075,7 +24205,15 @@
                                 <w:color w:val="0070C0"/>
                                 <w:lang w:val="en-US"/>
                               </w:rPr>
-                              <w:t xml:space="preserve">z (1. row) </w:t>
+                              <w:t>z</w:t>
+                            </w:r>
+                            <w:proofErr w:type="gramEnd"/>
+                            <w:r>
+                              <w:rPr>
+                                <w:color w:val="0070C0"/>
+                                <w:lang w:val="en-US"/>
+                              </w:rPr>
+                              <w:t xml:space="preserve"> (1. row) </w:t>
                             </w:r>
                             <w:r>
                               <w:rPr>
@@ -22229,6 +24367,7 @@
                               </w:rPr>
                               <w:t>2.5</w:t>
                             </w:r>
+                            <w:proofErr w:type="gramStart"/>
                             <w:r>
                               <w:rPr>
                                 <w:lang w:val="en-US"/>
@@ -22242,6 +24381,7 @@
                               </w:rPr>
                               <w:t xml:space="preserve"> 0</w:t>
                             </w:r>
+                            <w:proofErr w:type="gramEnd"/>
                             <w:r>
                               <w:rPr>
                                 <w:lang w:val="en-US"/>
@@ -22287,6 +24427,7 @@
                               </w:rPr>
                               <w:t>2.75</w:t>
                             </w:r>
+                            <w:proofErr w:type="gramStart"/>
                             <w:r>
                               <w:rPr>
                                 <w:lang w:val="en-US"/>
@@ -22300,6 +24441,7 @@
                               </w:rPr>
                               <w:t>0</w:t>
                             </w:r>
+                            <w:proofErr w:type="gramEnd"/>
                             <w:r>
                               <w:rPr>
                                 <w:lang w:val="en-US"/>
@@ -22340,6 +24482,7 @@
                               <w:tab/>
                               <w:t>3.0</w:t>
                             </w:r>
+                            <w:proofErr w:type="gramStart"/>
                             <w:r>
                               <w:rPr>
                                 <w:lang w:val="en-US"/>
@@ -22353,6 +24496,7 @@
                               </w:rPr>
                               <w:t>0</w:t>
                             </w:r>
+                            <w:proofErr w:type="gramEnd"/>
                             <w:r>
                               <w:rPr>
                                 <w:lang w:val="en-US"/>
@@ -22883,7 +25027,23 @@
                                 <w:color w:val="A82800"/>
                                 <w:lang w:val="en-US"/>
                               </w:rPr>
-                              <w:t>t (1.column)</w:t>
+                              <w:t>t (</w:t>
+                            </w:r>
+                            <w:proofErr w:type="gramStart"/>
+                            <w:r>
+                              <w:rPr>
+                                <w:color w:val="A82800"/>
+                                <w:lang w:val="en-US"/>
+                              </w:rPr>
+                              <w:t>1.column</w:t>
+                            </w:r>
+                            <w:proofErr w:type="gramEnd"/>
+                            <w:r>
+                              <w:rPr>
+                                <w:color w:val="A82800"/>
+                                <w:lang w:val="en-US"/>
+                              </w:rPr>
+                              <w:t>)</w:t>
                             </w:r>
                             <w:r>
                               <w:rPr>
@@ -22904,6 +25064,7 @@
                               </w:rPr>
                               <w:tab/>
                             </w:r>
+                            <w:proofErr w:type="spellStart"/>
                             <w:r>
                               <w:rPr>
                                 <w:lang w:val="en-US"/>
@@ -22914,7 +25075,14 @@
                               <w:rPr>
                                 <w:lang w:val="en-US"/>
                               </w:rPr>
-                              <w:t>flowQ [m2/s</w:t>
+                              <w:t>flowQ</w:t>
+                            </w:r>
+                            <w:proofErr w:type="spellEnd"/>
+                            <w:r>
+                              <w:rPr>
+                                <w:lang w:val="en-US"/>
+                              </w:rPr>
+                              <w:t xml:space="preserve"> [m2/s</w:t>
                             </w:r>
                             <w:r>
                               <w:rPr>
@@ -23616,7 +25784,23 @@
                                 <w:color w:val="A82800"/>
                                 <w:lang w:val="en-US"/>
                               </w:rPr>
-                              <w:t>t (1.column)</w:t>
+                              <w:t>t (</w:t>
+                            </w:r>
+                            <w:proofErr w:type="gramStart"/>
+                            <w:r>
+                              <w:rPr>
+                                <w:color w:val="A82800"/>
+                                <w:lang w:val="en-US"/>
+                              </w:rPr>
+                              <w:t>1.column</w:t>
+                            </w:r>
+                            <w:proofErr w:type="gramEnd"/>
+                            <w:r>
+                              <w:rPr>
+                                <w:color w:val="A82800"/>
+                                <w:lang w:val="en-US"/>
+                              </w:rPr>
+                              <w:t>)</w:t>
                             </w:r>
                             <w:r>
                               <w:rPr>
@@ -25248,6 +27432,7 @@
           <w:szCs w:val="24"/>
           <w:lang w:val="en-US"/>
         </w:rPr>
+        <w:lastRenderedPageBreak/>
         <w:t xml:space="preserve">An example of the water inflow file </w:t>
       </w:r>
       <w:r>
@@ -25256,7 +27441,25 @@
           <w:szCs w:val="24"/>
           <w:lang w:val="en-US"/>
         </w:rPr>
-        <w:t xml:space="preserve">(left: manual inflow </w:t>
+        <w:t>(</w:t>
+      </w:r>
+      <w:proofErr w:type="gramStart"/>
+      <w:r>
+        <w:rPr>
+          <w:sz w:val="24"/>
+          <w:szCs w:val="24"/>
+          <w:lang w:val="en-US"/>
+        </w:rPr>
+        <w:t>left:</w:t>
+      </w:r>
+      <w:proofErr w:type="gramEnd"/>
+      <w:r>
+        <w:rPr>
+          <w:sz w:val="24"/>
+          <w:szCs w:val="24"/>
+          <w:lang w:val="en-US"/>
+        </w:rPr>
+        <w:t xml:space="preserve"> manual inflow </w:t>
       </w:r>
       <w:r>
         <w:rPr>
@@ -25425,7 +27628,23 @@
                                 <w:color w:val="A82800"/>
                                 <w:lang w:val="en-US"/>
                               </w:rPr>
-                              <w:t>t (1.column)</w:t>
+                              <w:t>t (</w:t>
+                            </w:r>
+                            <w:proofErr w:type="gramStart"/>
+                            <w:r>
+                              <w:rPr>
+                                <w:color w:val="A82800"/>
+                                <w:lang w:val="en-US"/>
+                              </w:rPr>
+                              <w:t>1.column</w:t>
+                            </w:r>
+                            <w:proofErr w:type="gramEnd"/>
+                            <w:r>
+                              <w:rPr>
+                                <w:color w:val="A82800"/>
+                                <w:lang w:val="en-US"/>
+                              </w:rPr>
+                              <w:t>)</w:t>
                             </w:r>
                             <w:r>
                               <w:rPr>
@@ -25445,6 +27664,12 @@
                                 <w:lang w:val="en-US"/>
                               </w:rPr>
                               <w:tab/>
+                            </w:r>
+                            <w:proofErr w:type="spellStart"/>
+                            <w:r>
+                              <w:rPr>
+                                <w:lang w:val="en-US"/>
+                              </w:rPr>
                               <w:t>Inflow</w:t>
                             </w:r>
                             <w:r>
@@ -25453,6 +27678,7 @@
                               </w:rPr>
                               <w:t>S</w:t>
                             </w:r>
+                            <w:proofErr w:type="spellEnd"/>
                             <w:r>
                               <w:rPr>
                                 <w:lang w:val="en-US"/>
@@ -27058,9 +29284,9 @@
           <w:szCs w:val="24"/>
           <w:lang w:val="en-US"/>
         </w:rPr>
-        <w:lastRenderedPageBreak/>
         <w:t xml:space="preserve">If </w:t>
       </w:r>
+      <w:proofErr w:type="spellStart"/>
       <w:r>
         <w:rPr>
           <w:sz w:val="24"/>
@@ -27070,6 +29296,7 @@
         </w:rPr>
         <w:t>ModelConfig.InflowMode</w:t>
       </w:r>
+      <w:proofErr w:type="spellEnd"/>
       <w:r>
         <w:rPr>
           <w:sz w:val="24"/>
@@ -27166,15 +29393,7 @@
           <w:szCs w:val="24"/>
           <w:lang w:val="en-US"/>
         </w:rPr>
-        <w:t xml:space="preserve">Let’s assume we would like to simulate a lake with two different inflows: a river with constant flowrate of 60 </w:t>
-      </w:r>
-      <w:r>
-        <w:rPr>
-          <w:sz w:val="24"/>
-          <w:szCs w:val="24"/>
-          <w:lang w:val="en-US"/>
-        </w:rPr>
-        <w:t>m</w:t>
+        <w:t>Let’s assume we would like to simulate a lake with two different inflows: a river with constant flowrate of 60 m</w:t>
       </w:r>
       <w:r>
         <w:rPr>
@@ -27191,15 +29410,7 @@
           <w:szCs w:val="24"/>
           <w:lang w:val="en-US"/>
         </w:rPr>
-        <w:t>/s</w:t>
-      </w:r>
-      <w:r>
-        <w:rPr>
-          <w:sz w:val="24"/>
-          <w:szCs w:val="24"/>
-          <w:lang w:val="en-US"/>
-        </w:rPr>
-        <w:t xml:space="preserve"> </w:t>
+        <w:t xml:space="preserve">/s </w:t>
       </w:r>
       <w:r>
         <w:rPr>
@@ -27215,15 +29426,7 @@
           <w:szCs w:val="24"/>
           <w:lang w:val="en-US"/>
         </w:rPr>
-        <w:t xml:space="preserve">and inflow from an upstream reservoir of 20 </w:t>
-      </w:r>
-      <w:r>
-        <w:rPr>
-          <w:sz w:val="24"/>
-          <w:szCs w:val="24"/>
-          <w:lang w:val="en-US"/>
-        </w:rPr>
-        <w:t>m</w:t>
+        <w:t>and inflow from an upstream reservoir of 20 m</w:t>
       </w:r>
       <w:r>
         <w:rPr>
@@ -27379,7 +29582,15 @@
                                 <w:color w:val="A82800"/>
                                 <w:lang w:val="en-US"/>
                               </w:rPr>
-                              <w:t>t [d]</w:t>
+                              <w:t>t [d</w:t>
+                            </w:r>
+                            <w:proofErr w:type="gramStart"/>
+                            <w:r>
+                              <w:rPr>
+                                <w:color w:val="A82800"/>
+                                <w:lang w:val="en-US"/>
+                              </w:rPr>
+                              <w:t>]</w:t>
                             </w:r>
                             <w:r>
                               <w:rPr>
@@ -27392,7 +29603,15 @@
                                 <w:color w:val="0070C0"/>
                                 <w:lang w:val="en-US"/>
                               </w:rPr>
-                              <w:t xml:space="preserve">z (1. row) </w:t>
+                              <w:t>z</w:t>
+                            </w:r>
+                            <w:proofErr w:type="gramEnd"/>
+                            <w:r>
+                              <w:rPr>
+                                <w:color w:val="0070C0"/>
+                                <w:lang w:val="en-US"/>
+                              </w:rPr>
+                              <w:t xml:space="preserve"> (1. row) </w:t>
                             </w:r>
                             <w:r>
                               <w:rPr>
@@ -27429,13 +29648,7 @@
                               <w:rPr>
                                 <w:lang w:val="en-US"/>
                               </w:rPr>
-                              <w:t xml:space="preserve">1 </w:t>
-                            </w:r>
-                            <w:r>
-                              <w:rPr>
-                                <w:lang w:val="en-US"/>
-                              </w:rPr>
-                              <w:t>3</w:t>
+                              <w:t>1 3</w:t>
                             </w:r>
                           </w:p>
                           <w:p>
@@ -27463,6 +29676,7 @@
                               </w:rPr>
                               <w:t>-1</w:t>
                             </w:r>
+                            <w:proofErr w:type="gramStart"/>
                             <w:r>
                               <w:rPr>
                                 <w:color w:val="0070C0"/>
@@ -27476,7 +29690,15 @@
                                 <w:color w:val="0070C0"/>
                                 <w:lang w:val="en-US"/>
                               </w:rPr>
-                              <w:t>-10</w:t>
+                              <w:t>-</w:t>
+                            </w:r>
+                            <w:proofErr w:type="gramEnd"/>
+                            <w:r>
+                              <w:rPr>
+                                <w:color w:val="0070C0"/>
+                                <w:lang w:val="en-US"/>
+                              </w:rPr>
+                              <w:t>10</w:t>
                             </w:r>
                             <w:r>
                               <w:rPr>
@@ -27544,13 +29766,7 @@
                                 <w:lang w:val="en-US"/>
                               </w:rPr>
                               <w:tab/>
-                              <w:t xml:space="preserve"> </w:t>
-                            </w:r>
-                            <w:r>
-                              <w:rPr>
-                                <w:lang w:val="en-US"/>
-                              </w:rPr>
-                              <w:t>0</w:t>
+                              <w:t xml:space="preserve"> 0</w:t>
                             </w:r>
                             <w:r>
                               <w:rPr>
@@ -27564,11 +29780,6 @@
                                 <w:lang w:val="en-US"/>
                               </w:rPr>
                               <w:tab/>
-                            </w:r>
-                            <w:r>
-                              <w:rPr>
-                                <w:lang w:val="en-US"/>
-                              </w:rPr>
                               <w:t>2</w:t>
                             </w:r>
                           </w:p>
@@ -27602,13 +29813,7 @@
                                 <w:lang w:val="en-US"/>
                               </w:rPr>
                               <w:tab/>
-                              <w:t xml:space="preserve"> </w:t>
-                            </w:r>
-                            <w:r>
-                              <w:rPr>
-                                <w:lang w:val="en-US"/>
-                              </w:rPr>
-                              <w:t>0</w:t>
+                              <w:t xml:space="preserve"> 0</w:t>
                             </w:r>
                             <w:r>
                               <w:rPr>
@@ -27622,11 +29827,6 @@
                                 <w:lang w:val="en-US"/>
                               </w:rPr>
                               <w:tab/>
-                            </w:r>
-                            <w:r>
-                              <w:rPr>
-                                <w:lang w:val="en-US"/>
-                              </w:rPr>
                               <w:t>2</w:t>
                             </w:r>
                           </w:p>
@@ -28073,29 +30273,15 @@
                                 <w:lang w:val="en-US"/>
                               </w:rPr>
                               <w:tab/>
-                              <w:t>-</w:t>
+                              <w:t>-10</w:t>
                             </w:r>
                             <w:r>
                               <w:rPr>
                                 <w:color w:val="0070C0"/>
                                 <w:lang w:val="en-US"/>
                               </w:rPr>
-                              <w:t>10</w:t>
-                            </w:r>
-                            <w:r>
-                              <w:rPr>
-                                <w:color w:val="0070C0"/>
-                                <w:lang w:val="en-US"/>
-                              </w:rPr>
                               <w:tab/>
-                              <w:t>-</w:t>
-                            </w:r>
-                            <w:r>
-                              <w:rPr>
-                                <w:color w:val="0070C0"/>
-                                <w:lang w:val="en-US"/>
-                              </w:rPr>
-                              <w:t>10</w:t>
+                              <w:t>-10</w:t>
                             </w:r>
                             <w:r>
                               <w:rPr>
@@ -28149,36 +30335,14 @@
                                 <w:lang w:val="en-US"/>
                               </w:rPr>
                               <w:tab/>
-                            </w:r>
-                            <w:r>
-                              <w:rPr>
-                                <w:lang w:val="en-US"/>
-                              </w:rPr>
-                              <w:t>3</w:t>
-                            </w:r>
-                            <w:r>
-                              <w:rPr>
-                                <w:lang w:val="en-US"/>
-                              </w:rPr>
-                              <w:t>0</w:t>
+                              <w:t>30</w:t>
                             </w:r>
                             <w:r>
                               <w:rPr>
                                 <w:lang w:val="en-US"/>
                               </w:rPr>
                               <w:tab/>
-                            </w:r>
-                            <w:r>
-                              <w:rPr>
-                                <w:lang w:val="en-US"/>
-                              </w:rPr>
-                              <w:t>3</w:t>
-                            </w:r>
-                            <w:r>
-                              <w:rPr>
-                                <w:lang w:val="en-US"/>
-                              </w:rPr>
-                              <w:t>0</w:t>
+                              <w:t>30</w:t>
                             </w:r>
                           </w:p>
                           <w:p>
@@ -28199,11 +30363,6 @@
                                 <w:lang w:val="en-US"/>
                               </w:rPr>
                               <w:tab/>
-                            </w:r>
-                            <w:r>
-                              <w:rPr>
-                                <w:lang w:val="en-US"/>
-                              </w:rPr>
                               <w:t>10</w:t>
                             </w:r>
                             <w:r>
@@ -28218,36 +30377,14 @@
                                 <w:lang w:val="en-US"/>
                               </w:rPr>
                               <w:tab/>
-                            </w:r>
-                            <w:r>
-                              <w:rPr>
-                                <w:lang w:val="en-US"/>
-                              </w:rPr>
-                              <w:t>3</w:t>
-                            </w:r>
-                            <w:r>
-                              <w:rPr>
-                                <w:lang w:val="en-US"/>
-                              </w:rPr>
-                              <w:t>0</w:t>
+                              <w:t>30</w:t>
                             </w:r>
                             <w:r>
                               <w:rPr>
                                 <w:lang w:val="en-US"/>
                               </w:rPr>
                               <w:tab/>
-                            </w:r>
-                            <w:r>
-                              <w:rPr>
-                                <w:lang w:val="en-US"/>
-                              </w:rPr>
-                              <w:t>3</w:t>
-                            </w:r>
-                            <w:r>
-                              <w:rPr>
-                                <w:lang w:val="en-US"/>
-                              </w:rPr>
-                              <w:t>0</w:t>
+                              <w:t>30</w:t>
                             </w:r>
                           </w:p>
                         </w:txbxContent>
@@ -28688,7 +30825,34 @@
           <w:szCs w:val="24"/>
           <w:lang w:val="en-US"/>
         </w:rPr>
-        <w:t>In contrast to the initial conditions of the physical model (Simstrat), each biogeochemical variable needs its own file for the initial conditions. The reason for this is that AED2 modules can be turned on or off individually and thus the number of biogeochemical variables simulated can be highly variable. The names of the AED2 initial condition files are “AED2MODULE_variable_ini”, for example the file for CH</w:t>
+        <w:t>In contrast to the initial conditions of the physical model (</w:t>
+      </w:r>
+      <w:proofErr w:type="spellStart"/>
+      <w:r>
+        <w:rPr>
+          <w:sz w:val="24"/>
+          <w:szCs w:val="24"/>
+          <w:lang w:val="en-US"/>
+        </w:rPr>
+        <w:t>Simstrat</w:t>
+      </w:r>
+      <w:proofErr w:type="spellEnd"/>
+      <w:r>
+        <w:rPr>
+          <w:sz w:val="24"/>
+          <w:szCs w:val="24"/>
+          <w:lang w:val="en-US"/>
+        </w:rPr>
+        <w:t xml:space="preserve">), each biogeochemical variable needs its own file for the initial conditions. The reason for this is that AED2 modules can be turned on or off individually and thus the number of biogeochemical variables simulated can be highly variable. The names of the AED2 initial condition files are </w:t>
+      </w:r>
+      <w:r>
+        <w:rPr>
+          <w:sz w:val="24"/>
+          <w:szCs w:val="24"/>
+          <w:lang w:val="en-US"/>
+        </w:rPr>
+        <w:lastRenderedPageBreak/>
+        <w:t>“AED2MODULE_variable_ini”, for example the file for CH</w:t>
       </w:r>
       <w:r>
         <w:rPr>
@@ -28739,7 +30903,25 @@
           <w:szCs w:val="24"/>
           <w:lang w:val="en-US"/>
         </w:rPr>
-        <w:t>The structure of the AED2 files is very similar to the Simstrat initial condition file:</w:t>
+        <w:t xml:space="preserve">The structure of the AED2 files is very similar to the </w:t>
+      </w:r>
+      <w:proofErr w:type="spellStart"/>
+      <w:r>
+        <w:rPr>
+          <w:sz w:val="24"/>
+          <w:szCs w:val="24"/>
+          <w:lang w:val="en-US"/>
+        </w:rPr>
+        <w:t>Simstrat</w:t>
+      </w:r>
+      <w:proofErr w:type="spellEnd"/>
+      <w:r>
+        <w:rPr>
+          <w:sz w:val="24"/>
+          <w:szCs w:val="24"/>
+          <w:lang w:val="en-US"/>
+        </w:rPr>
+        <w:t xml:space="preserve"> initial condition file:</w:t>
       </w:r>
     </w:p>
     <w:p>
@@ -28753,7 +30935,6 @@
           <w:noProof/>
           <w:lang w:val="en-US"/>
         </w:rPr>
-        <w:lastRenderedPageBreak/>
         <mc:AlternateContent>
           <mc:Choice Requires="wps">
             <w:drawing>
@@ -28809,7 +30990,21 @@
                                 <w:lang w:val="it-IT"/>
                               </w:rPr>
                               <w:tab/>
-                              <w:t>ch4 [mmol/m3]</w:t>
+                              <w:t>ch4 [</w:t>
+                            </w:r>
+                            <w:proofErr w:type="spellStart"/>
+                            <w:r>
+                              <w:rPr>
+                                <w:lang w:val="it-IT"/>
+                              </w:rPr>
+                              <w:t>mmol</w:t>
+                            </w:r>
+                            <w:proofErr w:type="spellEnd"/>
+                            <w:r>
+                              <w:rPr>
+                                <w:lang w:val="it-IT"/>
+                              </w:rPr>
+                              <w:t>/m3]</w:t>
                             </w:r>
                           </w:p>
                           <w:p>
@@ -29188,7 +31383,25 @@
           <w:szCs w:val="24"/>
           <w:lang w:val="en-US"/>
         </w:rPr>
-        <w:t>The structure of AED2 and Simstrat inflow files is identical. For every simulated AED2 variable, there needs to be an inflow file named according to “AED2MODULE_variable_inflow” (for example for CH</w:t>
+        <w:t xml:space="preserve">The structure of AED2 and </w:t>
+      </w:r>
+      <w:proofErr w:type="spellStart"/>
+      <w:r>
+        <w:rPr>
+          <w:sz w:val="24"/>
+          <w:szCs w:val="24"/>
+          <w:lang w:val="en-US"/>
+        </w:rPr>
+        <w:t>Simstrat</w:t>
+      </w:r>
+      <w:proofErr w:type="spellEnd"/>
+      <w:r>
+        <w:rPr>
+          <w:sz w:val="24"/>
+          <w:szCs w:val="24"/>
+          <w:lang w:val="en-US"/>
+        </w:rPr>
+        <w:t xml:space="preserve"> inflow files is identical. For every simulated AED2 variable, there needs to be an inflow file named according to “AED2MODULE_variable_inflow” (for example for CH</w:t>
       </w:r>
       <w:r>
         <w:rPr>
@@ -29288,6 +31501,7 @@
         </w:rPr>
         <w:t xml:space="preserve">ocation defined by </w:t>
       </w:r>
+      <w:proofErr w:type="spellStart"/>
       <w:r>
         <w:rPr>
           <w:sz w:val="24"/>
@@ -29297,6 +31511,7 @@
         </w:rPr>
         <w:t>Output.Path</w:t>
       </w:r>
+      <w:proofErr w:type="spellEnd"/>
       <w:r>
         <w:rPr>
           <w:sz w:val="24"/>
@@ -29377,6 +31592,7 @@
         </w:rPr>
         <w:t xml:space="preserve"> If </w:t>
       </w:r>
+      <w:proofErr w:type="spellStart"/>
       <w:r>
         <w:rPr>
           <w:sz w:val="24"/>
@@ -29386,6 +31602,7 @@
         </w:rPr>
         <w:t>Output.All</w:t>
       </w:r>
+      <w:proofErr w:type="spellEnd"/>
       <w:r>
         <w:rPr>
           <w:sz w:val="24"/>
@@ -29394,6 +31611,7 @@
         </w:rPr>
         <w:t xml:space="preserve"> is “true”, all variables in Table 4 are written out, if it is “false”, only the variables defined in </w:t>
       </w:r>
+      <w:proofErr w:type="spellStart"/>
       <w:r>
         <w:rPr>
           <w:sz w:val="24"/>
@@ -29403,6 +31621,7 @@
         </w:rPr>
         <w:t>Output.Variables</w:t>
       </w:r>
+      <w:proofErr w:type="spellEnd"/>
       <w:r>
         <w:rPr>
           <w:sz w:val="24"/>
@@ -29428,7 +31647,61 @@
           <w:szCs w:val="24"/>
           <w:lang w:val="en-US"/>
         </w:rPr>
-        <w:t>The output depth and time resolution can be specified using the keywords “Depths” and “Times” in the “Output” block. “Depths” can either be i) a number (interpreted as depth interval in [m]), ii) a list with output depths or iii) a path to a file. The file again contains either a number or a list of output depths. Similarly, “Times” is either i) a number “n” (interpreted as output every “n”th timestep), ii) a list of output times or iii) a path to a file. The file again contains either a number or a list of output times.</w:t>
+        <w:t xml:space="preserve">The output depth and time resolution can be specified using the keywords “Depths” and “Times” in the “Output” block. “Depths” can either be </w:t>
+      </w:r>
+      <w:proofErr w:type="spellStart"/>
+      <w:r>
+        <w:rPr>
+          <w:sz w:val="24"/>
+          <w:szCs w:val="24"/>
+          <w:lang w:val="en-US"/>
+        </w:rPr>
+        <w:t>i</w:t>
+      </w:r>
+      <w:proofErr w:type="spellEnd"/>
+      <w:r>
+        <w:rPr>
+          <w:sz w:val="24"/>
+          <w:szCs w:val="24"/>
+          <w:lang w:val="en-US"/>
+        </w:rPr>
+        <w:t xml:space="preserve">) a number (interpreted as depth interval in [m]), ii) a list with output depths or iii) a path to a file. The file again contains either a number or a list of output depths. Similarly, “Times” is either </w:t>
+      </w:r>
+      <w:proofErr w:type="spellStart"/>
+      <w:r>
+        <w:rPr>
+          <w:sz w:val="24"/>
+          <w:szCs w:val="24"/>
+          <w:lang w:val="en-US"/>
+        </w:rPr>
+        <w:t>i</w:t>
+      </w:r>
+      <w:proofErr w:type="spellEnd"/>
+      <w:r>
+        <w:rPr>
+          <w:sz w:val="24"/>
+          <w:szCs w:val="24"/>
+          <w:lang w:val="en-US"/>
+        </w:rPr>
+        <w:t>) a number “n” (interpreted as output every “</w:t>
+      </w:r>
+      <w:proofErr w:type="spellStart"/>
+      <w:r>
+        <w:rPr>
+          <w:sz w:val="24"/>
+          <w:szCs w:val="24"/>
+          <w:lang w:val="en-US"/>
+        </w:rPr>
+        <w:t>n”th</w:t>
+      </w:r>
+      <w:proofErr w:type="spellEnd"/>
+      <w:r>
+        <w:rPr>
+          <w:sz w:val="24"/>
+          <w:szCs w:val="24"/>
+          <w:lang w:val="en-US"/>
+        </w:rPr>
+        <w:t xml:space="preserve"> timestep), ii) a list of output times or iii) a path to a file. The file again contains either a number or a list of output times.</w:t>
       </w:r>
     </w:p>
     <w:p>
@@ -30219,6 +32492,7 @@
                 <w:lang w:val="en-US"/>
               </w:rPr>
             </w:pPr>
+            <w:proofErr w:type="spellStart"/>
             <w:r>
               <w:rPr>
                 <w:sz w:val="24"/>
@@ -30227,6 +32501,7 @@
               </w:rPr>
               <w:t>nuh</w:t>
             </w:r>
+            <w:proofErr w:type="spellEnd"/>
           </w:p>
         </w:tc>
         <w:tc>
@@ -30485,7 +32760,25 @@
                 <w:szCs w:val="24"/>
                 <w:lang w:val="en-US"/>
               </w:rPr>
-              <w:t xml:space="preserve">Brunt-Väisälä frequency </w:t>
+              <w:t>Brunt-</w:t>
+            </w:r>
+            <w:proofErr w:type="spellStart"/>
+            <w:r>
+              <w:rPr>
+                <w:sz w:val="24"/>
+                <w:szCs w:val="24"/>
+                <w:lang w:val="en-US"/>
+              </w:rPr>
+              <w:t>Väisälä</w:t>
+            </w:r>
+            <w:proofErr w:type="spellEnd"/>
+            <w:r>
+              <w:rPr>
+                <w:sz w:val="24"/>
+                <w:szCs w:val="24"/>
+                <w:lang w:val="en-US"/>
+              </w:rPr>
+              <w:t xml:space="preserve"> frequency </w:t>
             </w:r>
             <w:r>
               <w:rPr>
@@ -31493,6 +33786,7 @@
                 <w:lang w:val="en-US"/>
               </w:rPr>
             </w:pPr>
+            <w:proofErr w:type="spellStart"/>
             <w:r>
               <w:rPr>
                 <w:sz w:val="24"/>
@@ -31501,6 +33795,7 @@
               </w:rPr>
               <w:t>TotalIceH</w:t>
             </w:r>
+            <w:proofErr w:type="spellEnd"/>
           </w:p>
         </w:tc>
         <w:tc>
@@ -31598,6 +33893,7 @@
                 <w:lang w:val="en-US"/>
               </w:rPr>
             </w:pPr>
+            <w:proofErr w:type="spellStart"/>
             <w:r>
               <w:rPr>
                 <w:sz w:val="24"/>
@@ -31606,6 +33902,7 @@
               </w:rPr>
               <w:t>BlackIceH</w:t>
             </w:r>
+            <w:proofErr w:type="spellEnd"/>
           </w:p>
         </w:tc>
         <w:tc>
@@ -31703,6 +34000,7 @@
                 <w:lang w:val="en-US"/>
               </w:rPr>
             </w:pPr>
+            <w:proofErr w:type="spellStart"/>
             <w:r>
               <w:rPr>
                 <w:sz w:val="24"/>
@@ -31711,6 +34009,7 @@
               </w:rPr>
               <w:t>WhiteIceH</w:t>
             </w:r>
+            <w:proofErr w:type="spellEnd"/>
           </w:p>
         </w:tc>
         <w:tc>
@@ -31808,6 +34107,7 @@
                 <w:lang w:val="en-US"/>
               </w:rPr>
             </w:pPr>
+            <w:proofErr w:type="spellStart"/>
             <w:r>
               <w:rPr>
                 <w:sz w:val="24"/>
@@ -31816,6 +34116,7 @@
               </w:rPr>
               <w:t>SnowH</w:t>
             </w:r>
+            <w:proofErr w:type="spellEnd"/>
           </w:p>
         </w:tc>
         <w:tc>
@@ -31913,6 +34214,7 @@
                 <w:lang w:val="en-US"/>
               </w:rPr>
             </w:pPr>
+            <w:proofErr w:type="spellStart"/>
             <w:r>
               <w:rPr>
                 <w:sz w:val="24"/>
@@ -31929,6 +34231,7 @@
               </w:rPr>
               <w:t>H</w:t>
             </w:r>
+            <w:proofErr w:type="spellEnd"/>
           </w:p>
         </w:tc>
         <w:tc>
@@ -32026,6 +34329,7 @@
                 <w:lang w:val="en-US"/>
               </w:rPr>
             </w:pPr>
+            <w:proofErr w:type="spellStart"/>
             <w:r>
               <w:rPr>
                 <w:sz w:val="24"/>
@@ -32034,6 +34338,7 @@
               </w:rPr>
               <w:t>Qvert</w:t>
             </w:r>
+            <w:proofErr w:type="spellEnd"/>
           </w:p>
         </w:tc>
         <w:tc>
@@ -32148,6 +34453,7 @@
                 <w:lang w:val="en-US"/>
               </w:rPr>
             </w:pPr>
+            <w:proofErr w:type="spellStart"/>
             <w:r>
               <w:rPr>
                 <w:sz w:val="24"/>
@@ -32156,6 +34462,7 @@
               </w:rPr>
               <w:t>Eseiche</w:t>
             </w:r>
+            <w:proofErr w:type="spellEnd"/>
           </w:p>
         </w:tc>
         <w:tc>
@@ -32292,6 +34599,7 @@
         </w:rPr>
         <w:t xml:space="preserve"> – </w:t>
       </w:r>
+      <w:proofErr w:type="spellStart"/>
       <w:r>
         <w:rPr>
           <w:color w:val="auto"/>
@@ -32302,7 +34610,28 @@
         <w:rPr>
           <w:color w:val="auto"/>
         </w:rPr>
-        <w:t>urrent Simstrat Output variables</w:t>
+        <w:t>urrent</w:t>
+      </w:r>
+      <w:proofErr w:type="spellEnd"/>
+      <w:r>
+        <w:rPr>
+          <w:color w:val="auto"/>
+        </w:rPr>
+        <w:t xml:space="preserve"> </w:t>
+      </w:r>
+      <w:proofErr w:type="spellStart"/>
+      <w:r>
+        <w:rPr>
+          <w:color w:val="auto"/>
+        </w:rPr>
+        <w:t>Simstrat</w:t>
+      </w:r>
+      <w:proofErr w:type="spellEnd"/>
+      <w:r>
+        <w:rPr>
+          <w:color w:val="auto"/>
+        </w:rPr>
+        <w:t xml:space="preserve"> Output variables</w:t>
       </w:r>
     </w:p>
     <w:p>
@@ -32321,7 +34650,21 @@
         <w:rPr>
           <w:lang w:val="en-US"/>
         </w:rPr>
-        <w:t>Restart Simstrat from a previous model run</w:t>
+        <w:t xml:space="preserve">Restart </w:t>
+      </w:r>
+      <w:proofErr w:type="spellStart"/>
+      <w:r>
+        <w:rPr>
+          <w:lang w:val="en-US"/>
+        </w:rPr>
+        <w:t>Simstrat</w:t>
+      </w:r>
+      <w:proofErr w:type="spellEnd"/>
+      <w:r>
+        <w:rPr>
+          <w:lang w:val="en-US"/>
+        </w:rPr>
+        <w:t xml:space="preserve"> from a previous model run</w:t>
       </w:r>
     </w:p>
     <w:p>
@@ -32364,7 +34707,21 @@
         <w:rPr>
           <w:lang w:val="en-US"/>
         </w:rPr>
-        <w:t xml:space="preserve"> “continue from snapshot” is set to “true”, Simstrat produces a binary file called “snapshot” containing the total state of the simulation. Th</w:t>
+        <w:t xml:space="preserve"> “continue from snapshot” is set to “true”, </w:t>
+      </w:r>
+      <w:proofErr w:type="spellStart"/>
+      <w:r>
+        <w:rPr>
+          <w:lang w:val="en-US"/>
+        </w:rPr>
+        <w:t>Simstrat</w:t>
+      </w:r>
+      <w:proofErr w:type="spellEnd"/>
+      <w:r>
+        <w:rPr>
+          <w:lang w:val="en-US"/>
+        </w:rPr>
+        <w:t xml:space="preserve"> produces a binary file called “snapshot” containing the total state of the simulation. Th</w:t>
       </w:r>
       <w:r>
         <w:rPr>
@@ -32394,7 +34751,21 @@
         <w:rPr>
           <w:lang w:val="en-US"/>
         </w:rPr>
-        <w:t>and works for any Simstrat simulation</w:t>
+        <w:t xml:space="preserve">and works for any </w:t>
+      </w:r>
+      <w:proofErr w:type="spellStart"/>
+      <w:r>
+        <w:rPr>
+          <w:lang w:val="en-US"/>
+        </w:rPr>
+        <w:t>Simstrat</w:t>
+      </w:r>
+      <w:proofErr w:type="spellEnd"/>
+      <w:r>
+        <w:rPr>
+          <w:lang w:val="en-US"/>
+        </w:rPr>
+        <w:t xml:space="preserve"> simulation</w:t>
       </w:r>
       <w:r>
         <w:rPr>
@@ -32484,7 +34855,21 @@
         <w:rPr>
           <w:lang w:val="en-US"/>
         </w:rPr>
-        <w:t>” which includes the model state variables U, V, T, S, k, eps, num and nuh at the internal depth resolution (on a staggered grid)</w:t>
+        <w:t xml:space="preserve">” which includes the model state variables U, V, T, S, k, eps, num and </w:t>
+      </w:r>
+      <w:proofErr w:type="spellStart"/>
+      <w:r>
+        <w:rPr>
+          <w:lang w:val="en-US"/>
+        </w:rPr>
+        <w:t>nuh</w:t>
+      </w:r>
+      <w:proofErr w:type="spellEnd"/>
+      <w:r>
+        <w:rPr>
+          <w:lang w:val="en-US"/>
+        </w:rPr>
+        <w:t xml:space="preserve"> at the internal depth resolution (on a staggered grid)</w:t>
       </w:r>
       <w:r>
         <w:rPr>
@@ -32699,7 +35084,39 @@
           <w:b/>
           <w:lang w:val="en-US"/>
         </w:rPr>
-        <w:t>The generated initial condition file for text restart can be very long (due to high depth resolution). Set the parameter “MaxLengthInputData” large enough to not produce memory errors (“MaxLengthInputData” should be larger than the number of lines in the initial condition file)</w:t>
+        <w:t>The generated initial condition file for text restart can be very long (due to high depth resolution). Set the parameter “</w:t>
+      </w:r>
+      <w:proofErr w:type="spellStart"/>
+      <w:r>
+        <w:rPr>
+          <w:b/>
+          <w:lang w:val="en-US"/>
+        </w:rPr>
+        <w:t>MaxLengthInputData</w:t>
+      </w:r>
+      <w:proofErr w:type="spellEnd"/>
+      <w:r>
+        <w:rPr>
+          <w:b/>
+          <w:lang w:val="en-US"/>
+        </w:rPr>
+        <w:t>” large enough to not produce memory errors (“</w:t>
+      </w:r>
+      <w:proofErr w:type="spellStart"/>
+      <w:r>
+        <w:rPr>
+          <w:b/>
+          <w:lang w:val="en-US"/>
+        </w:rPr>
+        <w:t>MaxLengthInputData</w:t>
+      </w:r>
+      <w:proofErr w:type="spellEnd"/>
+      <w:r>
+        <w:rPr>
+          <w:b/>
+          <w:lang w:val="en-US"/>
+        </w:rPr>
+        <w:t>” should be larger than the number of lines in the initial condition file)</w:t>
       </w:r>
     </w:p>
     <w:p>
@@ -32795,7 +35212,25 @@
           <w:szCs w:val="24"/>
           <w:lang w:val="en-US"/>
         </w:rPr>
-        <w:t>In order to install PEST, one first has to download the archive containing all required files, and unzip it. The path to this directory must then be added to the PATH environment variable.</w:t>
+        <w:t xml:space="preserve">In order to install PEST, one first has to download the archive containing all required </w:t>
+      </w:r>
+      <w:proofErr w:type="gramStart"/>
+      <w:r>
+        <w:rPr>
+          <w:sz w:val="24"/>
+          <w:szCs w:val="24"/>
+          <w:lang w:val="en-US"/>
+        </w:rPr>
+        <w:t>files, and</w:t>
+      </w:r>
+      <w:proofErr w:type="gramEnd"/>
+      <w:r>
+        <w:rPr>
+          <w:sz w:val="24"/>
+          <w:szCs w:val="24"/>
+          <w:lang w:val="en-US"/>
+        </w:rPr>
+        <w:t xml:space="preserve"> unzip it. The path to this directory must then be added to the PATH environment variable.</w:t>
       </w:r>
     </w:p>
     <w:p>
@@ -32839,6 +35274,7 @@
         </w:rPr>
         <w:t xml:space="preserve"> for </w:t>
       </w:r>
+      <w:proofErr w:type="spellStart"/>
       <w:r>
         <w:rPr>
           <w:sz w:val="24"/>
@@ -32847,6 +35283,7 @@
         </w:rPr>
         <w:t>Simstrat</w:t>
       </w:r>
+      <w:proofErr w:type="spellEnd"/>
       <w:r>
         <w:rPr>
           <w:sz w:val="24"/>
@@ -32977,6 +35414,7 @@
         </w:rPr>
         <w:t>(</w:t>
       </w:r>
+      <w:proofErr w:type="spellStart"/>
       <w:r>
         <w:rPr>
           <w:sz w:val="24"/>
@@ -32991,7 +35429,16 @@
           <w:szCs w:val="24"/>
           <w:lang w:val="en-US"/>
         </w:rPr>
-        <w:t xml:space="preserve">_par.tpl) </w:t>
+        <w:t>_par.tpl</w:t>
+      </w:r>
+      <w:proofErr w:type="spellEnd"/>
+      <w:r>
+        <w:rPr>
+          <w:sz w:val="24"/>
+          <w:szCs w:val="24"/>
+          <w:lang w:val="en-US"/>
+        </w:rPr>
+        <w:t xml:space="preserve">) </w:t>
       </w:r>
       <w:r>
         <w:rPr>
@@ -33001,6 +35448,7 @@
         </w:rPr>
         <w:t xml:space="preserve">that mimics the </w:t>
       </w:r>
+      <w:proofErr w:type="spellStart"/>
       <w:r>
         <w:rPr>
           <w:sz w:val="24"/>
@@ -33015,7 +35463,16 @@
           <w:szCs w:val="24"/>
           <w:lang w:val="en-US"/>
         </w:rPr>
-        <w:t xml:space="preserve">.par file, but with parameter names instead of values. </w:t>
+        <w:t>.par</w:t>
+      </w:r>
+      <w:proofErr w:type="spellEnd"/>
+      <w:r>
+        <w:rPr>
+          <w:sz w:val="24"/>
+          <w:szCs w:val="24"/>
+          <w:lang w:val="en-US"/>
+        </w:rPr>
+        <w:t xml:space="preserve"> file, but with parameter names instead of values. </w:t>
       </w:r>
       <w:r>
         <w:rPr>
@@ -33301,6 +35758,7 @@
         </w:rPr>
         <w:t>(</w:t>
       </w:r>
+      <w:proofErr w:type="spellStart"/>
       <w:r>
         <w:rPr>
           <w:sz w:val="24"/>
@@ -33315,7 +35773,16 @@
           <w:szCs w:val="24"/>
           <w:lang w:val="en-US"/>
         </w:rPr>
-        <w:t xml:space="preserve">_obs.ins) </w:t>
+        <w:t>_obs.ins</w:t>
+      </w:r>
+      <w:proofErr w:type="spellEnd"/>
+      <w:r>
+        <w:rPr>
+          <w:sz w:val="24"/>
+          <w:szCs w:val="24"/>
+          <w:lang w:val="en-US"/>
+        </w:rPr>
+        <w:t xml:space="preserve">) </w:t>
       </w:r>
       <w:r>
         <w:rPr>
@@ -33427,7 +35894,61 @@
           <w:szCs w:val="24"/>
           <w:lang w:val="en-US"/>
         </w:rPr>
-        <w:t>PEST.py contains all the functions to prepare the whole PEST configuration and run calibration of Simstrat. As the single necessary input, it requires a configuration file (JSON format), which provides (i) the paths to the model, Simstrat configuration, observation files, and output directories/files, (ii) the number of CPUs to use in case of parallel calibration, (iii) the fixed and calibrated parameters.</w:t>
+        <w:t xml:space="preserve">PEST.py contains all the functions to prepare the whole PEST configuration and run calibration of </w:t>
+      </w:r>
+      <w:proofErr w:type="spellStart"/>
+      <w:r>
+        <w:rPr>
+          <w:sz w:val="24"/>
+          <w:szCs w:val="24"/>
+          <w:lang w:val="en-US"/>
+        </w:rPr>
+        <w:t>Simstrat</w:t>
+      </w:r>
+      <w:proofErr w:type="spellEnd"/>
+      <w:r>
+        <w:rPr>
+          <w:sz w:val="24"/>
+          <w:szCs w:val="24"/>
+          <w:lang w:val="en-US"/>
+        </w:rPr>
+        <w:t>. As the single necessary input, it requires a configuration file (JSON format), which provides (</w:t>
+      </w:r>
+      <w:proofErr w:type="spellStart"/>
+      <w:r>
+        <w:rPr>
+          <w:sz w:val="24"/>
+          <w:szCs w:val="24"/>
+          <w:lang w:val="en-US"/>
+        </w:rPr>
+        <w:t>i</w:t>
+      </w:r>
+      <w:proofErr w:type="spellEnd"/>
+      <w:r>
+        <w:rPr>
+          <w:sz w:val="24"/>
+          <w:szCs w:val="24"/>
+          <w:lang w:val="en-US"/>
+        </w:rPr>
+        <w:t xml:space="preserve">) the paths to the model, </w:t>
+      </w:r>
+      <w:proofErr w:type="spellStart"/>
+      <w:r>
+        <w:rPr>
+          <w:sz w:val="24"/>
+          <w:szCs w:val="24"/>
+          <w:lang w:val="en-US"/>
+        </w:rPr>
+        <w:t>Simstrat</w:t>
+      </w:r>
+      <w:proofErr w:type="spellEnd"/>
+      <w:r>
+        <w:rPr>
+          <w:sz w:val="24"/>
+          <w:szCs w:val="24"/>
+          <w:lang w:val="en-US"/>
+        </w:rPr>
+        <w:t xml:space="preserve"> configuration, observation files, and output directories/files, (ii) the number of CPUs to use in case of parallel calibration, (iii) the fixed and calibrated parameters.</w:t>
       </w:r>
     </w:p>
     <w:p>
@@ -33539,6 +36060,7 @@
                 <w:szCs w:val="24"/>
               </w:rPr>
             </w:pPr>
+            <w:proofErr w:type="spellStart"/>
             <w:r>
               <w:rPr>
                 <w:sz w:val="24"/>
@@ -33546,6 +36068,7 @@
               </w:rPr>
               <w:t>files</w:t>
             </w:r>
+            <w:proofErr w:type="spellEnd"/>
           </w:p>
         </w:tc>
         <w:tc>
@@ -33583,6 +36106,7 @@
                 <w:szCs w:val="24"/>
               </w:rPr>
             </w:pPr>
+            <w:proofErr w:type="spellStart"/>
             <w:r>
               <w:rPr>
                 <w:sz w:val="24"/>
@@ -33590,6 +36114,7 @@
               </w:rPr>
               <w:t>model</w:t>
             </w:r>
+            <w:proofErr w:type="spellEnd"/>
           </w:p>
         </w:tc>
         <w:tc>
@@ -33605,13 +36130,23 @@
                 <w:lang w:val="en-US"/>
               </w:rPr>
             </w:pPr>
-            <w:r>
-              <w:rPr>
-                <w:sz w:val="24"/>
-                <w:szCs w:val="24"/>
-                <w:lang w:val="en-US"/>
-              </w:rPr>
-              <w:t>Simstrat executable</w:t>
+            <w:proofErr w:type="spellStart"/>
+            <w:r>
+              <w:rPr>
+                <w:sz w:val="24"/>
+                <w:szCs w:val="24"/>
+                <w:lang w:val="en-US"/>
+              </w:rPr>
+              <w:t>Simstrat</w:t>
+            </w:r>
+            <w:proofErr w:type="spellEnd"/>
+            <w:r>
+              <w:rPr>
+                <w:sz w:val="24"/>
+                <w:szCs w:val="24"/>
+                <w:lang w:val="en-US"/>
+              </w:rPr>
+              <w:t xml:space="preserve"> executable</w:t>
             </w:r>
           </w:p>
         </w:tc>
@@ -33632,6 +36167,7 @@
                 <w:szCs w:val="24"/>
               </w:rPr>
             </w:pPr>
+            <w:proofErr w:type="spellStart"/>
             <w:r>
               <w:rPr>
                 <w:sz w:val="24"/>
@@ -33639,6 +36175,7 @@
               </w:rPr>
               <w:t>configFile</w:t>
             </w:r>
+            <w:proofErr w:type="spellEnd"/>
           </w:p>
         </w:tc>
         <w:tc>
@@ -33654,13 +36191,23 @@
                 <w:lang w:val="en-US"/>
               </w:rPr>
             </w:pPr>
-            <w:r>
-              <w:rPr>
-                <w:sz w:val="24"/>
-                <w:szCs w:val="24"/>
-                <w:lang w:val="en-US"/>
-              </w:rPr>
-              <w:t>Simstrat parameter file</w:t>
+            <w:proofErr w:type="spellStart"/>
+            <w:r>
+              <w:rPr>
+                <w:sz w:val="24"/>
+                <w:szCs w:val="24"/>
+                <w:lang w:val="en-US"/>
+              </w:rPr>
+              <w:t>Simstrat</w:t>
+            </w:r>
+            <w:proofErr w:type="spellEnd"/>
+            <w:r>
+              <w:rPr>
+                <w:sz w:val="24"/>
+                <w:szCs w:val="24"/>
+                <w:lang w:val="en-US"/>
+              </w:rPr>
+              <w:t xml:space="preserve"> parameter file</w:t>
             </w:r>
           </w:p>
         </w:tc>
@@ -33686,7 +36233,23 @@
                 <w:sz w:val="24"/>
                 <w:szCs w:val="24"/>
               </w:rPr>
-              <w:t>(obsFile_X)</w:t>
+              <w:t>(</w:t>
+            </w:r>
+            <w:proofErr w:type="spellStart"/>
+            <w:r>
+              <w:rPr>
+                <w:sz w:val="24"/>
+                <w:szCs w:val="24"/>
+              </w:rPr>
+              <w:t>obsFile_X</w:t>
+            </w:r>
+            <w:proofErr w:type="spellEnd"/>
+            <w:r>
+              <w:rPr>
+                <w:sz w:val="24"/>
+                <w:szCs w:val="24"/>
+              </w:rPr>
+              <w:t>)</w:t>
             </w:r>
           </w:p>
         </w:tc>
@@ -33709,8 +36272,72 @@
                 <w:szCs w:val="24"/>
                 <w:lang w:val="en-US"/>
               </w:rPr>
-              <w:t>Observation file(s) for variable X; the name X must correspond to the Simstrat output file X_out.dat. Examples: obsFile_T, obsFile_S, obsFile_IceH</w:t>
-            </w:r>
+              <w:t xml:space="preserve">Observation file(s) for variable X; the name X must correspond to the </w:t>
+            </w:r>
+            <w:proofErr w:type="spellStart"/>
+            <w:r>
+              <w:rPr>
+                <w:sz w:val="24"/>
+                <w:szCs w:val="24"/>
+                <w:lang w:val="en-US"/>
+              </w:rPr>
+              <w:t>Simstrat</w:t>
+            </w:r>
+            <w:proofErr w:type="spellEnd"/>
+            <w:r>
+              <w:rPr>
+                <w:sz w:val="24"/>
+                <w:szCs w:val="24"/>
+                <w:lang w:val="en-US"/>
+              </w:rPr>
+              <w:t xml:space="preserve"> output file X_out.dat. Examples: </w:t>
+            </w:r>
+            <w:proofErr w:type="spellStart"/>
+            <w:r>
+              <w:rPr>
+                <w:sz w:val="24"/>
+                <w:szCs w:val="24"/>
+                <w:lang w:val="en-US"/>
+              </w:rPr>
+              <w:t>obsFile_T</w:t>
+            </w:r>
+            <w:proofErr w:type="spellEnd"/>
+            <w:r>
+              <w:rPr>
+                <w:sz w:val="24"/>
+                <w:szCs w:val="24"/>
+                <w:lang w:val="en-US"/>
+              </w:rPr>
+              <w:t xml:space="preserve">, </w:t>
+            </w:r>
+            <w:proofErr w:type="spellStart"/>
+            <w:r>
+              <w:rPr>
+                <w:sz w:val="24"/>
+                <w:szCs w:val="24"/>
+                <w:lang w:val="en-US"/>
+              </w:rPr>
+              <w:t>obsFile_S</w:t>
+            </w:r>
+            <w:proofErr w:type="spellEnd"/>
+            <w:r>
+              <w:rPr>
+                <w:sz w:val="24"/>
+                <w:szCs w:val="24"/>
+                <w:lang w:val="en-US"/>
+              </w:rPr>
+              <w:t xml:space="preserve">, </w:t>
+            </w:r>
+            <w:proofErr w:type="spellStart"/>
+            <w:r>
+              <w:rPr>
+                <w:sz w:val="24"/>
+                <w:szCs w:val="24"/>
+                <w:lang w:val="en-US"/>
+              </w:rPr>
+              <w:t>obsFile_IceH</w:t>
+            </w:r>
+            <w:proofErr w:type="spellEnd"/>
           </w:p>
         </w:tc>
       </w:tr>
@@ -33730,6 +36357,7 @@
                 <w:szCs w:val="24"/>
               </w:rPr>
             </w:pPr>
+            <w:proofErr w:type="spellStart"/>
             <w:r>
               <w:rPr>
                 <w:sz w:val="24"/>
@@ -33737,6 +36365,7 @@
               </w:rPr>
               <w:t>refDate</w:t>
             </w:r>
+            <w:proofErr w:type="spellEnd"/>
           </w:p>
         </w:tc>
         <w:tc>
@@ -33758,7 +36387,25 @@
                 <w:szCs w:val="24"/>
                 <w:lang w:val="en-US"/>
               </w:rPr>
-              <w:t xml:space="preserve">Reference Simstrat date (corresponding to time=0), e.g.: </w:t>
+              <w:t xml:space="preserve">Reference </w:t>
+            </w:r>
+            <w:proofErr w:type="spellStart"/>
+            <w:r>
+              <w:rPr>
+                <w:sz w:val="24"/>
+                <w:szCs w:val="24"/>
+                <w:lang w:val="en-US"/>
+              </w:rPr>
+              <w:t>Simstrat</w:t>
+            </w:r>
+            <w:proofErr w:type="spellEnd"/>
+            <w:r>
+              <w:rPr>
+                <w:sz w:val="24"/>
+                <w:szCs w:val="24"/>
+                <w:lang w:val="en-US"/>
+              </w:rPr>
+              <w:t xml:space="preserve"> date (corresponding to time=0), e.g.: </w:t>
             </w:r>
             <w:r>
               <w:rPr>
@@ -33787,6 +36434,7 @@
                 <w:szCs w:val="24"/>
               </w:rPr>
             </w:pPr>
+            <w:proofErr w:type="spellStart"/>
             <w:r>
               <w:rPr>
                 <w:sz w:val="24"/>
@@ -33794,6 +36442,7 @@
               </w:rPr>
               <w:t>pestDir</w:t>
             </w:r>
+            <w:proofErr w:type="spellEnd"/>
           </w:p>
         </w:tc>
         <w:tc>
@@ -33836,6 +36485,7 @@
                 <w:szCs w:val="24"/>
               </w:rPr>
             </w:pPr>
+            <w:proofErr w:type="spellStart"/>
             <w:r>
               <w:rPr>
                 <w:sz w:val="24"/>
@@ -33843,6 +36493,7 @@
               </w:rPr>
               <w:t>configFile_out</w:t>
             </w:r>
+            <w:proofErr w:type="spellEnd"/>
           </w:p>
         </w:tc>
         <w:tc>
@@ -33880,7 +36531,25 @@
                 <w:szCs w:val="24"/>
                 <w:lang w:val="en-US"/>
               </w:rPr>
-              <w:t>write the Simstrat parameter files with optimal parameters</w:t>
+              <w:t xml:space="preserve">write the </w:t>
+            </w:r>
+            <w:proofErr w:type="spellStart"/>
+            <w:r>
+              <w:rPr>
+                <w:sz w:val="24"/>
+                <w:szCs w:val="24"/>
+                <w:lang w:val="en-US"/>
+              </w:rPr>
+              <w:t>Simstrat</w:t>
+            </w:r>
+            <w:proofErr w:type="spellEnd"/>
+            <w:r>
+              <w:rPr>
+                <w:sz w:val="24"/>
+                <w:szCs w:val="24"/>
+                <w:lang w:val="en-US"/>
+              </w:rPr>
+              <w:t xml:space="preserve"> parameter files with optimal parameters</w:t>
             </w:r>
           </w:p>
         </w:tc>
@@ -33901,6 +36570,7 @@
                 <w:szCs w:val="24"/>
               </w:rPr>
             </w:pPr>
+            <w:proofErr w:type="spellStart"/>
             <w:r>
               <w:rPr>
                 <w:sz w:val="24"/>
@@ -33908,6 +36578,7 @@
               </w:rPr>
               <w:t>results_out</w:t>
             </w:r>
+            <w:proofErr w:type="spellEnd"/>
           </w:p>
         </w:tc>
         <w:tc>
@@ -33929,7 +36600,25 @@
                 <w:szCs w:val="24"/>
                 <w:lang w:val="en-US"/>
               </w:rPr>
-              <w:t>Output directory to write the Simstrat results using optimal parameters</w:t>
+              <w:t xml:space="preserve">Output directory to write the </w:t>
+            </w:r>
+            <w:proofErr w:type="spellStart"/>
+            <w:r>
+              <w:rPr>
+                <w:sz w:val="24"/>
+                <w:szCs w:val="24"/>
+                <w:lang w:val="en-US"/>
+              </w:rPr>
+              <w:t>Simstrat</w:t>
+            </w:r>
+            <w:proofErr w:type="spellEnd"/>
+            <w:r>
+              <w:rPr>
+                <w:sz w:val="24"/>
+                <w:szCs w:val="24"/>
+                <w:lang w:val="en-US"/>
+              </w:rPr>
+              <w:t xml:space="preserve"> results using optimal parameters</w:t>
             </w:r>
           </w:p>
         </w:tc>
@@ -33997,6 +36686,7 @@
                 <w:szCs w:val="24"/>
               </w:rPr>
             </w:pPr>
+            <w:proofErr w:type="spellStart"/>
             <w:r>
               <w:rPr>
                 <w:sz w:val="24"/>
@@ -34004,6 +36694,7 @@
               </w:rPr>
               <w:t>nCPU</w:t>
             </w:r>
+            <w:proofErr w:type="spellEnd"/>
           </w:p>
         </w:tc>
         <w:tc>
@@ -34047,6 +36738,7 @@
                 <w:szCs w:val="24"/>
               </w:rPr>
             </w:pPr>
+            <w:proofErr w:type="spellStart"/>
             <w:r>
               <w:rPr>
                 <w:sz w:val="24"/>
@@ -34054,6 +36746,7 @@
               </w:rPr>
               <w:t>parameters</w:t>
             </w:r>
+            <w:proofErr w:type="spellEnd"/>
           </w:p>
         </w:tc>
         <w:tc>
@@ -34096,7 +36789,25 @@
                 <w:szCs w:val="24"/>
                 <w:lang w:val="en-US"/>
               </w:rPr>
-              <w:t>(name of parameter as in Simstrat parameter file</w:t>
+              <w:t xml:space="preserve">(name of parameter as in </w:t>
+            </w:r>
+            <w:proofErr w:type="spellStart"/>
+            <w:r>
+              <w:rPr>
+                <w:sz w:val="24"/>
+                <w:szCs w:val="24"/>
+                <w:lang w:val="en-US"/>
+              </w:rPr>
+              <w:t>Simstrat</w:t>
+            </w:r>
+            <w:proofErr w:type="spellEnd"/>
+            <w:r>
+              <w:rPr>
+                <w:sz w:val="24"/>
+                <w:szCs w:val="24"/>
+                <w:lang w:val="en-US"/>
+              </w:rPr>
+              <w:t xml:space="preserve"> parameter file</w:t>
             </w:r>
             <w:r>
               <w:rPr>
@@ -34163,7 +36874,25 @@
                 <w:szCs w:val="24"/>
                 <w:lang w:val="en-US"/>
               </w:rPr>
-              <w:t>(name of parameter as in Simstrat parameter file</w:t>
+              <w:t xml:space="preserve">(name of parameter as in </w:t>
+            </w:r>
+            <w:proofErr w:type="spellStart"/>
+            <w:r>
+              <w:rPr>
+                <w:sz w:val="24"/>
+                <w:szCs w:val="24"/>
+                <w:lang w:val="en-US"/>
+              </w:rPr>
+              <w:t>Simstrat</w:t>
+            </w:r>
+            <w:proofErr w:type="spellEnd"/>
+            <w:r>
+              <w:rPr>
+                <w:sz w:val="24"/>
+                <w:szCs w:val="24"/>
+                <w:lang w:val="en-US"/>
+              </w:rPr>
+              <w:t xml:space="preserve"> parameter file</w:t>
             </w:r>
             <w:r>
               <w:rPr>
@@ -34243,13 +36972,23 @@
         </w:rPr>
         <w:t>Simstrat_v2/testcase/</w:t>
       </w:r>
-      <w:r>
-        <w:rPr>
-          <w:sz w:val="24"/>
-          <w:szCs w:val="24"/>
-          <w:lang w:val="en-US"/>
-        </w:rPr>
-        <w:t>TestCase_LakeZurich.json”.</w:t>
+      <w:proofErr w:type="spellStart"/>
+      <w:r>
+        <w:rPr>
+          <w:sz w:val="24"/>
+          <w:szCs w:val="24"/>
+          <w:lang w:val="en-US"/>
+        </w:rPr>
+        <w:t>TestCase_LakeZurich.json</w:t>
+      </w:r>
+      <w:proofErr w:type="spellEnd"/>
+      <w:r>
+        <w:rPr>
+          <w:sz w:val="24"/>
+          <w:szCs w:val="24"/>
+          <w:lang w:val="en-US"/>
+        </w:rPr>
+        <w:t>”.</w:t>
       </w:r>
     </w:p>
     <w:p>
@@ -34261,13 +37000,23 @@
           <w:lang w:val="en-US"/>
         </w:rPr>
       </w:pPr>
-      <w:r>
-        <w:rPr>
-          <w:sz w:val="24"/>
-          <w:szCs w:val="24"/>
-          <w:lang w:val="en-US"/>
-        </w:rPr>
-        <w:t xml:space="preserve">In order to </w:t>
+      <w:proofErr w:type="gramStart"/>
+      <w:r>
+        <w:rPr>
+          <w:sz w:val="24"/>
+          <w:szCs w:val="24"/>
+          <w:lang w:val="en-US"/>
+        </w:rPr>
+        <w:t>In order to</w:t>
+      </w:r>
+      <w:proofErr w:type="gramEnd"/>
+      <w:r>
+        <w:rPr>
+          <w:sz w:val="24"/>
+          <w:szCs w:val="24"/>
+          <w:lang w:val="en-US"/>
+        </w:rPr>
+        <w:t xml:space="preserve"> </w:t>
       </w:r>
       <w:r>
         <w:rPr>
@@ -34307,7 +37056,61 @@
           <w:szCs w:val="24"/>
           <w:lang w:val="en-US"/>
         </w:rPr>
-        <w:t>run the function runPEST(configFile) from within Python, where “configFile” is the PEST configuration file.</w:t>
+        <w:t xml:space="preserve">run the function </w:t>
+      </w:r>
+      <w:proofErr w:type="spellStart"/>
+      <w:r>
+        <w:rPr>
+          <w:sz w:val="24"/>
+          <w:szCs w:val="24"/>
+          <w:lang w:val="en-US"/>
+        </w:rPr>
+        <w:t>runPEST</w:t>
+      </w:r>
+      <w:proofErr w:type="spellEnd"/>
+      <w:r>
+        <w:rPr>
+          <w:sz w:val="24"/>
+          <w:szCs w:val="24"/>
+          <w:lang w:val="en-US"/>
+        </w:rPr>
+        <w:t>(</w:t>
+      </w:r>
+      <w:proofErr w:type="spellStart"/>
+      <w:r>
+        <w:rPr>
+          <w:sz w:val="24"/>
+          <w:szCs w:val="24"/>
+          <w:lang w:val="en-US"/>
+        </w:rPr>
+        <w:t>configFile</w:t>
+      </w:r>
+      <w:proofErr w:type="spellEnd"/>
+      <w:r>
+        <w:rPr>
+          <w:sz w:val="24"/>
+          <w:szCs w:val="24"/>
+          <w:lang w:val="en-US"/>
+        </w:rPr>
+        <w:t>) from within Python, where “</w:t>
+      </w:r>
+      <w:proofErr w:type="spellStart"/>
+      <w:r>
+        <w:rPr>
+          <w:sz w:val="24"/>
+          <w:szCs w:val="24"/>
+          <w:lang w:val="en-US"/>
+        </w:rPr>
+        <w:t>configFile</w:t>
+      </w:r>
+      <w:proofErr w:type="spellEnd"/>
+      <w:r>
+        <w:rPr>
+          <w:sz w:val="24"/>
+          <w:szCs w:val="24"/>
+          <w:lang w:val="en-US"/>
+        </w:rPr>
+        <w:t>” is the PEST configuration file.</w:t>
       </w:r>
       <w:r>
         <w:rPr>
@@ -34389,13 +37192,41 @@
           <w:lang w:val="en-US"/>
         </w:rPr>
       </w:pPr>
-      <w:r>
-        <w:rPr>
-          <w:sz w:val="24"/>
-          <w:szCs w:val="24"/>
-          <w:lang w:val="en-US"/>
-        </w:rPr>
-        <w:t>PEST.runPEST(‘TestCase_LakeZurich.json’)</w:t>
+      <w:proofErr w:type="spellStart"/>
+      <w:r>
+        <w:rPr>
+          <w:sz w:val="24"/>
+          <w:szCs w:val="24"/>
+          <w:lang w:val="en-US"/>
+        </w:rPr>
+        <w:t>PEST.runPEST</w:t>
+      </w:r>
+      <w:proofErr w:type="spellEnd"/>
+      <w:r>
+        <w:rPr>
+          <w:sz w:val="24"/>
+          <w:szCs w:val="24"/>
+          <w:lang w:val="en-US"/>
+        </w:rPr>
+        <w:t>(‘</w:t>
+      </w:r>
+      <w:proofErr w:type="spellStart"/>
+      <w:r>
+        <w:rPr>
+          <w:sz w:val="24"/>
+          <w:szCs w:val="24"/>
+          <w:lang w:val="en-US"/>
+        </w:rPr>
+        <w:t>TestCase_LakeZurich.json</w:t>
+      </w:r>
+      <w:proofErr w:type="spellEnd"/>
+      <w:r>
+        <w:rPr>
+          <w:sz w:val="24"/>
+          <w:szCs w:val="24"/>
+          <w:lang w:val="en-US"/>
+        </w:rPr>
+        <w:t>’)</w:t>
       </w:r>
     </w:p>
     <w:p>
@@ -34458,7 +37289,61 @@
           <w:szCs w:val="24"/>
           <w:lang w:val="en-US"/>
         </w:rPr>
-        <w:t xml:space="preserve">The set-up file (simstrat_calib.pst) contains the configuration used by PEST. The record file (simstrat_calib.rec) contains the whole log of calibration, for example the evolution of the performance as different parameter values are tested. If calibration succeeded, the parameter file (simstrat_calib.par) contains the final (calibrated) value of the parameters. The residuals file (simstrat_calib.res) contains the final residuals for all observations used for calibration. The run management record file </w:t>
+        <w:t>The set-up file (simstrat_calib.pst) contains the configuration used by PEST. The record file (</w:t>
+      </w:r>
+      <w:proofErr w:type="spellStart"/>
+      <w:r>
+        <w:rPr>
+          <w:sz w:val="24"/>
+          <w:szCs w:val="24"/>
+          <w:lang w:val="en-US"/>
+        </w:rPr>
+        <w:t>simstrat_calib.rec</w:t>
+      </w:r>
+      <w:proofErr w:type="spellEnd"/>
+      <w:r>
+        <w:rPr>
+          <w:sz w:val="24"/>
+          <w:szCs w:val="24"/>
+          <w:lang w:val="en-US"/>
+        </w:rPr>
+        <w:t xml:space="preserve">) contains the whole log of calibration, for example the evolution of the performance as different parameter values </w:t>
+      </w:r>
+      <w:proofErr w:type="gramStart"/>
+      <w:r>
+        <w:rPr>
+          <w:sz w:val="24"/>
+          <w:szCs w:val="24"/>
+          <w:lang w:val="en-US"/>
+        </w:rPr>
+        <w:t>are</w:t>
+      </w:r>
+      <w:proofErr w:type="gramEnd"/>
+      <w:r>
+        <w:rPr>
+          <w:sz w:val="24"/>
+          <w:szCs w:val="24"/>
+          <w:lang w:val="en-US"/>
+        </w:rPr>
+        <w:t xml:space="preserve"> tested. If calibration succeeded, the parameter file (</w:t>
+      </w:r>
+      <w:proofErr w:type="spellStart"/>
+      <w:r>
+        <w:rPr>
+          <w:sz w:val="24"/>
+          <w:szCs w:val="24"/>
+          <w:lang w:val="en-US"/>
+        </w:rPr>
+        <w:t>simstrat_calib.par</w:t>
+      </w:r>
+      <w:proofErr w:type="spellEnd"/>
+      <w:r>
+        <w:rPr>
+          <w:sz w:val="24"/>
+          <w:szCs w:val="24"/>
+          <w:lang w:val="en-US"/>
+        </w:rPr>
+        <w:t xml:space="preserve">) contains the final (calibrated) value of the parameters. The residuals file (simstrat_calib.res) contains the final residuals for all observations used for calibration. The run management record file </w:t>
       </w:r>
       <w:r>
         <w:rPr>
@@ -34467,7 +37352,25 @@
           <w:lang w:val="en-US"/>
         </w:rPr>
         <w:lastRenderedPageBreak/>
-        <w:t>(simstrat_calib.rmr) contains a log of the interactions between the processors (in the case of parallel calibration).</w:t>
+        <w:t>(</w:t>
+      </w:r>
+      <w:proofErr w:type="spellStart"/>
+      <w:r>
+        <w:rPr>
+          <w:sz w:val="24"/>
+          <w:szCs w:val="24"/>
+          <w:lang w:val="en-US"/>
+        </w:rPr>
+        <w:t>simstrat_calib.rmr</w:t>
+      </w:r>
+      <w:proofErr w:type="spellEnd"/>
+      <w:r>
+        <w:rPr>
+          <w:sz w:val="24"/>
+          <w:szCs w:val="24"/>
+          <w:lang w:val="en-US"/>
+        </w:rPr>
+        <w:t>) contains a log of the interactions between the processors (in the case of parallel calibration).</w:t>
       </w:r>
     </w:p>
     <w:sectPr>
@@ -34617,7 +37520,23 @@
     </w:pPr>
     <w:r>
       <w:tab/>
-      <w:t>Manual for Simstrat 3.02</w:t>
+      <w:t xml:space="preserve">Manual </w:t>
+    </w:r>
+    <w:proofErr w:type="spellStart"/>
+    <w:r>
+      <w:t>for</w:t>
+    </w:r>
+    <w:proofErr w:type="spellEnd"/>
+    <w:r>
+      <w:t xml:space="preserve"> </w:t>
+    </w:r>
+    <w:proofErr w:type="spellStart"/>
+    <w:r>
+      <w:t>Simstrat</w:t>
+    </w:r>
+    <w:proofErr w:type="spellEnd"/>
+    <w:r>
+      <w:t xml:space="preserve"> 3.02</w:t>
     </w:r>
   </w:p>
   <w:p>
